--- a/Architecture/P12-Highlevel Architecture.docx
+++ b/Architecture/P12-Highlevel Architecture.docx
@@ -1393,39 +1393,7 @@
       <w:bookmarkEnd w:id="0"/>
     </w:p>
     <w:p/>
-    <w:p>
-      <w:pPr>
-        <w:rPr>
-          <w:color w:val="000000" w:themeColor="text1"/>
-        </w:rPr>
-      </w:pPr>
-      <w:r>
-        <w:rPr>
-          <w:color w:val="000000" w:themeColor="text1"/>
-        </w:rPr>
-        <w:t>&lt;Give an overview of the project here. The overview must highlight the overall objectives of the project</w:t>
-      </w:r>
-      <w:r>
-        <w:rPr>
-          <w:color w:val="000000" w:themeColor="text1"/>
-        </w:rPr>
-        <w:t xml:space="preserve"> and its potential users</w:t>
-      </w:r>
-      <w:r>
-        <w:rPr>
-          <w:color w:val="000000" w:themeColor="text1"/>
-        </w:rPr>
-        <w:t xml:space="preserve"> and customers</w:t>
-      </w:r>
-      <w:r>
-        <w:rPr>
-          <w:color w:val="000000" w:themeColor="text1"/>
-        </w:rPr>
-        <w:t>.&gt;</w:t>
-      </w:r>
-    </w:p>
     <w:p/>
-    <w:p/>
     <w:p>
       <w:pPr>
         <w:rPr>
@@ -1450,89 +1418,348 @@
       </w:pPr>
     </w:p>
     <w:p>
-      <w:r>
-        <w:t xml:space="preserve">The University Corridor Meeting Room and Workspace Reservation System makes it easier to book meeting rooms and individual workspaces in different university departments. Each department has several corridors, and each corridor contains multiple rooms. Some of these rooms have several workspaces to meet different needs. Workspaces are of different types too. The individual workspace for like studying alone, shared workspace for group studying or office hours. Other rooms may be reserved exclusively for faculty meetings and do not have multiple workspaces; instead, the entire room will be booked for a specified time. The system helps manage these spaces better, reduces booking conflicts, and makes sure the rooms are used efficiently. </w:t>
-      </w:r>
-    </w:p>
-    <w:p/>
-    <w:p/>
-    <w:p>
-      <w:r>
+      <w:pPr>
+        <w:rPr>
+          <w:lang w:val="en-PK"/>
+        </w:rPr>
+      </w:pPr>
+      <w:r>
+        <w:rPr>
+          <w:lang w:val="en-PK"/>
+        </w:rPr>
+        <w:t>The Workspace Reservation System is a web app designed to make it easier for people to book tables</w:t>
+      </w:r>
+      <w:r>
+        <w:rPr>
+          <w:lang w:val="en-PK"/>
+        </w:rPr>
+        <w:t>/workspaces</w:t>
+      </w:r>
+      <w:r>
+        <w:rPr>
+          <w:lang w:val="en-PK"/>
+        </w:rPr>
+        <w:t xml:space="preserve"> in university department rooms. It’s built using modern technolog</w:t>
+      </w:r>
+      <w:r>
+        <w:rPr>
+          <w:lang w:val="en-PK"/>
+        </w:rPr>
+        <w:t>y of</w:t>
+      </w:r>
+      <w:r>
+        <w:rPr>
+          <w:lang w:val="en-PK"/>
+        </w:rPr>
+        <w:t xml:space="preserve"> MERN stack (MongoDB, Express.js, React.js, Node.js), which help</w:t>
+      </w:r>
+      <w:r>
+        <w:rPr>
+          <w:lang w:val="en-PK"/>
+        </w:rPr>
+        <w:t>s</w:t>
+      </w:r>
+      <w:r>
+        <w:rPr>
+          <w:lang w:val="en-PK"/>
+        </w:rPr>
+        <w:t xml:space="preserve"> it run smoothly and look </w:t>
+      </w:r>
+      <w:r>
+        <w:rPr>
+          <w:lang w:val="en-PK"/>
+        </w:rPr>
+        <w:t>simply</w:t>
+      </w:r>
+      <w:r>
+        <w:rPr>
+          <w:lang w:val="en-PK"/>
+        </w:rPr>
+        <w:t xml:space="preserve"> to use. The system is made to help Teaching Assistants (TAs</w:t>
+      </w:r>
+      <w:proofErr w:type="gramStart"/>
+      <w:r>
+        <w:rPr>
+          <w:lang w:val="en-PK"/>
+        </w:rPr>
+        <w:t>)</w:t>
+      </w:r>
+      <w:proofErr w:type="gramEnd"/>
+      <w:r>
+        <w:rPr>
+          <w:lang w:val="en-PK"/>
+        </w:rPr>
+        <w:t xml:space="preserve"> and Coordinators manage workspaces in a way that is both organized and hassle-free.</w:t>
+      </w:r>
+    </w:p>
+    <w:p>
+      <w:pPr>
         <w:rPr>
           <w:b/>
           <w:bCs/>
+          <w:lang w:val="en-PK"/>
+        </w:rPr>
+      </w:pPr>
+    </w:p>
+    <w:p>
+      <w:pPr>
+        <w:rPr>
+          <w:b/>
+          <w:bCs/>
+          <w:lang w:val="en-PK"/>
+        </w:rPr>
+      </w:pPr>
+      <w:r>
+        <w:rPr>
+          <w:b/>
+          <w:bCs/>
+          <w:lang w:val="en-PK"/>
         </w:rPr>
         <w:t>Objectives:</w:t>
       </w:r>
-      <w:r>
-        <w:t xml:space="preserve"> </w:t>
-      </w:r>
-    </w:p>
-    <w:p/>
-    <w:p>
-      <w:r>
-        <w:t>• To provide a centralized platform for booking meeting rooms and workspaces.</w:t>
-      </w:r>
-    </w:p>
-    <w:p>
-      <w:r>
-        <w:t xml:space="preserve">• To allow users to view, reserve, and manage bookings efficiently. </w:t>
-      </w:r>
-    </w:p>
-    <w:p>
-      <w:r>
-        <w:t xml:space="preserve">• To prevent double bookings and enforce booking policies to maintain fair usage. </w:t>
-      </w:r>
-    </w:p>
-    <w:p/>
-    <w:p/>
+    </w:p>
     <w:p>
       <w:pPr>
         <w:rPr>
           <w:b/>
           <w:bCs/>
+          <w:lang w:val="en-PK"/>
+        </w:rPr>
+      </w:pPr>
+    </w:p>
+    <w:p>
+      <w:pPr>
+        <w:numPr>
+          <w:ilvl w:val="0"/>
+          <w:numId w:val="32"/>
+        </w:numPr>
+        <w:rPr>
+          <w:lang w:val="en-PK"/>
         </w:rPr>
       </w:pPr>
       <w:r>
         <w:rPr>
           <w:b/>
           <w:bCs/>
-        </w:rPr>
-        <w:t xml:space="preserve">Potential Users: </w:t>
-      </w:r>
-    </w:p>
-    <w:p>
-      <w:pPr>
+          <w:lang w:val="en-PK"/>
+        </w:rPr>
+        <w:t xml:space="preserve">Make Booking Simple: </w:t>
+      </w:r>
+      <w:r>
+        <w:rPr>
+          <w:lang w:val="en-PK"/>
+        </w:rPr>
+        <w:t>The system makes it easy to find and reserve workspaces by showing what’s available and letting users search by date, time, and room number.</w:t>
+      </w:r>
+    </w:p>
+    <w:p>
+      <w:pPr>
+        <w:numPr>
+          <w:ilvl w:val="0"/>
+          <w:numId w:val="32"/>
+        </w:numPr>
         <w:rPr>
           <w:b/>
           <w:bCs/>
-        </w:rPr>
-      </w:pPr>
-    </w:p>
-    <w:p>
-      <w:r>
-        <w:t xml:space="preserve">• Faculty members for departmental meetings. </w:t>
-      </w:r>
-    </w:p>
-    <w:p>
-      <w:r>
-        <w:t xml:space="preserve">• Teaching Assistants (TAs) for office hours and student consultations. </w:t>
-      </w:r>
-    </w:p>
-    <w:p>
-      <w:r>
-        <w:t xml:space="preserve">• Senior Year Students for studying alone or in group for project (restricted to 5 members). </w:t>
-      </w:r>
-    </w:p>
-    <w:p>
-      <w:r>
-        <w:t xml:space="preserve">• Application system for handling booking, conflict resolution, and notification. </w:t>
-      </w:r>
-    </w:p>
-    <w:p>
-      <w:r>
-        <w:t>• Admin for creating user accounts based on the user's status.</w:t>
-      </w:r>
+          <w:lang w:val="en-PK"/>
+        </w:rPr>
+      </w:pPr>
+      <w:r>
+        <w:rPr>
+          <w:b/>
+          <w:bCs/>
+          <w:lang w:val="en-PK"/>
+        </w:rPr>
+        <w:t xml:space="preserve">Prevent Booking Issues: </w:t>
+      </w:r>
+      <w:r>
+        <w:rPr>
+          <w:lang w:val="en-PK"/>
+        </w:rPr>
+        <w:t>It ensures no two people can book the same table at the same time, which keeps things fair and avoids confusion.</w:t>
+      </w:r>
+    </w:p>
+    <w:p>
+      <w:pPr>
+        <w:numPr>
+          <w:ilvl w:val="0"/>
+          <w:numId w:val="32"/>
+        </w:numPr>
+        <w:rPr>
+          <w:lang w:val="en-PK"/>
+        </w:rPr>
+      </w:pPr>
+      <w:r>
+        <w:rPr>
+          <w:b/>
+          <w:bCs/>
+          <w:lang w:val="en-PK"/>
+        </w:rPr>
+        <w:t xml:space="preserve">Clean Up Old Bookings: </w:t>
+      </w:r>
+      <w:r>
+        <w:rPr>
+          <w:lang w:val="en-PK"/>
+        </w:rPr>
+        <w:t>Past bookings are automatically deleted, which helps keep the system clean and easy to navigate.</w:t>
+      </w:r>
+    </w:p>
+    <w:p>
+      <w:pPr>
+        <w:numPr>
+          <w:ilvl w:val="0"/>
+          <w:numId w:val="32"/>
+        </w:numPr>
+        <w:rPr>
+          <w:b/>
+          <w:bCs/>
+          <w:lang w:val="en-PK"/>
+        </w:rPr>
+      </w:pPr>
+      <w:r>
+        <w:rPr>
+          <w:b/>
+          <w:bCs/>
+          <w:lang w:val="en-PK"/>
+        </w:rPr>
+        <w:t xml:space="preserve">Support Different User Roles: </w:t>
+      </w:r>
+      <w:r>
+        <w:rPr>
+          <w:lang w:val="en-PK"/>
+        </w:rPr>
+        <w:t>There are separate features for TAs and Coordinators, which make sure everyone has the tools they need for their specific tasks.</w:t>
+      </w:r>
+    </w:p>
+    <w:p>
+      <w:pPr>
+        <w:ind w:left="720"/>
+        <w:rPr>
+          <w:b/>
+          <w:bCs/>
+          <w:lang w:val="en-PK"/>
+        </w:rPr>
+      </w:pPr>
+    </w:p>
+    <w:p>
+      <w:pPr>
+        <w:ind w:left="720"/>
+        <w:rPr>
+          <w:b/>
+          <w:bCs/>
+          <w:lang w:val="en-PK"/>
+        </w:rPr>
+      </w:pPr>
+    </w:p>
+    <w:p>
+      <w:pPr>
+        <w:rPr>
+          <w:b/>
+          <w:bCs/>
+          <w:lang w:val="en-PK"/>
+        </w:rPr>
+      </w:pPr>
+      <w:r>
+        <w:rPr>
+          <w:b/>
+          <w:bCs/>
+          <w:lang w:val="en-PK"/>
+        </w:rPr>
+        <w:t>Potential Users:</w:t>
+      </w:r>
+    </w:p>
+    <w:p>
+      <w:pPr>
+        <w:rPr>
+          <w:b/>
+          <w:bCs/>
+          <w:lang w:val="en-PK"/>
+        </w:rPr>
+      </w:pPr>
+    </w:p>
+    <w:p>
+      <w:pPr>
+        <w:numPr>
+          <w:ilvl w:val="0"/>
+          <w:numId w:val="33"/>
+        </w:numPr>
+        <w:rPr>
+          <w:b/>
+          <w:bCs/>
+          <w:lang w:val="en-PK"/>
+        </w:rPr>
+      </w:pPr>
+      <w:r>
+        <w:rPr>
+          <w:b/>
+          <w:bCs/>
+          <w:lang w:val="en-PK"/>
+        </w:rPr>
+        <w:t xml:space="preserve">Teaching Assistants (TAs): </w:t>
+      </w:r>
+      <w:r>
+        <w:rPr>
+          <w:lang w:val="en-PK"/>
+        </w:rPr>
+        <w:t>TAs can reserve up to two tables at a time, check their own bookings, and use FAQs for help when needed.</w:t>
+      </w:r>
+    </w:p>
+    <w:p>
+      <w:pPr>
+        <w:numPr>
+          <w:ilvl w:val="0"/>
+          <w:numId w:val="33"/>
+        </w:numPr>
+        <w:rPr>
+          <w:b/>
+          <w:bCs/>
+          <w:lang w:val="en-PK"/>
+        </w:rPr>
+      </w:pPr>
+      <w:r>
+        <w:rPr>
+          <w:b/>
+          <w:bCs/>
+          <w:lang w:val="en-PK"/>
+        </w:rPr>
+        <w:t xml:space="preserve">Coordinators (Admins): </w:t>
+      </w:r>
+      <w:r>
+        <w:rPr>
+          <w:lang w:val="en-PK"/>
+        </w:rPr>
+        <w:t>Coordinators can book as many tables as they want, manage everyone’s reservations, create FAQs, and add or remove users.</w:t>
+      </w:r>
+    </w:p>
+    <w:p>
+      <w:pPr>
+        <w:ind w:left="720"/>
+        <w:rPr>
+          <w:b/>
+          <w:bCs/>
+          <w:lang w:val="en-PK"/>
+        </w:rPr>
+      </w:pPr>
+    </w:p>
+    <w:p>
+      <w:pPr>
+        <w:rPr>
+          <w:lang w:val="en-PK"/>
+        </w:rPr>
+      </w:pPr>
+      <w:r>
+        <w:rPr>
+          <w:lang w:val="en-PK"/>
+        </w:rPr>
+        <w:t>This system is designed to save time and make managing shared spaces easier, which helps both users and administrators focus on their work without worrying about booking problems.</w:t>
+      </w:r>
+    </w:p>
+    <w:p>
+      <w:pPr>
+        <w:rPr>
+          <w:lang w:val="en-PK"/>
+        </w:rPr>
+      </w:pPr>
     </w:p>
     <w:p/>
     <w:p>
@@ -1586,3974 +1813,566 @@
         <w:t>Architecture Diagram</w:t>
       </w:r>
       <w:bookmarkEnd w:id="2"/>
-    </w:p>
-    <w:p/>
-    <w:p>
-      <w:r>
-        <w:t>&lt;</w:t>
-      </w:r>
-      <w:r>
-        <w:t xml:space="preserve">Draw a diagram of the system architecture. </w:t>
-      </w:r>
-      <w:r>
-        <w:t>Remember that your system’s architecture may be defined using multiple architectural patterns.</w:t>
-      </w:r>
-      <w:r>
-        <w:t>&gt;</w:t>
-      </w:r>
       <w:r>
         <w:t xml:space="preserve"> </w:t>
       </w:r>
     </w:p>
     <w:p/>
     <w:p/>
-    <w:p/>
-    <w:p>
-      <w:pPr>
-        <w:pStyle w:val="Heading1"/>
+    <w:p>
+      <w:r>
+        <w:rPr>
+          <w:noProof/>
+        </w:rPr>
+        <w:drawing>
+          <wp:inline distT="0" distB="0" distL="0" distR="0" wp14:anchorId="30A828C5" wp14:editId="58D98F30">
+            <wp:extent cx="6725199" cy="1854459"/>
+            <wp:effectExtent l="0" t="0" r="0" b="0"/>
+            <wp:docPr id="719794858" name="Picture 37"/>
+            <wp:cNvGraphicFramePr>
+              <a:graphicFrameLocks xmlns:a="http://schemas.openxmlformats.org/drawingml/2006/main" noChangeAspect="1"/>
+            </wp:cNvGraphicFramePr>
+            <a:graphic xmlns:a="http://schemas.openxmlformats.org/drawingml/2006/main">
+              <a:graphicData uri="http://schemas.openxmlformats.org/drawingml/2006/picture">
+                <pic:pic xmlns:pic="http://schemas.openxmlformats.org/drawingml/2006/picture">
+                  <pic:nvPicPr>
+                    <pic:cNvPr id="719794858" name="Picture 719794858"/>
+                    <pic:cNvPicPr/>
+                  </pic:nvPicPr>
+                  <pic:blipFill>
+                    <a:blip r:embed="rId7" cstate="print">
+                      <a:extLst>
+                        <a:ext uri="{28A0092B-C50C-407E-A947-70E740481C1C}">
+                          <a14:useLocalDpi xmlns:a14="http://schemas.microsoft.com/office/drawing/2010/main" val="0"/>
+                        </a:ext>
+                      </a:extLst>
+                    </a:blip>
+                    <a:stretch>
+                      <a:fillRect/>
+                    </a:stretch>
+                  </pic:blipFill>
+                  <pic:spPr>
+                    <a:xfrm>
+                      <a:off x="0" y="0"/>
+                      <a:ext cx="6787798" cy="1871720"/>
+                    </a:xfrm>
+                    <a:prstGeom prst="rect">
+                      <a:avLst/>
+                    </a:prstGeom>
+                  </pic:spPr>
+                </pic:pic>
+              </a:graphicData>
+            </a:graphic>
+          </wp:inline>
+        </w:drawing>
+      </w:r>
+    </w:p>
+    <w:p>
+      <w:pPr>
+        <w:pStyle w:val="Heading2"/>
         <w:numPr>
           <w:ilvl w:val="0"/>
           <w:numId w:val="0"/>
         </w:numPr>
-        <w:jc w:val="left"/>
-        <w:rPr>
-          <w:rFonts w:asciiTheme="minorHAnsi" w:hAnsiTheme="minorHAnsi" w:cstheme="minorHAnsi"/>
-          <w:sz w:val="32"/>
-          <w:szCs w:val="30"/>
-        </w:rPr>
-      </w:pPr>
-    </w:p>
-    <w:p>
-      <w:pPr>
-        <w:pStyle w:val="Heading1"/>
+        <w:ind w:left="576"/>
+      </w:pPr>
+      <w:bookmarkStart w:id="3" w:name="_Toc83733557"/>
+    </w:p>
+    <w:p/>
+    <w:p/>
+    <w:p/>
+    <w:p>
+      <w:pPr>
+        <w:pStyle w:val="Heading2"/>
+      </w:pPr>
+      <w:r>
+        <w:t>Architecture Description</w:t>
+      </w:r>
+      <w:bookmarkEnd w:id="3"/>
+    </w:p>
+    <w:p/>
+    <w:p>
+      <w:pPr>
+        <w:ind w:left="432"/>
+        <w:rPr>
+          <w:b/>
+          <w:bCs/>
+          <w:lang w:val="en-PK"/>
+        </w:rPr>
+      </w:pPr>
+      <w:r>
+        <w:rPr>
+          <w:b/>
+          <w:bCs/>
+          <w:lang w:val="en-PK"/>
+        </w:rPr>
+        <w:t>Subsystem Descriptions:</w:t>
+      </w:r>
+    </w:p>
+    <w:p>
+      <w:pPr>
+        <w:ind w:left="432"/>
+        <w:rPr>
+          <w:b/>
+          <w:bCs/>
+          <w:lang w:val="en-PK"/>
+        </w:rPr>
+      </w:pPr>
+    </w:p>
+    <w:p>
+      <w:pPr>
         <w:numPr>
           <w:ilvl w:val="0"/>
-          <w:numId w:val="0"/>
+          <w:numId w:val="34"/>
         </w:numPr>
-        <w:jc w:val="left"/>
-        <w:rPr>
-          <w:rFonts w:asciiTheme="minorHAnsi" w:hAnsiTheme="minorHAnsi" w:cstheme="minorHAnsi"/>
-          <w:sz w:val="32"/>
-          <w:szCs w:val="30"/>
-        </w:rPr>
-      </w:pPr>
-      <w:r>
-        <w:rPr>
-          <w:rFonts w:asciiTheme="minorHAnsi" w:hAnsiTheme="minorHAnsi" w:cstheme="minorHAnsi"/>
-          <w:noProof/>
-          <w:sz w:val="32"/>
-          <w:szCs w:val="30"/>
-        </w:rPr>
-        <mc:AlternateContent>
-          <mc:Choice Requires="wps">
-            <w:drawing>
-              <wp:anchor distT="0" distB="0" distL="114300" distR="114300" simplePos="0" relativeHeight="251666432" behindDoc="0" locked="0" layoutInCell="1" allowOverlap="1" wp14:anchorId="2C17ACA5" wp14:editId="409593EA">
-                <wp:simplePos x="0" y="0"/>
-                <wp:positionH relativeFrom="column">
-                  <wp:posOffset>1348740</wp:posOffset>
-                </wp:positionH>
-                <wp:positionV relativeFrom="paragraph">
-                  <wp:posOffset>83185</wp:posOffset>
-                </wp:positionV>
-                <wp:extent cx="3505200" cy="1112520"/>
-                <wp:effectExtent l="0" t="0" r="19050" b="11430"/>
-                <wp:wrapNone/>
-                <wp:docPr id="1474420109" name="Rectangle 11"/>
-                <wp:cNvGraphicFramePr/>
-                <a:graphic xmlns:a="http://schemas.openxmlformats.org/drawingml/2006/main">
-                  <a:graphicData uri="http://schemas.microsoft.com/office/word/2010/wordprocessingShape">
-                    <wps:wsp>
-                      <wps:cNvSpPr/>
-                      <wps:spPr>
-                        <a:xfrm>
-                          <a:off x="0" y="0"/>
-                          <a:ext cx="3505200" cy="1112520"/>
-                        </a:xfrm>
-                        <a:prstGeom prst="rect">
-                          <a:avLst/>
-                        </a:prstGeom>
-                      </wps:spPr>
-                      <wps:style>
-                        <a:lnRef idx="2">
-                          <a:schemeClr val="dk1"/>
-                        </a:lnRef>
-                        <a:fillRef idx="1">
-                          <a:schemeClr val="lt1"/>
-                        </a:fillRef>
-                        <a:effectRef idx="0">
-                          <a:schemeClr val="dk1"/>
-                        </a:effectRef>
-                        <a:fontRef idx="minor">
-                          <a:schemeClr val="dk1"/>
-                        </a:fontRef>
-                      </wps:style>
-                      <wps:txbx>
-                        <w:txbxContent>
-                          <w:p>
-                            <w:pPr>
-                              <w:spacing w:line="276" w:lineRule="auto"/>
-                              <w:jc w:val="center"/>
-                              <w:rPr>
-                                <w:sz w:val="28"/>
-                                <w:szCs w:val="28"/>
-                              </w:rPr>
-                            </w:pPr>
-                            <w:r>
-                              <w:rPr>
-                                <w:sz w:val="28"/>
-                                <w:szCs w:val="28"/>
-                              </w:rPr>
-                              <w:t>Administration Tool</w:t>
-                            </w:r>
-                          </w:p>
-                          <w:p>
-                            <w:pPr>
-                              <w:spacing w:line="276" w:lineRule="auto"/>
-                              <w:rPr>
-                                <w:sz w:val="28"/>
-                                <w:szCs w:val="28"/>
-                              </w:rPr>
-                            </w:pPr>
-                            <w:r>
-                              <w:rPr>
-                                <w:sz w:val="28"/>
-                                <w:szCs w:val="28"/>
-                              </w:rPr>
-                              <w:t xml:space="preserve">                       Administration layer</w:t>
-                            </w:r>
-                          </w:p>
-                          <w:p>
-                            <w:pPr>
-                              <w:jc w:val="center"/>
-                              <w:rPr>
-                                <w:sz w:val="28"/>
-                                <w:szCs w:val="28"/>
-                              </w:rPr>
-                            </w:pPr>
-                          </w:p>
-                          <w:p>
-                            <w:pPr>
-                              <w:jc w:val="center"/>
-                              <w:rPr>
-                                <w:sz w:val="28"/>
-                                <w:szCs w:val="28"/>
-                              </w:rPr>
-                            </w:pPr>
-                          </w:p>
-                          <w:p>
-                            <w:pPr>
-                              <w:jc w:val="center"/>
-                              <w:rPr>
-                                <w:sz w:val="28"/>
-                                <w:szCs w:val="28"/>
-                              </w:rPr>
-                            </w:pPr>
-                          </w:p>
-                          <w:p>
-                            <w:pPr>
-                              <w:jc w:val="center"/>
-                              <w:rPr>
-                                <w:sz w:val="28"/>
-                                <w:szCs w:val="28"/>
-                              </w:rPr>
-                            </w:pPr>
-                          </w:p>
-                          <w:p>
-                            <w:pPr>
-                              <w:jc w:val="center"/>
-                              <w:rPr>
-                                <w:sz w:val="28"/>
-                                <w:szCs w:val="28"/>
-                              </w:rPr>
-                            </w:pPr>
-                          </w:p>
-                          <w:p>
-                            <w:pPr>
-                              <w:jc w:val="center"/>
-                              <w:rPr>
-                                <w:sz w:val="28"/>
-                                <w:szCs w:val="28"/>
-                              </w:rPr>
-                            </w:pPr>
-                          </w:p>
-                          <w:p>
-                            <w:pPr>
-                              <w:jc w:val="center"/>
-                              <w:rPr>
-                                <w:sz w:val="28"/>
-                                <w:szCs w:val="28"/>
-                              </w:rPr>
-                            </w:pPr>
-                          </w:p>
-                          <w:p>
-                            <w:pPr>
-                              <w:jc w:val="center"/>
-                              <w:rPr>
-                                <w:sz w:val="28"/>
-                                <w:szCs w:val="28"/>
-                              </w:rPr>
-                            </w:pPr>
-                          </w:p>
-                          <w:p>
-                            <w:pPr>
-                              <w:jc w:val="center"/>
-                              <w:rPr>
-                                <w:sz w:val="28"/>
-                                <w:szCs w:val="28"/>
-                              </w:rPr>
-                            </w:pPr>
-                          </w:p>
-                          <w:p>
-                            <w:pPr>
-                              <w:jc w:val="center"/>
-                              <w:rPr>
-                                <w:sz w:val="28"/>
-                                <w:szCs w:val="28"/>
-                              </w:rPr>
-                            </w:pPr>
-                          </w:p>
-                          <w:p>
-                            <w:pPr>
-                              <w:jc w:val="center"/>
-                              <w:rPr>
-                                <w:sz w:val="28"/>
-                                <w:szCs w:val="28"/>
-                              </w:rPr>
-                            </w:pPr>
-                          </w:p>
-                        </w:txbxContent>
-                      </wps:txbx>
-                      <wps:bodyPr rot="0" spcFirstLastPara="0" vertOverflow="overflow" horzOverflow="overflow" vert="horz" wrap="square" lIns="91440" tIns="45720" rIns="91440" bIns="45720" numCol="1" spcCol="0" rtlCol="0" fromWordArt="0" anchor="ctr" anchorCtr="0" forceAA="0" compatLnSpc="1">
-                        <a:prstTxWarp prst="textNoShape">
-                          <a:avLst/>
-                        </a:prstTxWarp>
-                        <a:noAutofit/>
-                      </wps:bodyPr>
-                    </wps:wsp>
-                  </a:graphicData>
-                </a:graphic>
-                <wp14:sizeRelV relativeFrom="margin">
-                  <wp14:pctHeight>0</wp14:pctHeight>
-                </wp14:sizeRelV>
-              </wp:anchor>
-            </w:drawing>
-          </mc:Choice>
-          <mc:Fallback>
-            <w:pict>
-              <v:rect w14:anchorId="2C17ACA5" id="Rectangle 11" o:spid="_x0000_s1026" style="position:absolute;margin-left:106.2pt;margin-top:6.55pt;width:276pt;height:87.6pt;z-index:251666432;visibility:visible;mso-wrap-style:square;mso-height-percent:0;mso-wrap-distance-left:9pt;mso-wrap-distance-top:0;mso-wrap-distance-right:9pt;mso-wrap-distance-bottom:0;mso-position-horizontal:absolute;mso-position-horizontal-relative:text;mso-position-vertical:absolute;mso-position-vertical-relative:text;mso-height-percent:0;mso-height-relative:margin;v-text-anchor:middle" o:gfxdata="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" fillcolor="white [3201]" strokecolor="black [3200]" strokeweight="1pt">
-                <v:textbox>
-                  <w:txbxContent>
-                    <w:p>
-                      <w:pPr>
-                        <w:spacing w:line="276" w:lineRule="auto"/>
-                        <w:jc w:val="center"/>
-                        <w:rPr>
-                          <w:sz w:val="28"/>
-                          <w:szCs w:val="28"/>
-                        </w:rPr>
-                      </w:pPr>
-                      <w:r>
-                        <w:rPr>
-                          <w:sz w:val="28"/>
-                          <w:szCs w:val="28"/>
-                        </w:rPr>
-                        <w:t>Administration Tool</w:t>
-                      </w:r>
-                    </w:p>
-                    <w:p>
-                      <w:pPr>
-                        <w:spacing w:line="276" w:lineRule="auto"/>
-                        <w:rPr>
-                          <w:sz w:val="28"/>
-                          <w:szCs w:val="28"/>
-                        </w:rPr>
-                      </w:pPr>
-                      <w:r>
-                        <w:rPr>
-                          <w:sz w:val="28"/>
-                          <w:szCs w:val="28"/>
-                        </w:rPr>
-                        <w:t xml:space="preserve">                       Administration layer</w:t>
-                      </w:r>
-                    </w:p>
-                    <w:p>
-                      <w:pPr>
-                        <w:jc w:val="center"/>
-                        <w:rPr>
-                          <w:sz w:val="28"/>
-                          <w:szCs w:val="28"/>
-                        </w:rPr>
-                      </w:pPr>
-                    </w:p>
-                    <w:p>
-                      <w:pPr>
-                        <w:jc w:val="center"/>
-                        <w:rPr>
-                          <w:sz w:val="28"/>
-                          <w:szCs w:val="28"/>
-                        </w:rPr>
-                      </w:pPr>
-                    </w:p>
-                    <w:p>
-                      <w:pPr>
-                        <w:jc w:val="center"/>
-                        <w:rPr>
-                          <w:sz w:val="28"/>
-                          <w:szCs w:val="28"/>
-                        </w:rPr>
-                      </w:pPr>
-                    </w:p>
-                    <w:p>
-                      <w:pPr>
-                        <w:jc w:val="center"/>
-                        <w:rPr>
-                          <w:sz w:val="28"/>
-                          <w:szCs w:val="28"/>
-                        </w:rPr>
-                      </w:pPr>
-                    </w:p>
-                    <w:p>
-                      <w:pPr>
-                        <w:jc w:val="center"/>
-                        <w:rPr>
-                          <w:sz w:val="28"/>
-                          <w:szCs w:val="28"/>
-                        </w:rPr>
-                      </w:pPr>
-                    </w:p>
-                    <w:p>
-                      <w:pPr>
-                        <w:jc w:val="center"/>
-                        <w:rPr>
-                          <w:sz w:val="28"/>
-                          <w:szCs w:val="28"/>
-                        </w:rPr>
-                      </w:pPr>
-                    </w:p>
-                    <w:p>
-                      <w:pPr>
-                        <w:jc w:val="center"/>
-                        <w:rPr>
-                          <w:sz w:val="28"/>
-                          <w:szCs w:val="28"/>
-                        </w:rPr>
-                      </w:pPr>
-                    </w:p>
-                    <w:p>
-                      <w:pPr>
-                        <w:jc w:val="center"/>
-                        <w:rPr>
-                          <w:sz w:val="28"/>
-                          <w:szCs w:val="28"/>
-                        </w:rPr>
-                      </w:pPr>
-                    </w:p>
-                    <w:p>
-                      <w:pPr>
-                        <w:jc w:val="center"/>
-                        <w:rPr>
-                          <w:sz w:val="28"/>
-                          <w:szCs w:val="28"/>
-                        </w:rPr>
-                      </w:pPr>
-                    </w:p>
-                    <w:p>
-                      <w:pPr>
-                        <w:jc w:val="center"/>
-                        <w:rPr>
-                          <w:sz w:val="28"/>
-                          <w:szCs w:val="28"/>
-                        </w:rPr>
-                      </w:pPr>
-                    </w:p>
-                    <w:p>
-                      <w:pPr>
-                        <w:jc w:val="center"/>
-                        <w:rPr>
-                          <w:sz w:val="28"/>
-                          <w:szCs w:val="28"/>
-                        </w:rPr>
-                      </w:pPr>
-                    </w:p>
-                  </w:txbxContent>
-                </v:textbox>
-              </v:rect>
-            </w:pict>
-          </mc:Fallback>
-        </mc:AlternateContent>
-      </w:r>
-    </w:p>
-    <w:p>
-      <w:pPr>
-        <w:pStyle w:val="Heading1"/>
+        <w:rPr>
+          <w:lang w:val="en-PK"/>
+        </w:rPr>
+      </w:pPr>
+      <w:r>
+        <w:rPr>
+          <w:b/>
+          <w:bCs/>
+          <w:lang w:val="en-PK"/>
+        </w:rPr>
+        <w:t>Frontend (Client)</w:t>
+      </w:r>
+      <w:r>
+        <w:rPr>
+          <w:lang w:val="en-PK"/>
+        </w:rPr>
+        <w:t>:</w:t>
+      </w:r>
+    </w:p>
+    <w:p>
+      <w:pPr>
+        <w:numPr>
+          <w:ilvl w:val="1"/>
+          <w:numId w:val="34"/>
+        </w:numPr>
+        <w:rPr>
+          <w:lang w:val="en-PK"/>
+        </w:rPr>
+      </w:pPr>
+      <w:r>
+        <w:rPr>
+          <w:b/>
+          <w:bCs/>
+          <w:lang w:val="en-PK"/>
+        </w:rPr>
+        <w:t>Workspace Reservation</w:t>
+      </w:r>
+      <w:r>
+        <w:rPr>
+          <w:lang w:val="en-PK"/>
+        </w:rPr>
+        <w:t>: Allows users to search and reserve available workspaces by specifying room numbers, dates, and times.</w:t>
+      </w:r>
+    </w:p>
+    <w:p>
+      <w:pPr>
+        <w:numPr>
+          <w:ilvl w:val="1"/>
+          <w:numId w:val="34"/>
+        </w:numPr>
+        <w:rPr>
+          <w:lang w:val="en-PK"/>
+        </w:rPr>
+      </w:pPr>
+      <w:r>
+        <w:rPr>
+          <w:b/>
+          <w:bCs/>
+          <w:lang w:val="en-PK"/>
+        </w:rPr>
+        <w:t>Login/Authentication</w:t>
+      </w:r>
+      <w:r>
+        <w:rPr>
+          <w:lang w:val="en-PK"/>
+        </w:rPr>
+        <w:t>: Provides secure login functionality with authentication rules and allows users to update credentials.</w:t>
+      </w:r>
+    </w:p>
+    <w:p>
+      <w:pPr>
+        <w:numPr>
+          <w:ilvl w:val="1"/>
+          <w:numId w:val="34"/>
+        </w:numPr>
+        <w:rPr>
+          <w:lang w:val="en-PK"/>
+        </w:rPr>
+      </w:pPr>
+      <w:r>
+        <w:rPr>
+          <w:b/>
+          <w:bCs/>
+          <w:lang w:val="en-PK"/>
+        </w:rPr>
+        <w:t>View/Manage Bookings</w:t>
+      </w:r>
+      <w:r>
+        <w:rPr>
+          <w:lang w:val="en-PK"/>
+        </w:rPr>
+        <w:t>: Enables users to view their bookings, cancel reservations, and manage their profile details. Coordinators can view all users' bookings.</w:t>
+      </w:r>
+    </w:p>
+    <w:p>
+      <w:pPr>
+        <w:numPr>
+          <w:ilvl w:val="1"/>
+          <w:numId w:val="34"/>
+        </w:numPr>
+        <w:rPr>
+          <w:lang w:val="en-PK"/>
+        </w:rPr>
+      </w:pPr>
+      <w:r>
+        <w:rPr>
+          <w:b/>
+          <w:bCs/>
+          <w:lang w:val="en-PK"/>
+        </w:rPr>
+        <w:t>Interaction</w:t>
+      </w:r>
+      <w:r>
+        <w:rPr>
+          <w:lang w:val="en-PK"/>
+        </w:rPr>
+        <w:t xml:space="preserve">: Communicates with the backend via </w:t>
+      </w:r>
+      <w:r>
+        <w:rPr>
+          <w:lang w:val="en-PK"/>
+        </w:rPr>
+        <w:t>web sockets</w:t>
+      </w:r>
+      <w:r>
+        <w:rPr>
+          <w:lang w:val="en-PK"/>
+        </w:rPr>
+        <w:t xml:space="preserve"> for data fetching and updates.</w:t>
+      </w:r>
+    </w:p>
+    <w:p>
+      <w:pPr>
+        <w:ind w:left="1440"/>
+        <w:rPr>
+          <w:lang w:val="en-PK"/>
+        </w:rPr>
+      </w:pPr>
+    </w:p>
+    <w:p>
+      <w:pPr>
         <w:numPr>
           <w:ilvl w:val="0"/>
-          <w:numId w:val="0"/>
+          <w:numId w:val="34"/>
         </w:numPr>
-        <w:jc w:val="left"/>
-        <w:rPr>
-          <w:rFonts w:asciiTheme="minorHAnsi" w:hAnsiTheme="minorHAnsi" w:cstheme="minorHAnsi"/>
-          <w:sz w:val="32"/>
-          <w:szCs w:val="30"/>
-        </w:rPr>
-      </w:pPr>
-      <w:r>
-        <w:rPr>
-          <w:rFonts w:asciiTheme="minorHAnsi" w:hAnsiTheme="minorHAnsi" w:cstheme="minorHAnsi"/>
-          <w:noProof/>
-          <w:sz w:val="32"/>
-          <w:szCs w:val="30"/>
-        </w:rPr>
-        <mc:AlternateContent>
-          <mc:Choice Requires="wps">
-            <w:drawing>
-              <wp:anchor distT="0" distB="0" distL="114300" distR="114300" simplePos="0" relativeHeight="251667456" behindDoc="0" locked="0" layoutInCell="1" allowOverlap="1" wp14:anchorId="3AFC0125" wp14:editId="31392229">
-                <wp:simplePos x="0" y="0"/>
-                <wp:positionH relativeFrom="column">
-                  <wp:posOffset>1348740</wp:posOffset>
-                </wp:positionH>
-                <wp:positionV relativeFrom="paragraph">
-                  <wp:posOffset>154940</wp:posOffset>
-                </wp:positionV>
-                <wp:extent cx="3489960" cy="7620"/>
-                <wp:effectExtent l="0" t="0" r="34290" b="30480"/>
-                <wp:wrapNone/>
-                <wp:docPr id="139119258" name="Straight Connector 13"/>
-                <wp:cNvGraphicFramePr/>
-                <a:graphic xmlns:a="http://schemas.openxmlformats.org/drawingml/2006/main">
-                  <a:graphicData uri="http://schemas.microsoft.com/office/word/2010/wordprocessingShape">
-                    <wps:wsp>
-                      <wps:cNvCnPr/>
-                      <wps:spPr>
-                        <a:xfrm flipV="1">
-                          <a:off x="0" y="0"/>
-                          <a:ext cx="3489960" cy="7620"/>
-                        </a:xfrm>
-                        <a:prstGeom prst="line">
-                          <a:avLst/>
-                        </a:prstGeom>
-                      </wps:spPr>
-                      <wps:style>
-                        <a:lnRef idx="1">
-                          <a:schemeClr val="dk1"/>
-                        </a:lnRef>
-                        <a:fillRef idx="0">
-                          <a:schemeClr val="dk1"/>
-                        </a:fillRef>
-                        <a:effectRef idx="0">
-                          <a:schemeClr val="dk1"/>
-                        </a:effectRef>
-                        <a:fontRef idx="minor">
-                          <a:schemeClr val="tx1"/>
-                        </a:fontRef>
-                      </wps:style>
-                      <wps:bodyPr/>
-                    </wps:wsp>
-                  </a:graphicData>
-                </a:graphic>
-              </wp:anchor>
-            </w:drawing>
-          </mc:Choice>
-          <mc:Fallback>
-            <w:pict>
-              <v:line w14:anchorId="7E676A6E" id="Straight Connector 13" o:spid="_x0000_s1026" style="position:absolute;flip:y;z-index:251667456;visibility:visible;mso-wrap-style:square;mso-wrap-distance-left:9pt;mso-wrap-distance-top:0;mso-wrap-distance-right:9pt;mso-wrap-distance-bottom:0;mso-position-horizontal:absolute;mso-position-horizontal-relative:text;mso-position-vertical:absolute;mso-position-vertical-relative:text" from="106.2pt,12.2pt" to="381pt,12.8pt" o:gfxdata="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" strokecolor="black [3200]" strokeweight=".5pt">
-                <v:stroke joinstyle="miter"/>
-              </v:line>
-            </w:pict>
-          </mc:Fallback>
-        </mc:AlternateContent>
-      </w:r>
-    </w:p>
-    <w:p>
-      <w:pPr>
-        <w:pStyle w:val="Heading1"/>
+        <w:rPr>
+          <w:lang w:val="en-PK"/>
+        </w:rPr>
+      </w:pPr>
+      <w:r>
+        <w:rPr>
+          <w:b/>
+          <w:bCs/>
+          <w:lang w:val="en-PK"/>
+        </w:rPr>
+        <w:t>Backend (Server)</w:t>
+      </w:r>
+      <w:r>
+        <w:rPr>
+          <w:lang w:val="en-PK"/>
+        </w:rPr>
+        <w:t>:</w:t>
+      </w:r>
+    </w:p>
+    <w:p>
+      <w:pPr>
+        <w:numPr>
+          <w:ilvl w:val="1"/>
+          <w:numId w:val="34"/>
+        </w:numPr>
+        <w:rPr>
+          <w:lang w:val="en-PK"/>
+        </w:rPr>
+      </w:pPr>
+      <w:r>
+        <w:rPr>
+          <w:b/>
+          <w:bCs/>
+          <w:lang w:val="en-PK"/>
+        </w:rPr>
+        <w:t>Authentication Service</w:t>
+      </w:r>
+      <w:r>
+        <w:rPr>
+          <w:lang w:val="en-PK"/>
+        </w:rPr>
+        <w:t xml:space="preserve">: Handles user authentication, login credentials, and security measures like password hashing using </w:t>
+      </w:r>
+      <w:proofErr w:type="spellStart"/>
+      <w:r>
+        <w:rPr>
+          <w:lang w:val="en-PK"/>
+        </w:rPr>
+        <w:t>bcrypt</w:t>
+      </w:r>
+      <w:proofErr w:type="spellEnd"/>
+      <w:r>
+        <w:rPr>
+          <w:lang w:val="en-PK"/>
+        </w:rPr>
+        <w:t>.</w:t>
+      </w:r>
+    </w:p>
+    <w:p>
+      <w:pPr>
+        <w:numPr>
+          <w:ilvl w:val="1"/>
+          <w:numId w:val="34"/>
+        </w:numPr>
+        <w:rPr>
+          <w:lang w:val="en-PK"/>
+        </w:rPr>
+      </w:pPr>
+      <w:r>
+        <w:rPr>
+          <w:b/>
+          <w:bCs/>
+          <w:lang w:val="en-PK"/>
+        </w:rPr>
+        <w:t>Booking Service</w:t>
+      </w:r>
+      <w:r>
+        <w:rPr>
+          <w:lang w:val="en-PK"/>
+        </w:rPr>
+        <w:t>: Manages workspace reservations, ensures no conflicts, and automatically deletes</w:t>
+      </w:r>
+      <w:r>
+        <w:rPr>
+          <w:lang w:val="en-PK"/>
+        </w:rPr>
+        <w:t xml:space="preserve"> </w:t>
+      </w:r>
+      <w:r>
+        <w:rPr>
+          <w:lang w:val="en-PK"/>
+        </w:rPr>
+        <w:t>past reservations to maintain system efficiency.</w:t>
+      </w:r>
+    </w:p>
+    <w:p>
+      <w:pPr>
+        <w:numPr>
+          <w:ilvl w:val="1"/>
+          <w:numId w:val="35"/>
+        </w:numPr>
+        <w:rPr>
+          <w:lang w:val="en-PK"/>
+        </w:rPr>
+      </w:pPr>
+      <w:r>
+        <w:rPr>
+          <w:b/>
+          <w:bCs/>
+          <w:lang w:val="en-PK"/>
+        </w:rPr>
+        <w:lastRenderedPageBreak/>
+        <w:t>FAQ Management Service</w:t>
+      </w:r>
+      <w:r>
+        <w:rPr>
+          <w:lang w:val="en-PK"/>
+        </w:rPr>
+        <w:t>: Allows Coordinators to add, update, or delete FAQs visible to all users, ensuring up-to-date information is displayed.</w:t>
+      </w:r>
+    </w:p>
+    <w:p>
+      <w:pPr>
+        <w:numPr>
+          <w:ilvl w:val="1"/>
+          <w:numId w:val="35"/>
+        </w:numPr>
+        <w:rPr>
+          <w:lang w:val="en-PK"/>
+        </w:rPr>
+      </w:pPr>
+      <w:r>
+        <w:rPr>
+          <w:b/>
+          <w:bCs/>
+          <w:lang w:val="en-PK"/>
+        </w:rPr>
+        <w:t>User Management Service</w:t>
+      </w:r>
+      <w:r>
+        <w:rPr>
+          <w:lang w:val="en-PK"/>
+        </w:rPr>
+        <w:t>: Handles user creation, deletion, and role management. Sends credentials to new users via email (locally supported; may require Render's paid tier for production email service).</w:t>
+      </w:r>
+    </w:p>
+    <w:p>
+      <w:pPr>
+        <w:ind w:left="1440"/>
+        <w:rPr>
+          <w:lang w:val="en-PK"/>
+        </w:rPr>
+      </w:pPr>
+    </w:p>
+    <w:p>
+      <w:pPr>
         <w:numPr>
           <w:ilvl w:val="0"/>
-          <w:numId w:val="0"/>
+          <w:numId w:val="36"/>
         </w:numPr>
-        <w:jc w:val="left"/>
-        <w:rPr>
-          <w:rFonts w:asciiTheme="minorHAnsi" w:hAnsiTheme="minorHAnsi" w:cstheme="minorHAnsi"/>
-          <w:sz w:val="32"/>
-          <w:szCs w:val="30"/>
-        </w:rPr>
-      </w:pPr>
-      <w:r>
-        <w:rPr>
-          <w:rFonts w:asciiTheme="minorHAnsi" w:hAnsiTheme="minorHAnsi" w:cstheme="minorHAnsi"/>
-          <w:noProof/>
-          <w:sz w:val="32"/>
-          <w:szCs w:val="30"/>
-        </w:rPr>
-        <mc:AlternateContent>
-          <mc:Choice Requires="wps">
-            <w:drawing>
-              <wp:anchor distT="0" distB="0" distL="114300" distR="114300" simplePos="0" relativeHeight="251670528" behindDoc="0" locked="0" layoutInCell="1" allowOverlap="1" wp14:anchorId="29A66460" wp14:editId="778ED1F5">
-                <wp:simplePos x="0" y="0"/>
-                <wp:positionH relativeFrom="column">
-                  <wp:posOffset>2621280</wp:posOffset>
-                </wp:positionH>
-                <wp:positionV relativeFrom="paragraph">
-                  <wp:posOffset>180975</wp:posOffset>
-                </wp:positionV>
-                <wp:extent cx="937260" cy="457200"/>
-                <wp:effectExtent l="0" t="0" r="15240" b="19050"/>
-                <wp:wrapNone/>
-                <wp:docPr id="1238598407" name="Rectangle 14"/>
-                <wp:cNvGraphicFramePr/>
-                <a:graphic xmlns:a="http://schemas.openxmlformats.org/drawingml/2006/main">
-                  <a:graphicData uri="http://schemas.microsoft.com/office/word/2010/wordprocessingShape">
-                    <wps:wsp>
-                      <wps:cNvSpPr/>
-                      <wps:spPr>
-                        <a:xfrm>
-                          <a:off x="0" y="0"/>
-                          <a:ext cx="937260" cy="457200"/>
-                        </a:xfrm>
-                        <a:prstGeom prst="rect">
-                          <a:avLst/>
-                        </a:prstGeom>
-                      </wps:spPr>
-                      <wps:style>
-                        <a:lnRef idx="2">
-                          <a:schemeClr val="dk1"/>
-                        </a:lnRef>
-                        <a:fillRef idx="1">
-                          <a:schemeClr val="lt1"/>
-                        </a:fillRef>
-                        <a:effectRef idx="0">
-                          <a:schemeClr val="dk1"/>
-                        </a:effectRef>
-                        <a:fontRef idx="minor">
-                          <a:schemeClr val="dk1"/>
-                        </a:fontRef>
-                      </wps:style>
-                      <wps:txbx>
-                        <w:txbxContent>
-                          <w:p>
-                            <w:pPr>
-                              <w:jc w:val="center"/>
-                              <w:rPr>
-                                <w:sz w:val="18"/>
-                                <w:szCs w:val="18"/>
-                              </w:rPr>
-                            </w:pPr>
-                            <w:r>
-                              <w:rPr>
-                                <w:sz w:val="18"/>
-                                <w:szCs w:val="18"/>
-                              </w:rPr>
-                              <w:t>API Documentation</w:t>
-                            </w:r>
-                          </w:p>
-                        </w:txbxContent>
-                      </wps:txbx>
-                      <wps:bodyPr rot="0" spcFirstLastPara="0" vertOverflow="overflow" horzOverflow="overflow" vert="horz" wrap="square" lIns="91440" tIns="45720" rIns="91440" bIns="45720" numCol="1" spcCol="0" rtlCol="0" fromWordArt="0" anchor="ctr" anchorCtr="0" forceAA="0" compatLnSpc="1">
-                        <a:prstTxWarp prst="textNoShape">
-                          <a:avLst/>
-                        </a:prstTxWarp>
-                        <a:noAutofit/>
-                      </wps:bodyPr>
-                    </wps:wsp>
-                  </a:graphicData>
-                </a:graphic>
-              </wp:anchor>
-            </w:drawing>
-          </mc:Choice>
-          <mc:Fallback>
-            <w:pict>
-              <v:rect w14:anchorId="29A66460" id="Rectangle 14" o:spid="_x0000_s1027" style="position:absolute;margin-left:206.4pt;margin-top:14.25pt;width:73.8pt;height:36pt;z-index:251670528;visibility:visible;mso-wrap-style:square;mso-wrap-distance-left:9pt;mso-wrap-distance-top:0;mso-wrap-distance-right:9pt;mso-wrap-distance-bottom:0;mso-position-horizontal:absolute;mso-position-horizontal-relative:text;mso-position-vertical:absolute;mso-position-vertical-relative:text;v-text-anchor:middle" o:gfxdata="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" fillcolor="white [3201]" strokecolor="black [3200]" strokeweight="1pt">
-                <v:textbox>
-                  <w:txbxContent>
-                    <w:p>
-                      <w:pPr>
-                        <w:jc w:val="center"/>
-                        <w:rPr>
-                          <w:sz w:val="18"/>
-                          <w:szCs w:val="18"/>
-                        </w:rPr>
-                      </w:pPr>
-                      <w:r>
-                        <w:rPr>
-                          <w:sz w:val="18"/>
-                          <w:szCs w:val="18"/>
-                        </w:rPr>
-                        <w:t>API Documentation</w:t>
-                      </w:r>
-                    </w:p>
-                  </w:txbxContent>
-                </v:textbox>
-              </v:rect>
-            </w:pict>
-          </mc:Fallback>
-        </mc:AlternateContent>
-      </w:r>
-      <w:r>
-        <w:rPr>
-          <w:rFonts w:asciiTheme="minorHAnsi" w:hAnsiTheme="minorHAnsi" w:cstheme="minorHAnsi"/>
-          <w:noProof/>
-          <w:sz w:val="32"/>
-          <w:szCs w:val="30"/>
-        </w:rPr>
-        <mc:AlternateContent>
-          <mc:Choice Requires="wps">
-            <w:drawing>
-              <wp:anchor distT="0" distB="0" distL="114300" distR="114300" simplePos="0" relativeHeight="251672576" behindDoc="0" locked="0" layoutInCell="1" allowOverlap="1" wp14:anchorId="3D41CD47" wp14:editId="0CA0DF6A">
-                <wp:simplePos x="0" y="0"/>
-                <wp:positionH relativeFrom="column">
-                  <wp:posOffset>3825240</wp:posOffset>
-                </wp:positionH>
-                <wp:positionV relativeFrom="paragraph">
-                  <wp:posOffset>188595</wp:posOffset>
-                </wp:positionV>
-                <wp:extent cx="937260" cy="457200"/>
-                <wp:effectExtent l="0" t="0" r="15240" b="19050"/>
-                <wp:wrapNone/>
-                <wp:docPr id="1682743597" name="Rectangle 14"/>
-                <wp:cNvGraphicFramePr/>
-                <a:graphic xmlns:a="http://schemas.openxmlformats.org/drawingml/2006/main">
-                  <a:graphicData uri="http://schemas.microsoft.com/office/word/2010/wordprocessingShape">
-                    <wps:wsp>
-                      <wps:cNvSpPr/>
-                      <wps:spPr>
-                        <a:xfrm>
-                          <a:off x="0" y="0"/>
-                          <a:ext cx="937260" cy="457200"/>
-                        </a:xfrm>
-                        <a:prstGeom prst="rect">
-                          <a:avLst/>
-                        </a:prstGeom>
-                      </wps:spPr>
-                      <wps:style>
-                        <a:lnRef idx="2">
-                          <a:schemeClr val="dk1"/>
-                        </a:lnRef>
-                        <a:fillRef idx="1">
-                          <a:schemeClr val="lt1"/>
-                        </a:fillRef>
-                        <a:effectRef idx="0">
-                          <a:schemeClr val="dk1"/>
-                        </a:effectRef>
-                        <a:fontRef idx="minor">
-                          <a:schemeClr val="dk1"/>
-                        </a:fontRef>
-                      </wps:style>
-                      <wps:txbx>
-                        <w:txbxContent>
-                          <w:p>
-                            <w:pPr>
-                              <w:jc w:val="center"/>
-                              <w:rPr>
-                                <w:sz w:val="18"/>
-                                <w:szCs w:val="18"/>
-                              </w:rPr>
-                            </w:pPr>
-                            <w:r>
-                              <w:rPr>
-                                <w:sz w:val="18"/>
-                                <w:szCs w:val="18"/>
-                              </w:rPr>
-                              <w:t>Administration</w:t>
-                            </w:r>
-                          </w:p>
-                        </w:txbxContent>
-                      </wps:txbx>
-                      <wps:bodyPr rot="0" spcFirstLastPara="0" vertOverflow="overflow" horzOverflow="overflow" vert="horz" wrap="square" lIns="91440" tIns="45720" rIns="91440" bIns="45720" numCol="1" spcCol="0" rtlCol="0" fromWordArt="0" anchor="ctr" anchorCtr="0" forceAA="0" compatLnSpc="1">
-                        <a:prstTxWarp prst="textNoShape">
-                          <a:avLst/>
-                        </a:prstTxWarp>
-                        <a:noAutofit/>
-                      </wps:bodyPr>
-                    </wps:wsp>
-                  </a:graphicData>
-                </a:graphic>
-              </wp:anchor>
-            </w:drawing>
-          </mc:Choice>
-          <mc:Fallback>
-            <w:pict>
-              <v:rect w14:anchorId="3D41CD47" id="_x0000_s1028" style="position:absolute;margin-left:301.2pt;margin-top:14.85pt;width:73.8pt;height:36pt;z-index:251672576;visibility:visible;mso-wrap-style:square;mso-wrap-distance-left:9pt;mso-wrap-distance-top:0;mso-wrap-distance-right:9pt;mso-wrap-distance-bottom:0;mso-position-horizontal:absolute;mso-position-horizontal-relative:text;mso-position-vertical:absolute;mso-position-vertical-relative:text;v-text-anchor:middle" o:gfxdata="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" fillcolor="white [3201]" strokecolor="black [3200]" strokeweight="1pt">
-                <v:textbox>
-                  <w:txbxContent>
-                    <w:p>
-                      <w:pPr>
-                        <w:jc w:val="center"/>
-                        <w:rPr>
-                          <w:sz w:val="18"/>
-                          <w:szCs w:val="18"/>
-                        </w:rPr>
-                      </w:pPr>
-                      <w:r>
-                        <w:rPr>
-                          <w:sz w:val="18"/>
-                          <w:szCs w:val="18"/>
-                        </w:rPr>
-                        <w:t>Administration</w:t>
-                      </w:r>
-                    </w:p>
-                  </w:txbxContent>
-                </v:textbox>
-              </v:rect>
-            </w:pict>
-          </mc:Fallback>
-        </mc:AlternateContent>
-      </w:r>
-      <w:r>
-        <w:rPr>
-          <w:rFonts w:asciiTheme="minorHAnsi" w:hAnsiTheme="minorHAnsi" w:cstheme="minorHAnsi"/>
-          <w:noProof/>
-          <w:sz w:val="32"/>
-          <w:szCs w:val="30"/>
-        </w:rPr>
-        <mc:AlternateContent>
-          <mc:Choice Requires="wps">
-            <w:drawing>
-              <wp:anchor distT="0" distB="0" distL="114300" distR="114300" simplePos="0" relativeHeight="251668480" behindDoc="0" locked="0" layoutInCell="1" allowOverlap="1" wp14:anchorId="75DD3938" wp14:editId="0D866021">
-                <wp:simplePos x="0" y="0"/>
-                <wp:positionH relativeFrom="column">
-                  <wp:posOffset>1440180</wp:posOffset>
-                </wp:positionH>
-                <wp:positionV relativeFrom="paragraph">
-                  <wp:posOffset>180975</wp:posOffset>
-                </wp:positionV>
-                <wp:extent cx="937260" cy="457200"/>
-                <wp:effectExtent l="0" t="0" r="15240" b="19050"/>
-                <wp:wrapNone/>
-                <wp:docPr id="51834277" name="Rectangle 14"/>
-                <wp:cNvGraphicFramePr/>
-                <a:graphic xmlns:a="http://schemas.openxmlformats.org/drawingml/2006/main">
-                  <a:graphicData uri="http://schemas.microsoft.com/office/word/2010/wordprocessingShape">
-                    <wps:wsp>
-                      <wps:cNvSpPr/>
-                      <wps:spPr>
-                        <a:xfrm>
-                          <a:off x="0" y="0"/>
-                          <a:ext cx="937260" cy="457200"/>
-                        </a:xfrm>
-                        <a:prstGeom prst="rect">
-                          <a:avLst/>
-                        </a:prstGeom>
-                      </wps:spPr>
-                      <wps:style>
-                        <a:lnRef idx="2">
-                          <a:schemeClr val="dk1"/>
-                        </a:lnRef>
-                        <a:fillRef idx="1">
-                          <a:schemeClr val="lt1"/>
-                        </a:fillRef>
-                        <a:effectRef idx="0">
-                          <a:schemeClr val="dk1"/>
-                        </a:effectRef>
-                        <a:fontRef idx="minor">
-                          <a:schemeClr val="dk1"/>
-                        </a:fontRef>
-                      </wps:style>
-                      <wps:txbx>
-                        <w:txbxContent>
-                          <w:p>
-                            <w:pPr>
-                              <w:jc w:val="center"/>
-                              <w:rPr>
-                                <w:sz w:val="20"/>
-                                <w:szCs w:val="20"/>
-                              </w:rPr>
-                            </w:pPr>
-                            <w:r>
-                              <w:rPr>
-                                <w:sz w:val="20"/>
-                                <w:szCs w:val="20"/>
-                              </w:rPr>
-                              <w:t>Account Management</w:t>
-                            </w:r>
-                          </w:p>
-                        </w:txbxContent>
-                      </wps:txbx>
-                      <wps:bodyPr rot="0" spcFirstLastPara="0" vertOverflow="overflow" horzOverflow="overflow" vert="horz" wrap="square" lIns="91440" tIns="45720" rIns="91440" bIns="45720" numCol="1" spcCol="0" rtlCol="0" fromWordArt="0" anchor="ctr" anchorCtr="0" forceAA="0" compatLnSpc="1">
-                        <a:prstTxWarp prst="textNoShape">
-                          <a:avLst/>
-                        </a:prstTxWarp>
-                        <a:noAutofit/>
-                      </wps:bodyPr>
-                    </wps:wsp>
-                  </a:graphicData>
-                </a:graphic>
-              </wp:anchor>
-            </w:drawing>
-          </mc:Choice>
-          <mc:Fallback>
-            <w:pict>
-              <v:rect w14:anchorId="75DD3938" id="_x0000_s1029" style="position:absolute;margin-left:113.4pt;margin-top:14.25pt;width:73.8pt;height:36pt;z-index:251668480;visibility:visible;mso-wrap-style:square;mso-wrap-distance-left:9pt;mso-wrap-distance-top:0;mso-wrap-distance-right:9pt;mso-wrap-distance-bottom:0;mso-position-horizontal:absolute;mso-position-horizontal-relative:text;mso-position-vertical:absolute;mso-position-vertical-relative:text;v-text-anchor:middle" o:gfxdata="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" fillcolor="white [3201]" strokecolor="black [3200]" strokeweight="1pt">
-                <v:textbox>
-                  <w:txbxContent>
-                    <w:p>
-                      <w:pPr>
-                        <w:jc w:val="center"/>
-                        <w:rPr>
-                          <w:sz w:val="20"/>
-                          <w:szCs w:val="20"/>
-                        </w:rPr>
-                      </w:pPr>
-                      <w:r>
-                        <w:rPr>
-                          <w:sz w:val="20"/>
-                          <w:szCs w:val="20"/>
-                        </w:rPr>
-                        <w:t>Account Management</w:t>
-                      </w:r>
-                    </w:p>
-                  </w:txbxContent>
-                </v:textbox>
-              </v:rect>
-            </w:pict>
-          </mc:Fallback>
-        </mc:AlternateContent>
-      </w:r>
-    </w:p>
-    <w:p>
-      <w:pPr>
-        <w:pStyle w:val="Heading1"/>
+        <w:rPr>
+          <w:lang w:val="en-PK"/>
+        </w:rPr>
+      </w:pPr>
+      <w:r>
+        <w:rPr>
+          <w:b/>
+          <w:bCs/>
+          <w:lang w:val="en-PK"/>
+        </w:rPr>
+        <w:t>Database</w:t>
+      </w:r>
+      <w:r>
+        <w:rPr>
+          <w:lang w:val="en-PK"/>
+        </w:rPr>
+        <w:t>:</w:t>
+      </w:r>
+    </w:p>
+    <w:p>
+      <w:pPr>
+        <w:numPr>
+          <w:ilvl w:val="1"/>
+          <w:numId w:val="36"/>
+        </w:numPr>
+        <w:rPr>
+          <w:lang w:val="en-PK"/>
+        </w:rPr>
+      </w:pPr>
+      <w:r>
+        <w:rPr>
+          <w:b/>
+          <w:bCs/>
+          <w:lang w:val="en-PK"/>
+        </w:rPr>
+        <w:t>MongoDB Atlas</w:t>
+      </w:r>
+      <w:r>
+        <w:rPr>
+          <w:lang w:val="en-PK"/>
+        </w:rPr>
+        <w:t>: Stores user profiles, booking data, and FAQs in a scalable cloud-based environment. It efficiently handles CRUD operations and supports real-time queries.</w:t>
+      </w:r>
+    </w:p>
+    <w:p>
+      <w:pPr>
+        <w:ind w:left="1440"/>
+        <w:rPr>
+          <w:lang w:val="en-PK"/>
+        </w:rPr>
+      </w:pPr>
+    </w:p>
+    <w:p>
+      <w:pPr>
         <w:numPr>
           <w:ilvl w:val="0"/>
-          <w:numId w:val="0"/>
+          <w:numId w:val="36"/>
         </w:numPr>
-        <w:jc w:val="left"/>
-        <w:rPr>
-          <w:rFonts w:asciiTheme="minorHAnsi" w:hAnsiTheme="minorHAnsi" w:cstheme="minorHAnsi"/>
-          <w:sz w:val="32"/>
-          <w:szCs w:val="30"/>
-        </w:rPr>
-      </w:pPr>
-      <w:r>
-        <w:rPr>
-          <w:rFonts w:asciiTheme="minorHAnsi" w:hAnsiTheme="minorHAnsi" w:cstheme="minorHAnsi"/>
-          <w:noProof/>
-          <w:sz w:val="32"/>
-          <w:szCs w:val="30"/>
-        </w:rPr>
-        <mc:AlternateContent>
-          <mc:Choice Requires="wps">
-            <w:drawing>
-              <wp:anchor distT="0" distB="0" distL="114300" distR="114300" simplePos="0" relativeHeight="251707392" behindDoc="0" locked="0" layoutInCell="1" allowOverlap="1" wp14:anchorId="20994136" wp14:editId="494866DB">
-                <wp:simplePos x="0" y="0"/>
-                <wp:positionH relativeFrom="column">
-                  <wp:posOffset>4442460</wp:posOffset>
-                </wp:positionH>
-                <wp:positionV relativeFrom="paragraph">
-                  <wp:posOffset>1819910</wp:posOffset>
-                </wp:positionV>
-                <wp:extent cx="685800" cy="327660"/>
-                <wp:effectExtent l="38100" t="38100" r="19050" b="34290"/>
-                <wp:wrapNone/>
-                <wp:docPr id="848510787" name="Straight Arrow Connector 32"/>
-                <wp:cNvGraphicFramePr/>
-                <a:graphic xmlns:a="http://schemas.openxmlformats.org/drawingml/2006/main">
-                  <a:graphicData uri="http://schemas.microsoft.com/office/word/2010/wordprocessingShape">
-                    <wps:wsp>
-                      <wps:cNvCnPr/>
-                      <wps:spPr>
-                        <a:xfrm flipH="1" flipV="1">
-                          <a:off x="0" y="0"/>
-                          <a:ext cx="685800" cy="327660"/>
-                        </a:xfrm>
-                        <a:prstGeom prst="straightConnector1">
-                          <a:avLst/>
-                        </a:prstGeom>
-                        <a:ln>
-                          <a:tailEnd type="triangle"/>
-                        </a:ln>
-                      </wps:spPr>
-                      <wps:style>
-                        <a:lnRef idx="1">
-                          <a:schemeClr val="dk1"/>
-                        </a:lnRef>
-                        <a:fillRef idx="0">
-                          <a:schemeClr val="dk1"/>
-                        </a:fillRef>
-                        <a:effectRef idx="0">
-                          <a:schemeClr val="dk1"/>
-                        </a:effectRef>
-                        <a:fontRef idx="minor">
-                          <a:schemeClr val="tx1"/>
-                        </a:fontRef>
-                      </wps:style>
-                      <wps:bodyPr/>
-                    </wps:wsp>
-                  </a:graphicData>
-                </a:graphic>
-              </wp:anchor>
-            </w:drawing>
-          </mc:Choice>
-          <mc:Fallback>
-            <w:pict>
-              <v:shapetype w14:anchorId="544A71AA" id="_x0000_t32" coordsize="21600,21600" o:spt="32" o:oned="t" path="m,l21600,21600e" filled="f">
-                <v:path arrowok="t" fillok="f" o:connecttype="none"/>
-                <o:lock v:ext="edit" shapetype="t"/>
-              </v:shapetype>
-              <v:shape id="Straight Arrow Connector 32" o:spid="_x0000_s1026" type="#_x0000_t32" style="position:absolute;margin-left:349.8pt;margin-top:143.3pt;width:54pt;height:25.8pt;flip:x y;z-index:251707392;visibility:visible;mso-wrap-style:square;mso-wrap-distance-left:9pt;mso-wrap-distance-top:0;mso-wrap-distance-right:9pt;mso-wrap-distance-bottom:0;mso-position-horizontal:absolute;mso-position-horizontal-relative:text;mso-position-vertical:absolute;mso-position-vertical-relative:text" o:gfxdata="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" strokecolor="black [3200]" strokeweight=".5pt">
-                <v:stroke endarrow="block" joinstyle="miter"/>
-              </v:shape>
-            </w:pict>
-          </mc:Fallback>
-        </mc:AlternateContent>
-      </w:r>
-      <w:r>
-        <w:rPr>
-          <w:rFonts w:asciiTheme="minorHAnsi" w:hAnsiTheme="minorHAnsi" w:cstheme="minorHAnsi"/>
-          <w:noProof/>
-          <w:sz w:val="32"/>
-          <w:szCs w:val="30"/>
-        </w:rPr>
-        <mc:AlternateContent>
-          <mc:Choice Requires="wps">
-            <w:drawing>
-              <wp:anchor distT="0" distB="0" distL="114300" distR="114300" simplePos="0" relativeHeight="251706368" behindDoc="0" locked="0" layoutInCell="1" allowOverlap="1" wp14:anchorId="7C1DCF12" wp14:editId="4418206D">
-                <wp:simplePos x="0" y="0"/>
-                <wp:positionH relativeFrom="column">
-                  <wp:posOffset>4480560</wp:posOffset>
-                </wp:positionH>
-                <wp:positionV relativeFrom="paragraph">
-                  <wp:posOffset>2330450</wp:posOffset>
-                </wp:positionV>
-                <wp:extent cx="640080" cy="441960"/>
-                <wp:effectExtent l="0" t="38100" r="45720" b="34290"/>
-                <wp:wrapNone/>
-                <wp:docPr id="1379710153" name="Straight Arrow Connector 31"/>
-                <wp:cNvGraphicFramePr/>
-                <a:graphic xmlns:a="http://schemas.openxmlformats.org/drawingml/2006/main">
-                  <a:graphicData uri="http://schemas.microsoft.com/office/word/2010/wordprocessingShape">
-                    <wps:wsp>
-                      <wps:cNvCnPr/>
-                      <wps:spPr>
-                        <a:xfrm flipV="1">
-                          <a:off x="0" y="0"/>
-                          <a:ext cx="640080" cy="441960"/>
-                        </a:xfrm>
-                        <a:prstGeom prst="straightConnector1">
-                          <a:avLst/>
-                        </a:prstGeom>
-                        <a:ln>
-                          <a:tailEnd type="triangle"/>
-                        </a:ln>
-                      </wps:spPr>
-                      <wps:style>
-                        <a:lnRef idx="1">
-                          <a:schemeClr val="dk1"/>
-                        </a:lnRef>
-                        <a:fillRef idx="0">
-                          <a:schemeClr val="dk1"/>
-                        </a:fillRef>
-                        <a:effectRef idx="0">
-                          <a:schemeClr val="dk1"/>
-                        </a:effectRef>
-                        <a:fontRef idx="minor">
-                          <a:schemeClr val="tx1"/>
-                        </a:fontRef>
-                      </wps:style>
-                      <wps:bodyPr/>
-                    </wps:wsp>
-                  </a:graphicData>
-                </a:graphic>
-              </wp:anchor>
-            </w:drawing>
-          </mc:Choice>
-          <mc:Fallback>
-            <w:pict>
-              <v:shape w14:anchorId="6BD895DD" id="Straight Arrow Connector 31" o:spid="_x0000_s1026" type="#_x0000_t32" style="position:absolute;margin-left:352.8pt;margin-top:183.5pt;width:50.4pt;height:34.8pt;flip:y;z-index:251706368;visibility:visible;mso-wrap-style:square;mso-wrap-distance-left:9pt;mso-wrap-distance-top:0;mso-wrap-distance-right:9pt;mso-wrap-distance-bottom:0;mso-position-horizontal:absolute;mso-position-horizontal-relative:text;mso-position-vertical:absolute;mso-position-vertical-relative:text" o:gfxdata="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" strokecolor="black [3200]" strokeweight=".5pt">
-                <v:stroke endarrow="block" joinstyle="miter"/>
-              </v:shape>
-            </w:pict>
-          </mc:Fallback>
-        </mc:AlternateContent>
-      </w:r>
-      <w:r>
-        <w:rPr>
-          <w:rFonts w:asciiTheme="minorHAnsi" w:hAnsiTheme="minorHAnsi" w:cstheme="minorHAnsi"/>
-          <w:noProof/>
-          <w:sz w:val="32"/>
-          <w:szCs w:val="30"/>
-        </w:rPr>
-        <mc:AlternateContent>
-          <mc:Choice Requires="wps">
-            <w:drawing>
-              <wp:anchor distT="0" distB="0" distL="114300" distR="114300" simplePos="0" relativeHeight="251705344" behindDoc="0" locked="0" layoutInCell="1" allowOverlap="1" wp14:anchorId="1C9E8A53" wp14:editId="7244136B">
-                <wp:simplePos x="0" y="0"/>
-                <wp:positionH relativeFrom="column">
-                  <wp:posOffset>3284220</wp:posOffset>
-                </wp:positionH>
-                <wp:positionV relativeFrom="paragraph">
-                  <wp:posOffset>2787650</wp:posOffset>
-                </wp:positionV>
-                <wp:extent cx="586740" cy="15240"/>
-                <wp:effectExtent l="38100" t="76200" r="0" b="80010"/>
-                <wp:wrapNone/>
-                <wp:docPr id="1219468123" name="Straight Arrow Connector 30"/>
-                <wp:cNvGraphicFramePr/>
-                <a:graphic xmlns:a="http://schemas.openxmlformats.org/drawingml/2006/main">
-                  <a:graphicData uri="http://schemas.microsoft.com/office/word/2010/wordprocessingShape">
-                    <wps:wsp>
-                      <wps:cNvCnPr/>
-                      <wps:spPr>
-                        <a:xfrm flipH="1" flipV="1">
-                          <a:off x="0" y="0"/>
-                          <a:ext cx="586740" cy="15240"/>
-                        </a:xfrm>
-                        <a:prstGeom prst="straightConnector1">
-                          <a:avLst/>
-                        </a:prstGeom>
-                        <a:ln>
-                          <a:tailEnd type="triangle"/>
-                        </a:ln>
-                      </wps:spPr>
-                      <wps:style>
-                        <a:lnRef idx="1">
-                          <a:schemeClr val="dk1"/>
-                        </a:lnRef>
-                        <a:fillRef idx="0">
-                          <a:schemeClr val="dk1"/>
-                        </a:fillRef>
-                        <a:effectRef idx="0">
-                          <a:schemeClr val="dk1"/>
-                        </a:effectRef>
-                        <a:fontRef idx="minor">
-                          <a:schemeClr val="tx1"/>
-                        </a:fontRef>
-                      </wps:style>
-                      <wps:bodyPr/>
-                    </wps:wsp>
-                  </a:graphicData>
-                </a:graphic>
-              </wp:anchor>
-            </w:drawing>
-          </mc:Choice>
-          <mc:Fallback>
-            <w:pict>
-              <v:shape w14:anchorId="3F80BDF4" id="Straight Arrow Connector 30" o:spid="_x0000_s1026" type="#_x0000_t32" style="position:absolute;margin-left:258.6pt;margin-top:219.5pt;width:46.2pt;height:1.2pt;flip:x y;z-index:251705344;visibility:visible;mso-wrap-style:square;mso-wrap-distance-left:9pt;mso-wrap-distance-top:0;mso-wrap-distance-right:9pt;mso-wrap-distance-bottom:0;mso-position-horizontal:absolute;mso-position-horizontal-relative:text;mso-position-vertical:absolute;mso-position-vertical-relative:text" o:gfxdata="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" strokecolor="black [3200]" strokeweight=".5pt">
-                <v:stroke endarrow="block" joinstyle="miter"/>
-              </v:shape>
-            </w:pict>
-          </mc:Fallback>
-        </mc:AlternateContent>
-      </w:r>
-      <w:r>
-        <w:rPr>
-          <w:rFonts w:asciiTheme="minorHAnsi" w:hAnsiTheme="minorHAnsi" w:cstheme="minorHAnsi"/>
-          <w:noProof/>
-          <w:sz w:val="32"/>
-          <w:szCs w:val="30"/>
-        </w:rPr>
-        <mc:AlternateContent>
-          <mc:Choice Requires="wps">
-            <w:drawing>
-              <wp:anchor distT="0" distB="0" distL="114300" distR="114300" simplePos="0" relativeHeight="251704320" behindDoc="0" locked="0" layoutInCell="1" allowOverlap="1" wp14:anchorId="4EF95F65" wp14:editId="1055F19D">
-                <wp:simplePos x="0" y="0"/>
-                <wp:positionH relativeFrom="column">
-                  <wp:posOffset>3291840</wp:posOffset>
-                </wp:positionH>
-                <wp:positionV relativeFrom="paragraph">
-                  <wp:posOffset>2612390</wp:posOffset>
-                </wp:positionV>
-                <wp:extent cx="601980" cy="22860"/>
-                <wp:effectExtent l="0" t="57150" r="45720" b="91440"/>
-                <wp:wrapNone/>
-                <wp:docPr id="202425367" name="Straight Arrow Connector 29"/>
-                <wp:cNvGraphicFramePr/>
-                <a:graphic xmlns:a="http://schemas.openxmlformats.org/drawingml/2006/main">
-                  <a:graphicData uri="http://schemas.microsoft.com/office/word/2010/wordprocessingShape">
-                    <wps:wsp>
-                      <wps:cNvCnPr/>
-                      <wps:spPr>
-                        <a:xfrm>
-                          <a:off x="0" y="0"/>
-                          <a:ext cx="601980" cy="22860"/>
-                        </a:xfrm>
-                        <a:prstGeom prst="straightConnector1">
-                          <a:avLst/>
-                        </a:prstGeom>
-                        <a:ln>
-                          <a:tailEnd type="triangle"/>
-                        </a:ln>
-                      </wps:spPr>
-                      <wps:style>
-                        <a:lnRef idx="1">
-                          <a:schemeClr val="dk1"/>
-                        </a:lnRef>
-                        <a:fillRef idx="0">
-                          <a:schemeClr val="dk1"/>
-                        </a:fillRef>
-                        <a:effectRef idx="0">
-                          <a:schemeClr val="dk1"/>
-                        </a:effectRef>
-                        <a:fontRef idx="minor">
-                          <a:schemeClr val="tx1"/>
-                        </a:fontRef>
-                      </wps:style>
-                      <wps:bodyPr/>
-                    </wps:wsp>
-                  </a:graphicData>
-                </a:graphic>
-              </wp:anchor>
-            </w:drawing>
-          </mc:Choice>
-          <mc:Fallback>
-            <w:pict>
-              <v:shape w14:anchorId="2BA6C603" id="Straight Arrow Connector 29" o:spid="_x0000_s1026" type="#_x0000_t32" style="position:absolute;margin-left:259.2pt;margin-top:205.7pt;width:47.4pt;height:1.8pt;z-index:251704320;visibility:visible;mso-wrap-style:square;mso-wrap-distance-left:9pt;mso-wrap-distance-top:0;mso-wrap-distance-right:9pt;mso-wrap-distance-bottom:0;mso-position-horizontal:absolute;mso-position-horizontal-relative:text;mso-position-vertical:absolute;mso-position-vertical-relative:text" o:gfxdata="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" strokecolor="black [3200]" strokeweight=".5pt">
-                <v:stroke endarrow="block" joinstyle="miter"/>
-              </v:shape>
-            </w:pict>
-          </mc:Fallback>
-        </mc:AlternateContent>
-      </w:r>
-      <w:r>
-        <w:rPr>
-          <w:rFonts w:asciiTheme="minorHAnsi" w:hAnsiTheme="minorHAnsi" w:cstheme="minorHAnsi"/>
-          <w:noProof/>
-          <w:sz w:val="32"/>
-          <w:szCs w:val="30"/>
-        </w:rPr>
-        <mc:AlternateContent>
-          <mc:Choice Requires="wps">
-            <w:drawing>
-              <wp:anchor distT="0" distB="0" distL="114300" distR="114300" simplePos="0" relativeHeight="251703296" behindDoc="0" locked="0" layoutInCell="1" allowOverlap="1" wp14:anchorId="0B5D1928" wp14:editId="334AC1DA">
-                <wp:simplePos x="0" y="0"/>
-                <wp:positionH relativeFrom="column">
-                  <wp:posOffset>3284220</wp:posOffset>
-                </wp:positionH>
-                <wp:positionV relativeFrom="paragraph">
-                  <wp:posOffset>1972310</wp:posOffset>
-                </wp:positionV>
-                <wp:extent cx="594360" cy="525780"/>
-                <wp:effectExtent l="38100" t="0" r="34290" b="64770"/>
-                <wp:wrapNone/>
-                <wp:docPr id="1608615193" name="Straight Arrow Connector 28"/>
-                <wp:cNvGraphicFramePr/>
-                <a:graphic xmlns:a="http://schemas.openxmlformats.org/drawingml/2006/main">
-                  <a:graphicData uri="http://schemas.microsoft.com/office/word/2010/wordprocessingShape">
-                    <wps:wsp>
-                      <wps:cNvCnPr/>
-                      <wps:spPr>
-                        <a:xfrm flipH="1">
-                          <a:off x="0" y="0"/>
-                          <a:ext cx="594360" cy="525780"/>
-                        </a:xfrm>
-                        <a:prstGeom prst="straightConnector1">
-                          <a:avLst/>
-                        </a:prstGeom>
-                        <a:ln>
-                          <a:tailEnd type="triangle"/>
-                        </a:ln>
-                      </wps:spPr>
-                      <wps:style>
-                        <a:lnRef idx="1">
-                          <a:schemeClr val="dk1"/>
-                        </a:lnRef>
-                        <a:fillRef idx="0">
-                          <a:schemeClr val="dk1"/>
-                        </a:fillRef>
-                        <a:effectRef idx="0">
-                          <a:schemeClr val="dk1"/>
-                        </a:effectRef>
-                        <a:fontRef idx="minor">
-                          <a:schemeClr val="tx1"/>
-                        </a:fontRef>
-                      </wps:style>
-                      <wps:bodyPr/>
-                    </wps:wsp>
-                  </a:graphicData>
-                </a:graphic>
-              </wp:anchor>
-            </w:drawing>
-          </mc:Choice>
-          <mc:Fallback>
-            <w:pict>
-              <v:shape w14:anchorId="4963DCF3" id="Straight Arrow Connector 28" o:spid="_x0000_s1026" type="#_x0000_t32" style="position:absolute;margin-left:258.6pt;margin-top:155.3pt;width:46.8pt;height:41.4pt;flip:x;z-index:251703296;visibility:visible;mso-wrap-style:square;mso-wrap-distance-left:9pt;mso-wrap-distance-top:0;mso-wrap-distance-right:9pt;mso-wrap-distance-bottom:0;mso-position-horizontal:absolute;mso-position-horizontal-relative:text;mso-position-vertical:absolute;mso-position-vertical-relative:text" o:gfxdata="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" strokecolor="black [3200]" strokeweight=".5pt">
-                <v:stroke endarrow="block" joinstyle="miter"/>
-              </v:shape>
-            </w:pict>
-          </mc:Fallback>
-        </mc:AlternateContent>
-      </w:r>
-      <w:r>
-        <w:rPr>
-          <w:rFonts w:asciiTheme="minorHAnsi" w:hAnsiTheme="minorHAnsi" w:cstheme="minorHAnsi"/>
-          <w:noProof/>
-          <w:sz w:val="32"/>
-          <w:szCs w:val="30"/>
-        </w:rPr>
-        <mc:AlternateContent>
-          <mc:Choice Requires="wps">
-            <w:drawing>
-              <wp:anchor distT="0" distB="0" distL="114300" distR="114300" simplePos="0" relativeHeight="251702272" behindDoc="0" locked="0" layoutInCell="1" allowOverlap="1" wp14:anchorId="514E2C67" wp14:editId="1AF03AEF">
-                <wp:simplePos x="0" y="0"/>
-                <wp:positionH relativeFrom="column">
-                  <wp:posOffset>3284220</wp:posOffset>
-                </wp:positionH>
-                <wp:positionV relativeFrom="paragraph">
-                  <wp:posOffset>1835150</wp:posOffset>
-                </wp:positionV>
-                <wp:extent cx="594360" cy="556260"/>
-                <wp:effectExtent l="0" t="38100" r="53340" b="34290"/>
-                <wp:wrapNone/>
-                <wp:docPr id="1489972343" name="Straight Arrow Connector 27"/>
-                <wp:cNvGraphicFramePr/>
-                <a:graphic xmlns:a="http://schemas.openxmlformats.org/drawingml/2006/main">
-                  <a:graphicData uri="http://schemas.microsoft.com/office/word/2010/wordprocessingShape">
-                    <wps:wsp>
-                      <wps:cNvCnPr/>
-                      <wps:spPr>
-                        <a:xfrm flipV="1">
-                          <a:off x="0" y="0"/>
-                          <a:ext cx="594360" cy="556260"/>
-                        </a:xfrm>
-                        <a:prstGeom prst="straightConnector1">
-                          <a:avLst/>
-                        </a:prstGeom>
-                        <a:ln>
-                          <a:tailEnd type="triangle"/>
-                        </a:ln>
-                      </wps:spPr>
-                      <wps:style>
-                        <a:lnRef idx="1">
-                          <a:schemeClr val="dk1"/>
-                        </a:lnRef>
-                        <a:fillRef idx="0">
-                          <a:schemeClr val="dk1"/>
-                        </a:fillRef>
-                        <a:effectRef idx="0">
-                          <a:schemeClr val="dk1"/>
-                        </a:effectRef>
-                        <a:fontRef idx="minor">
-                          <a:schemeClr val="tx1"/>
-                        </a:fontRef>
-                      </wps:style>
-                      <wps:bodyPr/>
-                    </wps:wsp>
-                  </a:graphicData>
-                </a:graphic>
-              </wp:anchor>
-            </w:drawing>
-          </mc:Choice>
-          <mc:Fallback>
-            <w:pict>
-              <v:shape w14:anchorId="659B8EBC" id="Straight Arrow Connector 27" o:spid="_x0000_s1026" type="#_x0000_t32" style="position:absolute;margin-left:258.6pt;margin-top:144.5pt;width:46.8pt;height:43.8pt;flip:y;z-index:251702272;visibility:visible;mso-wrap-style:square;mso-wrap-distance-left:9pt;mso-wrap-distance-top:0;mso-wrap-distance-right:9pt;mso-wrap-distance-bottom:0;mso-position-horizontal:absolute;mso-position-horizontal-relative:text;mso-position-vertical:absolute;mso-position-vertical-relative:text" o:gfxdata="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" strokecolor="black [3200]" strokeweight=".5pt">
-                <v:stroke endarrow="block" joinstyle="miter"/>
-              </v:shape>
-            </w:pict>
-          </mc:Fallback>
-        </mc:AlternateContent>
-      </w:r>
-      <w:r>
-        <w:rPr>
-          <w:rFonts w:asciiTheme="minorHAnsi" w:hAnsiTheme="minorHAnsi" w:cstheme="minorHAnsi"/>
-          <w:noProof/>
-          <w:sz w:val="32"/>
-          <w:szCs w:val="30"/>
-        </w:rPr>
-        <mc:AlternateContent>
-          <mc:Choice Requires="wps">
-            <w:drawing>
-              <wp:anchor distT="0" distB="0" distL="114300" distR="114300" simplePos="0" relativeHeight="251701248" behindDoc="0" locked="0" layoutInCell="1" allowOverlap="1" wp14:anchorId="4DF2FF9F" wp14:editId="3052A7F6">
-                <wp:simplePos x="0" y="0"/>
-                <wp:positionH relativeFrom="column">
-                  <wp:posOffset>3284220</wp:posOffset>
-                </wp:positionH>
-                <wp:positionV relativeFrom="paragraph">
-                  <wp:posOffset>1926590</wp:posOffset>
-                </wp:positionV>
-                <wp:extent cx="594360" cy="541020"/>
-                <wp:effectExtent l="38100" t="38100" r="34290" b="30480"/>
-                <wp:wrapNone/>
-                <wp:docPr id="17372441" name="Straight Arrow Connector 26"/>
-                <wp:cNvGraphicFramePr/>
-                <a:graphic xmlns:a="http://schemas.openxmlformats.org/drawingml/2006/main">
-                  <a:graphicData uri="http://schemas.microsoft.com/office/word/2010/wordprocessingShape">
-                    <wps:wsp>
-                      <wps:cNvCnPr/>
-                      <wps:spPr>
-                        <a:xfrm flipH="1" flipV="1">
-                          <a:off x="0" y="0"/>
-                          <a:ext cx="594360" cy="541020"/>
-                        </a:xfrm>
-                        <a:prstGeom prst="straightConnector1">
-                          <a:avLst/>
-                        </a:prstGeom>
-                        <a:ln>
-                          <a:tailEnd type="triangle"/>
-                        </a:ln>
-                      </wps:spPr>
-                      <wps:style>
-                        <a:lnRef idx="1">
-                          <a:schemeClr val="dk1"/>
-                        </a:lnRef>
-                        <a:fillRef idx="0">
-                          <a:schemeClr val="dk1"/>
-                        </a:fillRef>
-                        <a:effectRef idx="0">
-                          <a:schemeClr val="dk1"/>
-                        </a:effectRef>
-                        <a:fontRef idx="minor">
-                          <a:schemeClr val="tx1"/>
-                        </a:fontRef>
-                      </wps:style>
-                      <wps:bodyPr/>
-                    </wps:wsp>
-                  </a:graphicData>
-                </a:graphic>
-                <wp14:sizeRelH relativeFrom="margin">
-                  <wp14:pctWidth>0</wp14:pctWidth>
-                </wp14:sizeRelH>
-                <wp14:sizeRelV relativeFrom="margin">
-                  <wp14:pctHeight>0</wp14:pctHeight>
-                </wp14:sizeRelV>
-              </wp:anchor>
-            </w:drawing>
-          </mc:Choice>
-          <mc:Fallback>
-            <w:pict>
-              <v:shape w14:anchorId="61FE4AAD" id="Straight Arrow Connector 26" o:spid="_x0000_s1026" type="#_x0000_t32" style="position:absolute;margin-left:258.6pt;margin-top:151.7pt;width:46.8pt;height:42.6pt;flip:x y;z-index:251701248;visibility:visible;mso-wrap-style:square;mso-width-percent:0;mso-height-percent:0;mso-wrap-distance-left:9pt;mso-wrap-distance-top:0;mso-wrap-distance-right:9pt;mso-wrap-distance-bottom:0;mso-position-horizontal:absolute;mso-position-horizontal-relative:text;mso-position-vertical:absolute;mso-position-vertical-relative:text;mso-width-percent:0;mso-height-percent:0;mso-width-relative:margin;mso-height-relative:margin" o:gfxdata="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" strokecolor="black [3200]" strokeweight=".5pt">
-                <v:stroke endarrow="block" joinstyle="miter"/>
-              </v:shape>
-            </w:pict>
-          </mc:Fallback>
-        </mc:AlternateContent>
-      </w:r>
-      <w:r>
-        <w:rPr>
-          <w:rFonts w:asciiTheme="minorHAnsi" w:hAnsiTheme="minorHAnsi" w:cstheme="minorHAnsi"/>
-          <w:noProof/>
-          <w:sz w:val="32"/>
-          <w:szCs w:val="30"/>
-        </w:rPr>
-        <mc:AlternateContent>
-          <mc:Choice Requires="wps">
-            <w:drawing>
-              <wp:anchor distT="0" distB="0" distL="114300" distR="114300" simplePos="0" relativeHeight="251700224" behindDoc="0" locked="0" layoutInCell="1" allowOverlap="1" wp14:anchorId="330BB10C" wp14:editId="63129E28">
-                <wp:simplePos x="0" y="0"/>
-                <wp:positionH relativeFrom="column">
-                  <wp:posOffset>3291840</wp:posOffset>
-                </wp:positionH>
-                <wp:positionV relativeFrom="paragraph">
-                  <wp:posOffset>1804670</wp:posOffset>
-                </wp:positionV>
-                <wp:extent cx="647700" cy="571500"/>
-                <wp:effectExtent l="0" t="0" r="76200" b="57150"/>
-                <wp:wrapNone/>
-                <wp:docPr id="1773237093" name="Straight Arrow Connector 25"/>
-                <wp:cNvGraphicFramePr/>
-                <a:graphic xmlns:a="http://schemas.openxmlformats.org/drawingml/2006/main">
-                  <a:graphicData uri="http://schemas.microsoft.com/office/word/2010/wordprocessingShape">
-                    <wps:wsp>
-                      <wps:cNvCnPr/>
-                      <wps:spPr>
-                        <a:xfrm>
-                          <a:off x="0" y="0"/>
-                          <a:ext cx="647700" cy="571500"/>
-                        </a:xfrm>
-                        <a:prstGeom prst="straightConnector1">
-                          <a:avLst/>
-                        </a:prstGeom>
-                        <a:ln>
-                          <a:tailEnd type="triangle"/>
-                        </a:ln>
-                      </wps:spPr>
-                      <wps:style>
-                        <a:lnRef idx="1">
-                          <a:schemeClr val="dk1"/>
-                        </a:lnRef>
-                        <a:fillRef idx="0">
-                          <a:schemeClr val="dk1"/>
-                        </a:fillRef>
-                        <a:effectRef idx="0">
-                          <a:schemeClr val="dk1"/>
-                        </a:effectRef>
-                        <a:fontRef idx="minor">
-                          <a:schemeClr val="tx1"/>
-                        </a:fontRef>
-                      </wps:style>
-                      <wps:bodyPr/>
-                    </wps:wsp>
-                  </a:graphicData>
-                </a:graphic>
-              </wp:anchor>
-            </w:drawing>
-          </mc:Choice>
-          <mc:Fallback>
-            <w:pict>
-              <v:shape w14:anchorId="27B06808" id="Straight Arrow Connector 25" o:spid="_x0000_s1026" type="#_x0000_t32" style="position:absolute;margin-left:259.2pt;margin-top:142.1pt;width:51pt;height:45pt;z-index:251700224;visibility:visible;mso-wrap-style:square;mso-wrap-distance-left:9pt;mso-wrap-distance-top:0;mso-wrap-distance-right:9pt;mso-wrap-distance-bottom:0;mso-position-horizontal:absolute;mso-position-horizontal-relative:text;mso-position-vertical:absolute;mso-position-vertical-relative:text" o:gfxdata="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" strokecolor="black [3200]" strokeweight=".5pt">
-                <v:stroke endarrow="block" joinstyle="miter"/>
-              </v:shape>
-            </w:pict>
-          </mc:Fallback>
-        </mc:AlternateContent>
-      </w:r>
-      <w:r>
-        <w:rPr>
-          <w:rFonts w:asciiTheme="minorHAnsi" w:hAnsiTheme="minorHAnsi" w:cstheme="minorHAnsi"/>
-          <w:noProof/>
-          <w:sz w:val="32"/>
-          <w:szCs w:val="30"/>
-        </w:rPr>
-        <mc:AlternateContent>
-          <mc:Choice Requires="wps">
-            <w:drawing>
-              <wp:anchor distT="0" distB="0" distL="114300" distR="114300" simplePos="0" relativeHeight="251699200" behindDoc="0" locked="0" layoutInCell="1" allowOverlap="1" wp14:anchorId="3205E0E6" wp14:editId="294856C8">
-                <wp:simplePos x="0" y="0"/>
-                <wp:positionH relativeFrom="column">
-                  <wp:posOffset>3284220</wp:posOffset>
-                </wp:positionH>
-                <wp:positionV relativeFrom="paragraph">
-                  <wp:posOffset>1690370</wp:posOffset>
-                </wp:positionV>
-                <wp:extent cx="594360" cy="0"/>
-                <wp:effectExtent l="38100" t="76200" r="0" b="95250"/>
-                <wp:wrapNone/>
-                <wp:docPr id="5160150" name="Straight Arrow Connector 24"/>
-                <wp:cNvGraphicFramePr/>
-                <a:graphic xmlns:a="http://schemas.openxmlformats.org/drawingml/2006/main">
-                  <a:graphicData uri="http://schemas.microsoft.com/office/word/2010/wordprocessingShape">
-                    <wps:wsp>
-                      <wps:cNvCnPr/>
-                      <wps:spPr>
-                        <a:xfrm flipH="1">
-                          <a:off x="0" y="0"/>
-                          <a:ext cx="594360" cy="0"/>
-                        </a:xfrm>
-                        <a:prstGeom prst="straightConnector1">
-                          <a:avLst/>
-                        </a:prstGeom>
-                        <a:ln>
-                          <a:tailEnd type="triangle"/>
-                        </a:ln>
-                      </wps:spPr>
-                      <wps:style>
-                        <a:lnRef idx="1">
-                          <a:schemeClr val="dk1"/>
-                        </a:lnRef>
-                        <a:fillRef idx="0">
-                          <a:schemeClr val="dk1"/>
-                        </a:fillRef>
-                        <a:effectRef idx="0">
-                          <a:schemeClr val="dk1"/>
-                        </a:effectRef>
-                        <a:fontRef idx="minor">
-                          <a:schemeClr val="tx1"/>
-                        </a:fontRef>
-                      </wps:style>
-                      <wps:bodyPr/>
-                    </wps:wsp>
-                  </a:graphicData>
-                </a:graphic>
-              </wp:anchor>
-            </w:drawing>
-          </mc:Choice>
-          <mc:Fallback>
-            <w:pict>
-              <v:shape w14:anchorId="1D484C5A" id="Straight Arrow Connector 24" o:spid="_x0000_s1026" type="#_x0000_t32" style="position:absolute;margin-left:258.6pt;margin-top:133.1pt;width:46.8pt;height:0;flip:x;z-index:251699200;visibility:visible;mso-wrap-style:square;mso-wrap-distance-left:9pt;mso-wrap-distance-top:0;mso-wrap-distance-right:9pt;mso-wrap-distance-bottom:0;mso-position-horizontal:absolute;mso-position-horizontal-relative:text;mso-position-vertical:absolute;mso-position-vertical-relative:text" o:gfxdata="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" strokecolor="black [3200]" strokeweight=".5pt">
-                <v:stroke endarrow="block" joinstyle="miter"/>
-              </v:shape>
-            </w:pict>
-          </mc:Fallback>
-        </mc:AlternateContent>
-      </w:r>
-      <w:r>
-        <w:rPr>
-          <w:rFonts w:asciiTheme="minorHAnsi" w:hAnsiTheme="minorHAnsi" w:cstheme="minorHAnsi"/>
-          <w:noProof/>
-          <w:sz w:val="32"/>
-          <w:szCs w:val="30"/>
-        </w:rPr>
-        <mc:AlternateContent>
-          <mc:Choice Requires="wps">
-            <w:drawing>
-              <wp:anchor distT="0" distB="0" distL="114300" distR="114300" simplePos="0" relativeHeight="251698176" behindDoc="0" locked="0" layoutInCell="1" allowOverlap="1" wp14:anchorId="30413F46" wp14:editId="781DC202">
-                <wp:simplePos x="0" y="0"/>
-                <wp:positionH relativeFrom="column">
-                  <wp:posOffset>3291840</wp:posOffset>
-                </wp:positionH>
-                <wp:positionV relativeFrom="paragraph">
-                  <wp:posOffset>1576070</wp:posOffset>
-                </wp:positionV>
-                <wp:extent cx="586740" cy="7620"/>
-                <wp:effectExtent l="0" t="57150" r="41910" b="87630"/>
-                <wp:wrapNone/>
-                <wp:docPr id="1427772473" name="Straight Arrow Connector 23"/>
-                <wp:cNvGraphicFramePr/>
-                <a:graphic xmlns:a="http://schemas.openxmlformats.org/drawingml/2006/main">
-                  <a:graphicData uri="http://schemas.microsoft.com/office/word/2010/wordprocessingShape">
-                    <wps:wsp>
-                      <wps:cNvCnPr/>
-                      <wps:spPr>
-                        <a:xfrm>
-                          <a:off x="0" y="0"/>
-                          <a:ext cx="586740" cy="7620"/>
-                        </a:xfrm>
-                        <a:prstGeom prst="straightConnector1">
-                          <a:avLst/>
-                        </a:prstGeom>
-                        <a:ln>
-                          <a:tailEnd type="triangle"/>
-                        </a:ln>
-                      </wps:spPr>
-                      <wps:style>
-                        <a:lnRef idx="1">
-                          <a:schemeClr val="dk1"/>
-                        </a:lnRef>
-                        <a:fillRef idx="0">
-                          <a:schemeClr val="dk1"/>
-                        </a:fillRef>
-                        <a:effectRef idx="0">
-                          <a:schemeClr val="dk1"/>
-                        </a:effectRef>
-                        <a:fontRef idx="minor">
-                          <a:schemeClr val="tx1"/>
-                        </a:fontRef>
-                      </wps:style>
-                      <wps:bodyPr/>
-                    </wps:wsp>
-                  </a:graphicData>
-                </a:graphic>
-              </wp:anchor>
-            </w:drawing>
-          </mc:Choice>
-          <mc:Fallback>
-            <w:pict>
-              <v:shape w14:anchorId="7D2527CB" id="Straight Arrow Connector 23" o:spid="_x0000_s1026" type="#_x0000_t32" style="position:absolute;margin-left:259.2pt;margin-top:124.1pt;width:46.2pt;height:.6pt;z-index:251698176;visibility:visible;mso-wrap-style:square;mso-wrap-distance-left:9pt;mso-wrap-distance-top:0;mso-wrap-distance-right:9pt;mso-wrap-distance-bottom:0;mso-position-horizontal:absolute;mso-position-horizontal-relative:text;mso-position-vertical:absolute;mso-position-vertical-relative:text" o:gfxdata="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" strokecolor="black [3200]" strokeweight=".5pt">
-                <v:stroke endarrow="block" joinstyle="miter"/>
-              </v:shape>
-            </w:pict>
-          </mc:Fallback>
-        </mc:AlternateContent>
-      </w:r>
-      <w:r>
-        <w:rPr>
-          <w:rFonts w:asciiTheme="minorHAnsi" w:hAnsiTheme="minorHAnsi" w:cstheme="minorHAnsi"/>
-          <w:noProof/>
-          <w:sz w:val="32"/>
-          <w:szCs w:val="30"/>
-        </w:rPr>
-        <mc:AlternateContent>
-          <mc:Choice Requires="wps">
-            <w:drawing>
-              <wp:anchor distT="0" distB="0" distL="114300" distR="114300" simplePos="0" relativeHeight="251697152" behindDoc="0" locked="0" layoutInCell="1" allowOverlap="1" wp14:anchorId="5A74FA56" wp14:editId="7F75ADB4">
-                <wp:simplePos x="0" y="0"/>
-                <wp:positionH relativeFrom="column">
-                  <wp:posOffset>2072640</wp:posOffset>
-                </wp:positionH>
-                <wp:positionV relativeFrom="paragraph">
-                  <wp:posOffset>2604770</wp:posOffset>
-                </wp:positionV>
-                <wp:extent cx="259080" cy="0"/>
-                <wp:effectExtent l="0" t="76200" r="26670" b="95250"/>
-                <wp:wrapNone/>
-                <wp:docPr id="759278672" name="Straight Arrow Connector 22"/>
-                <wp:cNvGraphicFramePr/>
-                <a:graphic xmlns:a="http://schemas.openxmlformats.org/drawingml/2006/main">
-                  <a:graphicData uri="http://schemas.microsoft.com/office/word/2010/wordprocessingShape">
-                    <wps:wsp>
-                      <wps:cNvCnPr/>
-                      <wps:spPr>
-                        <a:xfrm>
-                          <a:off x="0" y="0"/>
-                          <a:ext cx="259080" cy="0"/>
-                        </a:xfrm>
-                        <a:prstGeom prst="straightConnector1">
-                          <a:avLst/>
-                        </a:prstGeom>
-                        <a:ln>
-                          <a:tailEnd type="triangle"/>
-                        </a:ln>
-                      </wps:spPr>
-                      <wps:style>
-                        <a:lnRef idx="1">
-                          <a:schemeClr val="dk1"/>
-                        </a:lnRef>
-                        <a:fillRef idx="0">
-                          <a:schemeClr val="dk1"/>
-                        </a:fillRef>
-                        <a:effectRef idx="0">
-                          <a:schemeClr val="dk1"/>
-                        </a:effectRef>
-                        <a:fontRef idx="minor">
-                          <a:schemeClr val="tx1"/>
-                        </a:fontRef>
-                      </wps:style>
-                      <wps:bodyPr/>
-                    </wps:wsp>
-                  </a:graphicData>
-                </a:graphic>
-              </wp:anchor>
-            </w:drawing>
-          </mc:Choice>
-          <mc:Fallback>
-            <w:pict>
-              <v:shape w14:anchorId="1900EA6B" id="Straight Arrow Connector 22" o:spid="_x0000_s1026" type="#_x0000_t32" style="position:absolute;margin-left:163.2pt;margin-top:205.1pt;width:20.4pt;height:0;z-index:251697152;visibility:visible;mso-wrap-style:square;mso-wrap-distance-left:9pt;mso-wrap-distance-top:0;mso-wrap-distance-right:9pt;mso-wrap-distance-bottom:0;mso-position-horizontal:absolute;mso-position-horizontal-relative:text;mso-position-vertical:absolute;mso-position-vertical-relative:text" o:gfxdata="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" strokecolor="black [3200]" strokeweight=".5pt">
-                <v:stroke endarrow="block" joinstyle="miter"/>
-              </v:shape>
-            </w:pict>
-          </mc:Fallback>
-        </mc:AlternateContent>
-      </w:r>
-      <w:r>
-        <w:rPr>
-          <w:rFonts w:asciiTheme="minorHAnsi" w:hAnsiTheme="minorHAnsi" w:cstheme="minorHAnsi"/>
-          <w:noProof/>
-          <w:sz w:val="32"/>
-          <w:szCs w:val="30"/>
-        </w:rPr>
-        <mc:AlternateContent>
-          <mc:Choice Requires="wps">
-            <w:drawing>
-              <wp:anchor distT="0" distB="0" distL="114300" distR="114300" simplePos="0" relativeHeight="251696128" behindDoc="0" locked="0" layoutInCell="1" allowOverlap="1" wp14:anchorId="722D0D0E" wp14:editId="3D6CE4A4">
-                <wp:simplePos x="0" y="0"/>
-                <wp:positionH relativeFrom="column">
-                  <wp:posOffset>2057400</wp:posOffset>
-                </wp:positionH>
-                <wp:positionV relativeFrom="paragraph">
-                  <wp:posOffset>1774190</wp:posOffset>
-                </wp:positionV>
-                <wp:extent cx="297180" cy="0"/>
-                <wp:effectExtent l="38100" t="76200" r="0" b="95250"/>
-                <wp:wrapNone/>
-                <wp:docPr id="334433072" name="Straight Arrow Connector 21"/>
-                <wp:cNvGraphicFramePr/>
-                <a:graphic xmlns:a="http://schemas.openxmlformats.org/drawingml/2006/main">
-                  <a:graphicData uri="http://schemas.microsoft.com/office/word/2010/wordprocessingShape">
-                    <wps:wsp>
-                      <wps:cNvCnPr/>
-                      <wps:spPr>
-                        <a:xfrm flipH="1">
-                          <a:off x="0" y="0"/>
-                          <a:ext cx="297180" cy="0"/>
-                        </a:xfrm>
-                        <a:prstGeom prst="straightConnector1">
-                          <a:avLst/>
-                        </a:prstGeom>
-                        <a:ln>
-                          <a:tailEnd type="triangle"/>
-                        </a:ln>
-                      </wps:spPr>
-                      <wps:style>
-                        <a:lnRef idx="1">
-                          <a:schemeClr val="dk1"/>
-                        </a:lnRef>
-                        <a:fillRef idx="0">
-                          <a:schemeClr val="dk1"/>
-                        </a:fillRef>
-                        <a:effectRef idx="0">
-                          <a:schemeClr val="dk1"/>
-                        </a:effectRef>
-                        <a:fontRef idx="minor">
-                          <a:schemeClr val="tx1"/>
-                        </a:fontRef>
-                      </wps:style>
-                      <wps:bodyPr/>
-                    </wps:wsp>
-                  </a:graphicData>
-                </a:graphic>
-              </wp:anchor>
-            </w:drawing>
-          </mc:Choice>
-          <mc:Fallback>
-            <w:pict>
-              <v:shape w14:anchorId="27AA498F" id="Straight Arrow Connector 21" o:spid="_x0000_s1026" type="#_x0000_t32" style="position:absolute;margin-left:162pt;margin-top:139.7pt;width:23.4pt;height:0;flip:x;z-index:251696128;visibility:visible;mso-wrap-style:square;mso-wrap-distance-left:9pt;mso-wrap-distance-top:0;mso-wrap-distance-right:9pt;mso-wrap-distance-bottom:0;mso-position-horizontal:absolute;mso-position-horizontal-relative:text;mso-position-vertical:absolute;mso-position-vertical-relative:text" o:gfxdata="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" strokecolor="black [3200]" strokeweight=".5pt">
-                <v:stroke endarrow="block" joinstyle="miter"/>
-              </v:shape>
-            </w:pict>
-          </mc:Fallback>
-        </mc:AlternateContent>
-      </w:r>
-      <w:r>
-        <w:rPr>
-          <w:rFonts w:asciiTheme="minorHAnsi" w:hAnsiTheme="minorHAnsi" w:cstheme="minorHAnsi"/>
-          <w:noProof/>
-          <w:sz w:val="32"/>
-          <w:szCs w:val="30"/>
-        </w:rPr>
-        <mc:AlternateContent>
-          <mc:Choice Requires="wps">
-            <w:drawing>
-              <wp:anchor distT="0" distB="0" distL="114300" distR="114300" simplePos="0" relativeHeight="251695104" behindDoc="0" locked="0" layoutInCell="1" allowOverlap="1" wp14:anchorId="0DF7758B" wp14:editId="1C7E8DC8">
-                <wp:simplePos x="0" y="0"/>
-                <wp:positionH relativeFrom="column">
-                  <wp:posOffset>1051560</wp:posOffset>
-                </wp:positionH>
-                <wp:positionV relativeFrom="paragraph">
-                  <wp:posOffset>2848610</wp:posOffset>
-                </wp:positionV>
-                <wp:extent cx="601980" cy="7620"/>
-                <wp:effectExtent l="38100" t="76200" r="26670" b="87630"/>
-                <wp:wrapNone/>
-                <wp:docPr id="1033587923" name="Straight Arrow Connector 20"/>
-                <wp:cNvGraphicFramePr/>
-                <a:graphic xmlns:a="http://schemas.openxmlformats.org/drawingml/2006/main">
-                  <a:graphicData uri="http://schemas.microsoft.com/office/word/2010/wordprocessingShape">
-                    <wps:wsp>
-                      <wps:cNvCnPr/>
-                      <wps:spPr>
-                        <a:xfrm flipV="1">
-                          <a:off x="0" y="0"/>
-                          <a:ext cx="601980" cy="7620"/>
-                        </a:xfrm>
-                        <a:prstGeom prst="straightConnector1">
-                          <a:avLst/>
-                        </a:prstGeom>
-                        <a:ln>
-                          <a:headEnd type="triangle"/>
-                          <a:tailEnd type="triangle"/>
-                        </a:ln>
-                      </wps:spPr>
-                      <wps:style>
-                        <a:lnRef idx="1">
-                          <a:schemeClr val="dk1"/>
-                        </a:lnRef>
-                        <a:fillRef idx="0">
-                          <a:schemeClr val="dk1"/>
-                        </a:fillRef>
-                        <a:effectRef idx="0">
-                          <a:schemeClr val="dk1"/>
-                        </a:effectRef>
-                        <a:fontRef idx="minor">
-                          <a:schemeClr val="tx1"/>
-                        </a:fontRef>
-                      </wps:style>
-                      <wps:bodyPr/>
-                    </wps:wsp>
-                  </a:graphicData>
-                </a:graphic>
-              </wp:anchor>
-            </w:drawing>
-          </mc:Choice>
-          <mc:Fallback>
-            <w:pict>
-              <v:shape w14:anchorId="7041CAB6" id="Straight Arrow Connector 20" o:spid="_x0000_s1026" type="#_x0000_t32" style="position:absolute;margin-left:82.8pt;margin-top:224.3pt;width:47.4pt;height:.6pt;flip:y;z-index:251695104;visibility:visible;mso-wrap-style:square;mso-wrap-distance-left:9pt;mso-wrap-distance-top:0;mso-wrap-distance-right:9pt;mso-wrap-distance-bottom:0;mso-position-horizontal:absolute;mso-position-horizontal-relative:text;mso-position-vertical:absolute;mso-position-vertical-relative:text" o:gfxdata="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" strokecolor="black [3200]" strokeweight=".5pt">
-                <v:stroke startarrow="block" endarrow="block" joinstyle="miter"/>
-              </v:shape>
-            </w:pict>
-          </mc:Fallback>
-        </mc:AlternateContent>
-      </w:r>
-      <w:r>
-        <w:rPr>
-          <w:rFonts w:asciiTheme="minorHAnsi" w:hAnsiTheme="minorHAnsi" w:cstheme="minorHAnsi"/>
-          <w:noProof/>
-          <w:sz w:val="32"/>
-          <w:szCs w:val="30"/>
-        </w:rPr>
-        <mc:AlternateContent>
-          <mc:Choice Requires="wps">
-            <w:drawing>
-              <wp:anchor distT="0" distB="0" distL="114300" distR="114300" simplePos="0" relativeHeight="251693056" behindDoc="0" locked="0" layoutInCell="1" allowOverlap="1" wp14:anchorId="493101E4" wp14:editId="3DA21EDA">
-                <wp:simplePos x="0" y="0"/>
-                <wp:positionH relativeFrom="column">
-                  <wp:posOffset>1051560</wp:posOffset>
-                </wp:positionH>
-                <wp:positionV relativeFrom="paragraph">
-                  <wp:posOffset>2269490</wp:posOffset>
-                </wp:positionV>
-                <wp:extent cx="601980" cy="7620"/>
-                <wp:effectExtent l="38100" t="76200" r="26670" b="87630"/>
-                <wp:wrapNone/>
-                <wp:docPr id="1644100279" name="Straight Arrow Connector 20"/>
-                <wp:cNvGraphicFramePr/>
-                <a:graphic xmlns:a="http://schemas.openxmlformats.org/drawingml/2006/main">
-                  <a:graphicData uri="http://schemas.microsoft.com/office/word/2010/wordprocessingShape">
-                    <wps:wsp>
-                      <wps:cNvCnPr/>
-                      <wps:spPr>
-                        <a:xfrm flipV="1">
-                          <a:off x="0" y="0"/>
-                          <a:ext cx="601980" cy="7620"/>
-                        </a:xfrm>
-                        <a:prstGeom prst="straightConnector1">
-                          <a:avLst/>
-                        </a:prstGeom>
-                        <a:ln>
-                          <a:headEnd type="triangle"/>
-                          <a:tailEnd type="triangle"/>
-                        </a:ln>
-                      </wps:spPr>
-                      <wps:style>
-                        <a:lnRef idx="1">
-                          <a:schemeClr val="dk1"/>
-                        </a:lnRef>
-                        <a:fillRef idx="0">
-                          <a:schemeClr val="dk1"/>
-                        </a:fillRef>
-                        <a:effectRef idx="0">
-                          <a:schemeClr val="dk1"/>
-                        </a:effectRef>
-                        <a:fontRef idx="minor">
-                          <a:schemeClr val="tx1"/>
-                        </a:fontRef>
-                      </wps:style>
-                      <wps:bodyPr/>
-                    </wps:wsp>
-                  </a:graphicData>
-                </a:graphic>
-              </wp:anchor>
-            </w:drawing>
-          </mc:Choice>
-          <mc:Fallback>
-            <w:pict>
-              <v:shape w14:anchorId="1EBE13CA" id="Straight Arrow Connector 20" o:spid="_x0000_s1026" type="#_x0000_t32" style="position:absolute;margin-left:82.8pt;margin-top:178.7pt;width:47.4pt;height:.6pt;flip:y;z-index:251693056;visibility:visible;mso-wrap-style:square;mso-wrap-distance-left:9pt;mso-wrap-distance-top:0;mso-wrap-distance-right:9pt;mso-wrap-distance-bottom:0;mso-position-horizontal:absolute;mso-position-horizontal-relative:text;mso-position-vertical:absolute;mso-position-vertical-relative:text" o:gfxdata="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" strokecolor="black [3200]" strokeweight=".5pt">
-                <v:stroke startarrow="block" endarrow="block" joinstyle="miter"/>
-              </v:shape>
-            </w:pict>
-          </mc:Fallback>
-        </mc:AlternateContent>
-      </w:r>
-      <w:r>
-        <w:rPr>
-          <w:rFonts w:asciiTheme="minorHAnsi" w:hAnsiTheme="minorHAnsi" w:cstheme="minorHAnsi"/>
-          <w:noProof/>
-          <w:sz w:val="32"/>
-          <w:szCs w:val="30"/>
-        </w:rPr>
-        <mc:AlternateContent>
-          <mc:Choice Requires="wps">
-            <w:drawing>
-              <wp:anchor distT="0" distB="0" distL="114300" distR="114300" simplePos="0" relativeHeight="251691008" behindDoc="0" locked="0" layoutInCell="1" allowOverlap="1" wp14:anchorId="341B4042" wp14:editId="2123FA8E">
-                <wp:simplePos x="0" y="0"/>
-                <wp:positionH relativeFrom="column">
-                  <wp:posOffset>1059180</wp:posOffset>
-                </wp:positionH>
-                <wp:positionV relativeFrom="paragraph">
-                  <wp:posOffset>1659890</wp:posOffset>
-                </wp:positionV>
-                <wp:extent cx="601980" cy="7620"/>
-                <wp:effectExtent l="38100" t="76200" r="26670" b="87630"/>
-                <wp:wrapNone/>
-                <wp:docPr id="1260409446" name="Straight Arrow Connector 20"/>
-                <wp:cNvGraphicFramePr/>
-                <a:graphic xmlns:a="http://schemas.openxmlformats.org/drawingml/2006/main">
-                  <a:graphicData uri="http://schemas.microsoft.com/office/word/2010/wordprocessingShape">
-                    <wps:wsp>
-                      <wps:cNvCnPr/>
-                      <wps:spPr>
-                        <a:xfrm flipV="1">
-                          <a:off x="0" y="0"/>
-                          <a:ext cx="601980" cy="7620"/>
-                        </a:xfrm>
-                        <a:prstGeom prst="straightConnector1">
-                          <a:avLst/>
-                        </a:prstGeom>
-                        <a:ln>
-                          <a:headEnd type="triangle"/>
-                          <a:tailEnd type="triangle"/>
-                        </a:ln>
-                      </wps:spPr>
-                      <wps:style>
-                        <a:lnRef idx="1">
-                          <a:schemeClr val="dk1"/>
-                        </a:lnRef>
-                        <a:fillRef idx="0">
-                          <a:schemeClr val="dk1"/>
-                        </a:fillRef>
-                        <a:effectRef idx="0">
-                          <a:schemeClr val="dk1"/>
-                        </a:effectRef>
-                        <a:fontRef idx="minor">
-                          <a:schemeClr val="tx1"/>
-                        </a:fontRef>
-                      </wps:style>
-                      <wps:bodyPr/>
-                    </wps:wsp>
-                  </a:graphicData>
-                </a:graphic>
-              </wp:anchor>
-            </w:drawing>
-          </mc:Choice>
-          <mc:Fallback>
-            <w:pict>
-              <v:shape w14:anchorId="61074813" id="Straight Arrow Connector 20" o:spid="_x0000_s1026" type="#_x0000_t32" style="position:absolute;margin-left:83.4pt;margin-top:130.7pt;width:47.4pt;height:.6pt;flip:y;z-index:251691008;visibility:visible;mso-wrap-style:square;mso-wrap-distance-left:9pt;mso-wrap-distance-top:0;mso-wrap-distance-right:9pt;mso-wrap-distance-bottom:0;mso-position-horizontal:absolute;mso-position-horizontal-relative:text;mso-position-vertical:absolute;mso-position-vertical-relative:text" o:gfxdata="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" strokecolor="black [3200]" strokeweight=".5pt">
-                <v:stroke startarrow="block" endarrow="block" joinstyle="miter"/>
-              </v:shape>
-            </w:pict>
-          </mc:Fallback>
-        </mc:AlternateContent>
-      </w:r>
-      <w:r>
-        <w:rPr>
-          <w:rFonts w:asciiTheme="minorHAnsi" w:hAnsiTheme="minorHAnsi" w:cstheme="minorHAnsi"/>
-          <w:noProof/>
-          <w:sz w:val="32"/>
-          <w:szCs w:val="30"/>
-        </w:rPr>
-        <mc:AlternateContent>
-          <mc:Choice Requires="wps">
-            <w:drawing>
-              <wp:anchor distT="0" distB="0" distL="114300" distR="114300" simplePos="0" relativeHeight="251689984" behindDoc="0" locked="0" layoutInCell="1" allowOverlap="1" wp14:anchorId="2BBE3A33" wp14:editId="4E1390A4">
-                <wp:simplePos x="0" y="0"/>
-                <wp:positionH relativeFrom="column">
-                  <wp:posOffset>3131820</wp:posOffset>
-                </wp:positionH>
-                <wp:positionV relativeFrom="paragraph">
-                  <wp:posOffset>394970</wp:posOffset>
-                </wp:positionV>
-                <wp:extent cx="1135380" cy="327660"/>
-                <wp:effectExtent l="19050" t="0" r="26670" b="72390"/>
-                <wp:wrapNone/>
-                <wp:docPr id="301466091" name="Straight Arrow Connector 19"/>
-                <wp:cNvGraphicFramePr/>
-                <a:graphic xmlns:a="http://schemas.openxmlformats.org/drawingml/2006/main">
-                  <a:graphicData uri="http://schemas.microsoft.com/office/word/2010/wordprocessingShape">
-                    <wps:wsp>
-                      <wps:cNvCnPr/>
-                      <wps:spPr>
-                        <a:xfrm flipH="1">
-                          <a:off x="0" y="0"/>
-                          <a:ext cx="1135380" cy="327660"/>
-                        </a:xfrm>
-                        <a:prstGeom prst="straightConnector1">
-                          <a:avLst/>
-                        </a:prstGeom>
-                        <a:ln>
-                          <a:tailEnd type="triangle"/>
-                        </a:ln>
-                      </wps:spPr>
-                      <wps:style>
-                        <a:lnRef idx="1">
-                          <a:schemeClr val="dk1"/>
-                        </a:lnRef>
-                        <a:fillRef idx="0">
-                          <a:schemeClr val="dk1"/>
-                        </a:fillRef>
-                        <a:effectRef idx="0">
-                          <a:schemeClr val="dk1"/>
-                        </a:effectRef>
-                        <a:fontRef idx="minor">
-                          <a:schemeClr val="tx1"/>
-                        </a:fontRef>
-                      </wps:style>
-                      <wps:bodyPr/>
-                    </wps:wsp>
-                  </a:graphicData>
-                </a:graphic>
-              </wp:anchor>
-            </w:drawing>
-          </mc:Choice>
-          <mc:Fallback>
-            <w:pict>
-              <v:shape w14:anchorId="30F2FD6D" id="Straight Arrow Connector 19" o:spid="_x0000_s1026" type="#_x0000_t32" style="position:absolute;margin-left:246.6pt;margin-top:31.1pt;width:89.4pt;height:25.8pt;flip:x;z-index:251689984;visibility:visible;mso-wrap-style:square;mso-wrap-distance-left:9pt;mso-wrap-distance-top:0;mso-wrap-distance-right:9pt;mso-wrap-distance-bottom:0;mso-position-horizontal:absolute;mso-position-horizontal-relative:text;mso-position-vertical:absolute;mso-position-vertical-relative:text" o:gfxdata="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" strokecolor="black [3200]" strokeweight=".5pt">
-                <v:stroke endarrow="block" joinstyle="miter"/>
-              </v:shape>
-            </w:pict>
-          </mc:Fallback>
-        </mc:AlternateContent>
-      </w:r>
-      <w:r>
-        <w:rPr>
-          <w:rFonts w:asciiTheme="minorHAnsi" w:hAnsiTheme="minorHAnsi" w:cstheme="minorHAnsi"/>
-          <w:noProof/>
-          <w:sz w:val="32"/>
-          <w:szCs w:val="30"/>
-        </w:rPr>
-        <mc:AlternateContent>
-          <mc:Choice Requires="wps">
-            <w:drawing>
-              <wp:anchor distT="0" distB="0" distL="114300" distR="114300" simplePos="0" relativeHeight="251688960" behindDoc="0" locked="0" layoutInCell="1" allowOverlap="1" wp14:anchorId="6D83EE69" wp14:editId="15ED2350">
-                <wp:simplePos x="0" y="0"/>
-                <wp:positionH relativeFrom="column">
-                  <wp:posOffset>1905000</wp:posOffset>
-                </wp:positionH>
-                <wp:positionV relativeFrom="paragraph">
-                  <wp:posOffset>387350</wp:posOffset>
-                </wp:positionV>
-                <wp:extent cx="838200" cy="335280"/>
-                <wp:effectExtent l="0" t="0" r="57150" b="64770"/>
-                <wp:wrapNone/>
-                <wp:docPr id="1376013572" name="Straight Arrow Connector 18"/>
-                <wp:cNvGraphicFramePr/>
-                <a:graphic xmlns:a="http://schemas.openxmlformats.org/drawingml/2006/main">
-                  <a:graphicData uri="http://schemas.microsoft.com/office/word/2010/wordprocessingShape">
-                    <wps:wsp>
-                      <wps:cNvCnPr/>
-                      <wps:spPr>
-                        <a:xfrm>
-                          <a:off x="0" y="0"/>
-                          <a:ext cx="838200" cy="335280"/>
-                        </a:xfrm>
-                        <a:prstGeom prst="straightConnector1">
-                          <a:avLst/>
-                        </a:prstGeom>
-                        <a:ln>
-                          <a:tailEnd type="triangle"/>
-                        </a:ln>
-                      </wps:spPr>
-                      <wps:style>
-                        <a:lnRef idx="1">
-                          <a:schemeClr val="dk1"/>
-                        </a:lnRef>
-                        <a:fillRef idx="0">
-                          <a:schemeClr val="dk1"/>
-                        </a:fillRef>
-                        <a:effectRef idx="0">
-                          <a:schemeClr val="dk1"/>
-                        </a:effectRef>
-                        <a:fontRef idx="minor">
-                          <a:schemeClr val="tx1"/>
-                        </a:fontRef>
-                      </wps:style>
-                      <wps:bodyPr/>
-                    </wps:wsp>
-                  </a:graphicData>
-                </a:graphic>
-              </wp:anchor>
-            </w:drawing>
-          </mc:Choice>
-          <mc:Fallback>
-            <w:pict>
-              <v:shape w14:anchorId="49BE8447" id="Straight Arrow Connector 18" o:spid="_x0000_s1026" type="#_x0000_t32" style="position:absolute;margin-left:150pt;margin-top:30.5pt;width:66pt;height:26.4pt;z-index:251688960;visibility:visible;mso-wrap-style:square;mso-wrap-distance-left:9pt;mso-wrap-distance-top:0;mso-wrap-distance-right:9pt;mso-wrap-distance-bottom:0;mso-position-horizontal:absolute;mso-position-horizontal-relative:text;mso-position-vertical:absolute;mso-position-vertical-relative:text" o:gfxdata="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" strokecolor="black [3200]" strokeweight=".5pt">
-                <v:stroke endarrow="block" joinstyle="miter"/>
-              </v:shape>
-            </w:pict>
-          </mc:Fallback>
-        </mc:AlternateContent>
-      </w:r>
-      <w:r>
-        <w:rPr>
-          <w:rFonts w:asciiTheme="minorHAnsi" w:hAnsiTheme="minorHAnsi" w:cstheme="minorHAnsi"/>
-          <w:noProof/>
-          <w:sz w:val="32"/>
-          <w:szCs w:val="30"/>
-        </w:rPr>
-        <mc:AlternateContent>
-          <mc:Choice Requires="wps">
-            <w:drawing>
-              <wp:anchor distT="0" distB="0" distL="114300" distR="114300" simplePos="0" relativeHeight="251664384" behindDoc="0" locked="0" layoutInCell="1" allowOverlap="1" wp14:anchorId="729948FB" wp14:editId="20DFF4F7">
-                <wp:simplePos x="0" y="0"/>
-                <wp:positionH relativeFrom="column">
-                  <wp:posOffset>5151120</wp:posOffset>
-                </wp:positionH>
-                <wp:positionV relativeFrom="paragraph">
-                  <wp:posOffset>1595755</wp:posOffset>
-                </wp:positionV>
-                <wp:extent cx="998220" cy="0"/>
-                <wp:effectExtent l="0" t="0" r="0" b="0"/>
-                <wp:wrapNone/>
-                <wp:docPr id="1807958332" name="Straight Connector 7"/>
-                <wp:cNvGraphicFramePr/>
-                <a:graphic xmlns:a="http://schemas.openxmlformats.org/drawingml/2006/main">
-                  <a:graphicData uri="http://schemas.microsoft.com/office/word/2010/wordprocessingShape">
-                    <wps:wsp>
-                      <wps:cNvCnPr/>
-                      <wps:spPr>
-                        <a:xfrm>
-                          <a:off x="0" y="0"/>
-                          <a:ext cx="998220" cy="0"/>
-                        </a:xfrm>
-                        <a:prstGeom prst="line">
-                          <a:avLst/>
-                        </a:prstGeom>
-                      </wps:spPr>
-                      <wps:style>
-                        <a:lnRef idx="1">
-                          <a:schemeClr val="dk1"/>
-                        </a:lnRef>
-                        <a:fillRef idx="0">
-                          <a:schemeClr val="dk1"/>
-                        </a:fillRef>
-                        <a:effectRef idx="0">
-                          <a:schemeClr val="dk1"/>
-                        </a:effectRef>
-                        <a:fontRef idx="minor">
-                          <a:schemeClr val="tx1"/>
-                        </a:fontRef>
-                      </wps:style>
-                      <wps:bodyPr/>
-                    </wps:wsp>
-                  </a:graphicData>
-                </a:graphic>
-              </wp:anchor>
-            </w:drawing>
-          </mc:Choice>
-          <mc:Fallback>
-            <w:pict>
-              <v:line w14:anchorId="4AA6DC5E" id="Straight Connector 7" o:spid="_x0000_s1026" style="position:absolute;z-index:251664384;visibility:visible;mso-wrap-style:square;mso-wrap-distance-left:9pt;mso-wrap-distance-top:0;mso-wrap-distance-right:9pt;mso-wrap-distance-bottom:0;mso-position-horizontal:absolute;mso-position-horizontal-relative:text;mso-position-vertical:absolute;mso-position-vertical-relative:text" from="405.6pt,125.65pt" to="484.2pt,125.65pt" o:gfxdata="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" strokecolor="black [3200]" strokeweight=".5pt">
-                <v:stroke joinstyle="miter"/>
-              </v:line>
-            </w:pict>
-          </mc:Fallback>
-        </mc:AlternateContent>
-      </w:r>
-      <w:r>
-        <w:rPr>
-          <w:rFonts w:asciiTheme="minorHAnsi" w:hAnsiTheme="minorHAnsi" w:cstheme="minorHAnsi"/>
-          <w:noProof/>
-          <w:sz w:val="32"/>
-          <w:szCs w:val="30"/>
-        </w:rPr>
-        <mc:AlternateContent>
-          <mc:Choice Requires="wps">
-            <w:drawing>
-              <wp:anchor distT="0" distB="0" distL="114300" distR="114300" simplePos="0" relativeHeight="251661312" behindDoc="0" locked="0" layoutInCell="1" allowOverlap="1" wp14:anchorId="3C90C256" wp14:editId="1B406A29">
-                <wp:simplePos x="0" y="0"/>
-                <wp:positionH relativeFrom="column">
-                  <wp:posOffset>5135880</wp:posOffset>
-                </wp:positionH>
-                <wp:positionV relativeFrom="paragraph">
-                  <wp:posOffset>1190625</wp:posOffset>
-                </wp:positionV>
-                <wp:extent cx="1028700" cy="1645920"/>
-                <wp:effectExtent l="0" t="0" r="19050" b="11430"/>
-                <wp:wrapNone/>
-                <wp:docPr id="1851747689" name="Rectangle 3"/>
-                <wp:cNvGraphicFramePr/>
-                <a:graphic xmlns:a="http://schemas.openxmlformats.org/drawingml/2006/main">
-                  <a:graphicData uri="http://schemas.microsoft.com/office/word/2010/wordprocessingShape">
-                    <wps:wsp>
-                      <wps:cNvSpPr/>
-                      <wps:spPr>
-                        <a:xfrm>
-                          <a:off x="0" y="0"/>
-                          <a:ext cx="1028700" cy="1645920"/>
-                        </a:xfrm>
-                        <a:prstGeom prst="rect">
-                          <a:avLst/>
-                        </a:prstGeom>
-                      </wps:spPr>
-                      <wps:style>
-                        <a:lnRef idx="2">
-                          <a:schemeClr val="dk1"/>
-                        </a:lnRef>
-                        <a:fillRef idx="1">
-                          <a:schemeClr val="lt1"/>
-                        </a:fillRef>
-                        <a:effectRef idx="0">
-                          <a:schemeClr val="dk1"/>
-                        </a:effectRef>
-                        <a:fontRef idx="minor">
-                          <a:schemeClr val="dk1"/>
-                        </a:fontRef>
-                      </wps:style>
-                      <wps:txbx>
-                        <w:txbxContent>
-                          <w:p>
-                            <w:pPr>
-                              <w:jc w:val="center"/>
-                              <w:rPr>
-                                <w:sz w:val="20"/>
-                                <w:szCs w:val="20"/>
-                              </w:rPr>
-                            </w:pPr>
-                            <w:r>
-                              <w:rPr>
-                                <w:sz w:val="20"/>
-                                <w:szCs w:val="20"/>
-                              </w:rPr>
-                              <w:t>Notification Layer</w:t>
-                            </w:r>
-                          </w:p>
-                          <w:p>
-                            <w:pPr>
-                              <w:jc w:val="center"/>
-                              <w:rPr>
-                                <w:sz w:val="20"/>
-                                <w:szCs w:val="20"/>
-                              </w:rPr>
-                            </w:pPr>
-                          </w:p>
-                          <w:p>
-                            <w:pPr>
-                              <w:jc w:val="center"/>
-                              <w:rPr>
-                                <w:sz w:val="20"/>
-                                <w:szCs w:val="20"/>
-                              </w:rPr>
-                            </w:pPr>
-                          </w:p>
-                          <w:p>
-                            <w:pPr>
-                              <w:jc w:val="center"/>
-                            </w:pPr>
-                          </w:p>
-                          <w:p>
-                            <w:pPr>
-                              <w:jc w:val="center"/>
-                            </w:pPr>
-                            <w:r>
-                              <w:t>Alerts about Bookings</w:t>
-                            </w:r>
-                          </w:p>
-                          <w:p>
-                            <w:pPr>
-                              <w:jc w:val="center"/>
-                              <w:rPr>
-                                <w:sz w:val="20"/>
-                                <w:szCs w:val="20"/>
-                              </w:rPr>
-                            </w:pPr>
-                          </w:p>
-                          <w:p>
-                            <w:pPr>
-                              <w:jc w:val="center"/>
-                              <w:rPr>
-                                <w:sz w:val="20"/>
-                                <w:szCs w:val="20"/>
-                              </w:rPr>
-                            </w:pPr>
-                          </w:p>
-                          <w:p>
-                            <w:pPr>
-                              <w:jc w:val="center"/>
-                              <w:rPr>
-                                <w:sz w:val="20"/>
-                                <w:szCs w:val="20"/>
-                              </w:rPr>
-                            </w:pPr>
-                          </w:p>
-                          <w:p>
-                            <w:pPr>
-                              <w:jc w:val="center"/>
-                              <w:rPr>
-                                <w:sz w:val="20"/>
-                                <w:szCs w:val="20"/>
-                              </w:rPr>
-                            </w:pPr>
-                          </w:p>
-                          <w:p>
-                            <w:pPr>
-                              <w:jc w:val="center"/>
-                              <w:rPr>
-                                <w:sz w:val="20"/>
-                                <w:szCs w:val="20"/>
-                              </w:rPr>
-                            </w:pPr>
-                          </w:p>
-                          <w:p>
-                            <w:pPr>
-                              <w:jc w:val="center"/>
-                              <w:rPr>
-                                <w:sz w:val="20"/>
-                                <w:szCs w:val="20"/>
-                              </w:rPr>
-                            </w:pPr>
-                          </w:p>
-                          <w:p>
-                            <w:pPr>
-                              <w:jc w:val="center"/>
-                              <w:rPr>
-                                <w:sz w:val="20"/>
-                                <w:szCs w:val="20"/>
-                              </w:rPr>
-                            </w:pPr>
-                          </w:p>
-                          <w:p>
-                            <w:pPr>
-                              <w:jc w:val="center"/>
-                              <w:rPr>
-                                <w:sz w:val="20"/>
-                                <w:szCs w:val="20"/>
-                              </w:rPr>
-                            </w:pPr>
-                          </w:p>
-                          <w:p>
-                            <w:pPr>
-                              <w:jc w:val="center"/>
-                              <w:rPr>
-                                <w:sz w:val="20"/>
-                                <w:szCs w:val="20"/>
-                              </w:rPr>
-                            </w:pPr>
-                          </w:p>
-                          <w:p>
-                            <w:pPr>
-                              <w:jc w:val="center"/>
-                              <w:rPr>
-                                <w:sz w:val="20"/>
-                                <w:szCs w:val="20"/>
-                              </w:rPr>
-                            </w:pPr>
-                          </w:p>
-                          <w:p>
-                            <w:pPr>
-                              <w:jc w:val="center"/>
-                              <w:rPr>
-                                <w:sz w:val="20"/>
-                                <w:szCs w:val="20"/>
-                              </w:rPr>
-                            </w:pPr>
-                          </w:p>
-                          <w:p>
-                            <w:pPr>
-                              <w:jc w:val="center"/>
-                              <w:rPr>
-                                <w:sz w:val="20"/>
-                                <w:szCs w:val="20"/>
-                              </w:rPr>
-                            </w:pPr>
-                          </w:p>
-                        </w:txbxContent>
-                      </wps:txbx>
-                      <wps:bodyPr rot="0" spcFirstLastPara="0" vertOverflow="overflow" horzOverflow="overflow" vert="horz" wrap="square" lIns="91440" tIns="45720" rIns="91440" bIns="45720" numCol="1" spcCol="0" rtlCol="0" fromWordArt="0" anchor="ctr" anchorCtr="0" forceAA="0" compatLnSpc="1">
-                        <a:prstTxWarp prst="textNoShape">
-                          <a:avLst/>
-                        </a:prstTxWarp>
-                        <a:noAutofit/>
-                      </wps:bodyPr>
-                    </wps:wsp>
-                  </a:graphicData>
-                </a:graphic>
-                <wp14:sizeRelH relativeFrom="margin">
-                  <wp14:pctWidth>0</wp14:pctWidth>
-                </wp14:sizeRelH>
-                <wp14:sizeRelV relativeFrom="margin">
-                  <wp14:pctHeight>0</wp14:pctHeight>
-                </wp14:sizeRelV>
-              </wp:anchor>
-            </w:drawing>
-          </mc:Choice>
-          <mc:Fallback>
-            <w:pict>
-              <v:rect w14:anchorId="3C90C256" id="Rectangle 3" o:spid="_x0000_s1030" style="position:absolute;margin-left:404.4pt;margin-top:93.75pt;width:81pt;height:129.6pt;z-index:251661312;visibility:visible;mso-wrap-style:square;mso-width-percent:0;mso-height-percent:0;mso-wrap-distance-left:9pt;mso-wrap-distance-top:0;mso-wrap-distance-right:9pt;mso-wrap-distance-bottom:0;mso-position-horizontal:absolute;mso-position-horizontal-relative:text;mso-position-vertical:absolute;mso-position-vertical-relative:text;mso-width-percent:0;mso-height-percent:0;mso-width-relative:margin;mso-height-relative:margin;v-text-anchor:middle" o:gfxdata="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" fillcolor="white [3201]" strokecolor="black [3200]" strokeweight="1pt">
-                <v:textbox>
-                  <w:txbxContent>
-                    <w:p>
-                      <w:pPr>
-                        <w:jc w:val="center"/>
-                        <w:rPr>
-                          <w:sz w:val="20"/>
-                          <w:szCs w:val="20"/>
-                        </w:rPr>
-                      </w:pPr>
-                      <w:r>
-                        <w:rPr>
-                          <w:sz w:val="20"/>
-                          <w:szCs w:val="20"/>
-                        </w:rPr>
-                        <w:t>Notification Layer</w:t>
-                      </w:r>
-                    </w:p>
-                    <w:p>
-                      <w:pPr>
-                        <w:jc w:val="center"/>
-                        <w:rPr>
-                          <w:sz w:val="20"/>
-                          <w:szCs w:val="20"/>
-                        </w:rPr>
-                      </w:pPr>
-                    </w:p>
-                    <w:p>
-                      <w:pPr>
-                        <w:jc w:val="center"/>
-                        <w:rPr>
-                          <w:sz w:val="20"/>
-                          <w:szCs w:val="20"/>
-                        </w:rPr>
-                      </w:pPr>
-                    </w:p>
-                    <w:p>
-                      <w:pPr>
-                        <w:jc w:val="center"/>
-                      </w:pPr>
-                    </w:p>
-                    <w:p>
-                      <w:pPr>
-                        <w:jc w:val="center"/>
-                      </w:pPr>
-                      <w:r>
-                        <w:t>Alerts about Bookings</w:t>
-                      </w:r>
-                    </w:p>
-                    <w:p>
-                      <w:pPr>
-                        <w:jc w:val="center"/>
-                        <w:rPr>
-                          <w:sz w:val="20"/>
-                          <w:szCs w:val="20"/>
-                        </w:rPr>
-                      </w:pPr>
-                    </w:p>
-                    <w:p>
-                      <w:pPr>
-                        <w:jc w:val="center"/>
-                        <w:rPr>
-                          <w:sz w:val="20"/>
-                          <w:szCs w:val="20"/>
-                        </w:rPr>
-                      </w:pPr>
-                    </w:p>
-                    <w:p>
-                      <w:pPr>
-                        <w:jc w:val="center"/>
-                        <w:rPr>
-                          <w:sz w:val="20"/>
-                          <w:szCs w:val="20"/>
-                        </w:rPr>
-                      </w:pPr>
-                    </w:p>
-                    <w:p>
-                      <w:pPr>
-                        <w:jc w:val="center"/>
-                        <w:rPr>
-                          <w:sz w:val="20"/>
-                          <w:szCs w:val="20"/>
-                        </w:rPr>
-                      </w:pPr>
-                    </w:p>
-                    <w:p>
-                      <w:pPr>
-                        <w:jc w:val="center"/>
-                        <w:rPr>
-                          <w:sz w:val="20"/>
-                          <w:szCs w:val="20"/>
-                        </w:rPr>
-                      </w:pPr>
-                    </w:p>
-                    <w:p>
-                      <w:pPr>
-                        <w:jc w:val="center"/>
-                        <w:rPr>
-                          <w:sz w:val="20"/>
-                          <w:szCs w:val="20"/>
-                        </w:rPr>
-                      </w:pPr>
-                    </w:p>
-                    <w:p>
-                      <w:pPr>
-                        <w:jc w:val="center"/>
-                        <w:rPr>
-                          <w:sz w:val="20"/>
-                          <w:szCs w:val="20"/>
-                        </w:rPr>
-                      </w:pPr>
-                    </w:p>
-                    <w:p>
-                      <w:pPr>
-                        <w:jc w:val="center"/>
-                        <w:rPr>
-                          <w:sz w:val="20"/>
-                          <w:szCs w:val="20"/>
-                        </w:rPr>
-                      </w:pPr>
-                    </w:p>
-                    <w:p>
-                      <w:pPr>
-                        <w:jc w:val="center"/>
-                        <w:rPr>
-                          <w:sz w:val="20"/>
-                          <w:szCs w:val="20"/>
-                        </w:rPr>
-                      </w:pPr>
-                    </w:p>
-                    <w:p>
-                      <w:pPr>
-                        <w:jc w:val="center"/>
-                        <w:rPr>
-                          <w:sz w:val="20"/>
-                          <w:szCs w:val="20"/>
-                        </w:rPr>
-                      </w:pPr>
-                    </w:p>
-                    <w:p>
-                      <w:pPr>
-                        <w:jc w:val="center"/>
-                        <w:rPr>
-                          <w:sz w:val="20"/>
-                          <w:szCs w:val="20"/>
-                        </w:rPr>
-                      </w:pPr>
-                    </w:p>
-                    <w:p>
-                      <w:pPr>
-                        <w:jc w:val="center"/>
-                        <w:rPr>
-                          <w:sz w:val="20"/>
-                          <w:szCs w:val="20"/>
-                        </w:rPr>
-                      </w:pPr>
-                    </w:p>
-                  </w:txbxContent>
-                </v:textbox>
-              </v:rect>
-            </w:pict>
-          </mc:Fallback>
-        </mc:AlternateContent>
-      </w:r>
-      <w:r>
-        <w:rPr>
-          <w:rFonts w:asciiTheme="minorHAnsi" w:hAnsiTheme="minorHAnsi" w:cstheme="minorHAnsi"/>
-          <w:noProof/>
-          <w:sz w:val="32"/>
-          <w:szCs w:val="30"/>
-        </w:rPr>
-        <mc:AlternateContent>
-          <mc:Choice Requires="wps">
-            <w:drawing>
-              <wp:anchor distT="0" distB="0" distL="114300" distR="114300" simplePos="0" relativeHeight="251662847" behindDoc="0" locked="0" layoutInCell="1" allowOverlap="1" wp14:anchorId="3AA66DE8" wp14:editId="24B501E0">
-                <wp:simplePos x="0" y="0"/>
-                <wp:positionH relativeFrom="column">
-                  <wp:posOffset>3893820</wp:posOffset>
-                </wp:positionH>
-                <wp:positionV relativeFrom="paragraph">
-                  <wp:posOffset>1396365</wp:posOffset>
-                </wp:positionV>
-                <wp:extent cx="563880" cy="853440"/>
-                <wp:effectExtent l="0" t="0" r="26670" b="22860"/>
-                <wp:wrapNone/>
-                <wp:docPr id="624144116" name="Flowchart: Magnetic Disk 1"/>
-                <wp:cNvGraphicFramePr/>
-                <a:graphic xmlns:a="http://schemas.openxmlformats.org/drawingml/2006/main">
-                  <a:graphicData uri="http://schemas.microsoft.com/office/word/2010/wordprocessingShape">
-                    <wps:wsp>
-                      <wps:cNvSpPr/>
-                      <wps:spPr>
-                        <a:xfrm>
-                          <a:off x="0" y="0"/>
-                          <a:ext cx="563880" cy="853440"/>
-                        </a:xfrm>
-                        <a:prstGeom prst="flowChartMagneticDisk">
-                          <a:avLst/>
-                        </a:prstGeom>
-                      </wps:spPr>
-                      <wps:style>
-                        <a:lnRef idx="2">
-                          <a:schemeClr val="dk1"/>
-                        </a:lnRef>
-                        <a:fillRef idx="1">
-                          <a:schemeClr val="lt1"/>
-                        </a:fillRef>
-                        <a:effectRef idx="0">
-                          <a:schemeClr val="dk1"/>
-                        </a:effectRef>
-                        <a:fontRef idx="minor">
-                          <a:schemeClr val="dk1"/>
-                        </a:fontRef>
-                      </wps:style>
-                      <wps:txbx>
-                        <w:txbxContent>
-                          <w:p>
-                            <w:pPr>
-                              <w:jc w:val="center"/>
-                              <w:rPr>
-                                <w:b/>
-                                <w:bCs/>
-                                <w:sz w:val="16"/>
-                                <w:szCs w:val="16"/>
-                              </w:rPr>
-                            </w:pPr>
-                            <w:r>
-                              <w:rPr>
-                                <w:b/>
-                                <w:bCs/>
-                                <w:sz w:val="16"/>
-                                <w:szCs w:val="16"/>
-                              </w:rPr>
-                              <w:t>Users DB</w:t>
-                            </w:r>
-                          </w:p>
-                        </w:txbxContent>
-                      </wps:txbx>
-                      <wps:bodyPr rot="0" spcFirstLastPara="0" vertOverflow="overflow" horzOverflow="overflow" vert="horz" wrap="square" lIns="91440" tIns="45720" rIns="91440" bIns="45720" numCol="1" spcCol="0" rtlCol="0" fromWordArt="0" anchor="ctr" anchorCtr="0" forceAA="0" compatLnSpc="1">
-                        <a:prstTxWarp prst="textNoShape">
-                          <a:avLst/>
-                        </a:prstTxWarp>
-                        <a:noAutofit/>
-                      </wps:bodyPr>
-                    </wps:wsp>
-                  </a:graphicData>
-                </a:graphic>
-                <wp14:sizeRelH relativeFrom="margin">
-                  <wp14:pctWidth>0</wp14:pctWidth>
-                </wp14:sizeRelH>
-                <wp14:sizeRelV relativeFrom="margin">
-                  <wp14:pctHeight>0</wp14:pctHeight>
-                </wp14:sizeRelV>
-              </wp:anchor>
-            </w:drawing>
-          </mc:Choice>
-          <mc:Fallback>
-            <w:pict>
-              <v:shapetype w14:anchorId="3AA66DE8" id="_x0000_t132" coordsize="21600,21600" o:spt="132" path="m10800,qx,3391l,18209qy10800,21600,21600,18209l21600,3391qy10800,xem,3391nfqy10800,6782,21600,3391e">
-                <v:path o:extrusionok="f" gradientshapeok="t" o:connecttype="custom" o:connectlocs="10800,6782;10800,0;0,10800;10800,21600;21600,10800" o:connectangles="270,270,180,90,0" textboxrect="0,6782,21600,18209"/>
-              </v:shapetype>
-              <v:shape id="Flowchart: Magnetic Disk 1" o:spid="_x0000_s1031" type="#_x0000_t132" style="position:absolute;margin-left:306.6pt;margin-top:109.95pt;width:44.4pt;height:67.2pt;z-index:251662847;visibility:visible;mso-wrap-style:square;mso-width-percent:0;mso-height-percent:0;mso-wrap-distance-left:9pt;mso-wrap-distance-top:0;mso-wrap-distance-right:9pt;mso-wrap-distance-bottom:0;mso-position-horizontal:absolute;mso-position-horizontal-relative:text;mso-position-vertical:absolute;mso-position-vertical-relative:text;mso-width-percent:0;mso-height-percent:0;mso-width-relative:margin;mso-height-relative:margin;v-text-anchor:middle" o:gfxdata="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" fillcolor="white [3201]" strokecolor="black [3200]" strokeweight="1pt">
-                <v:stroke joinstyle="miter"/>
-                <v:textbox>
-                  <w:txbxContent>
-                    <w:p>
-                      <w:pPr>
-                        <w:jc w:val="center"/>
-                        <w:rPr>
-                          <w:b/>
-                          <w:bCs/>
-                          <w:sz w:val="16"/>
-                          <w:szCs w:val="16"/>
-                        </w:rPr>
-                      </w:pPr>
-                      <w:r>
-                        <w:rPr>
-                          <w:b/>
-                          <w:bCs/>
-                          <w:sz w:val="16"/>
-                          <w:szCs w:val="16"/>
-                        </w:rPr>
-                        <w:t>Users DB</w:t>
-                      </w:r>
-                    </w:p>
-                  </w:txbxContent>
-                </v:textbox>
-              </v:shape>
-            </w:pict>
-          </mc:Fallback>
-        </mc:AlternateContent>
-      </w:r>
-      <w:r>
-        <w:rPr>
-          <w:rFonts w:asciiTheme="minorHAnsi" w:hAnsiTheme="minorHAnsi" w:cstheme="minorHAnsi"/>
-          <w:noProof/>
-          <w:sz w:val="32"/>
-          <w:szCs w:val="30"/>
-        </w:rPr>
-        <mc:AlternateContent>
-          <mc:Choice Requires="wps">
-            <w:drawing>
-              <wp:anchor distT="0" distB="0" distL="114300" distR="114300" simplePos="0" relativeHeight="251674624" behindDoc="0" locked="0" layoutInCell="1" allowOverlap="1" wp14:anchorId="3F6A91D5" wp14:editId="322BF8E6">
-                <wp:simplePos x="0" y="0"/>
-                <wp:positionH relativeFrom="column">
-                  <wp:posOffset>3878580</wp:posOffset>
-                </wp:positionH>
-                <wp:positionV relativeFrom="paragraph">
-                  <wp:posOffset>2341245</wp:posOffset>
-                </wp:positionV>
-                <wp:extent cx="601980" cy="815340"/>
-                <wp:effectExtent l="0" t="0" r="26670" b="22860"/>
-                <wp:wrapNone/>
-                <wp:docPr id="626953393" name="Flowchart: Magnetic Disk 1"/>
-                <wp:cNvGraphicFramePr/>
-                <a:graphic xmlns:a="http://schemas.openxmlformats.org/drawingml/2006/main">
-                  <a:graphicData uri="http://schemas.microsoft.com/office/word/2010/wordprocessingShape">
-                    <wps:wsp>
-                      <wps:cNvSpPr/>
-                      <wps:spPr>
-                        <a:xfrm>
-                          <a:off x="0" y="0"/>
-                          <a:ext cx="601980" cy="815340"/>
-                        </a:xfrm>
-                        <a:prstGeom prst="flowChartMagneticDisk">
-                          <a:avLst/>
-                        </a:prstGeom>
-                      </wps:spPr>
-                      <wps:style>
-                        <a:lnRef idx="2">
-                          <a:schemeClr val="dk1"/>
-                        </a:lnRef>
-                        <a:fillRef idx="1">
-                          <a:schemeClr val="lt1"/>
-                        </a:fillRef>
-                        <a:effectRef idx="0">
-                          <a:schemeClr val="dk1"/>
-                        </a:effectRef>
-                        <a:fontRef idx="minor">
-                          <a:schemeClr val="dk1"/>
-                        </a:fontRef>
-                      </wps:style>
-                      <wps:txbx>
-                        <w:txbxContent>
-                          <w:p>
-                            <w:pPr>
-                              <w:jc w:val="center"/>
-                              <w:rPr>
-                                <w:b/>
-                                <w:bCs/>
-                                <w:sz w:val="12"/>
-                                <w:szCs w:val="12"/>
-                              </w:rPr>
-                            </w:pPr>
-                            <w:r>
-                              <w:rPr>
-                                <w:b/>
-                                <w:bCs/>
-                                <w:sz w:val="12"/>
-                                <w:szCs w:val="12"/>
-                              </w:rPr>
-                              <w:t xml:space="preserve">Workspaces </w:t>
-                            </w:r>
-                          </w:p>
-                          <w:p>
-                            <w:pPr>
-                              <w:jc w:val="center"/>
-                              <w:rPr>
-                                <w:b/>
-                                <w:bCs/>
-                                <w:sz w:val="12"/>
-                                <w:szCs w:val="12"/>
-                              </w:rPr>
-                            </w:pPr>
-                            <w:r>
-                              <w:rPr>
-                                <w:b/>
-                                <w:bCs/>
-                                <w:sz w:val="12"/>
-                                <w:szCs w:val="12"/>
-                              </w:rPr>
-                              <w:t>DB</w:t>
-                            </w:r>
-                          </w:p>
-                        </w:txbxContent>
-                      </wps:txbx>
-                      <wps:bodyPr rot="0" spcFirstLastPara="0" vertOverflow="overflow" horzOverflow="overflow" vert="horz" wrap="square" lIns="91440" tIns="45720" rIns="91440" bIns="45720" numCol="1" spcCol="0" rtlCol="0" fromWordArt="0" anchor="ctr" anchorCtr="0" forceAA="0" compatLnSpc="1">
-                        <a:prstTxWarp prst="textNoShape">
-                          <a:avLst/>
-                        </a:prstTxWarp>
-                        <a:noAutofit/>
-                      </wps:bodyPr>
-                    </wps:wsp>
-                  </a:graphicData>
-                </a:graphic>
-                <wp14:sizeRelH relativeFrom="margin">
-                  <wp14:pctWidth>0</wp14:pctWidth>
-                </wp14:sizeRelH>
-                <wp14:sizeRelV relativeFrom="margin">
-                  <wp14:pctHeight>0</wp14:pctHeight>
-                </wp14:sizeRelV>
-              </wp:anchor>
-            </w:drawing>
-          </mc:Choice>
-          <mc:Fallback>
-            <w:pict>
-              <v:shape w14:anchorId="3F6A91D5" id="_x0000_s1032" type="#_x0000_t132" style="position:absolute;margin-left:305.4pt;margin-top:184.35pt;width:47.4pt;height:64.2pt;z-index:251674624;visibility:visible;mso-wrap-style:square;mso-width-percent:0;mso-height-percent:0;mso-wrap-distance-left:9pt;mso-wrap-distance-top:0;mso-wrap-distance-right:9pt;mso-wrap-distance-bottom:0;mso-position-horizontal:absolute;mso-position-horizontal-relative:text;mso-position-vertical:absolute;mso-position-vertical-relative:text;mso-width-percent:0;mso-height-percent:0;mso-width-relative:margin;mso-height-relative:margin;v-text-anchor:middle" o:gfxdata="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" fillcolor="white [3201]" strokecolor="black [3200]" strokeweight="1pt">
-                <v:stroke joinstyle="miter"/>
-                <v:textbox>
-                  <w:txbxContent>
-                    <w:p>
-                      <w:pPr>
-                        <w:jc w:val="center"/>
-                        <w:rPr>
-                          <w:b/>
-                          <w:bCs/>
-                          <w:sz w:val="12"/>
-                          <w:szCs w:val="12"/>
-                        </w:rPr>
-                      </w:pPr>
-                      <w:r>
-                        <w:rPr>
-                          <w:b/>
-                          <w:bCs/>
-                          <w:sz w:val="12"/>
-                          <w:szCs w:val="12"/>
-                        </w:rPr>
-                        <w:t xml:space="preserve">Workspaces </w:t>
-                      </w:r>
-                    </w:p>
-                    <w:p>
-                      <w:pPr>
-                        <w:jc w:val="center"/>
-                        <w:rPr>
-                          <w:b/>
-                          <w:bCs/>
-                          <w:sz w:val="12"/>
-                          <w:szCs w:val="12"/>
-                        </w:rPr>
-                      </w:pPr>
-                      <w:r>
-                        <w:rPr>
-                          <w:b/>
-                          <w:bCs/>
-                          <w:sz w:val="12"/>
-                          <w:szCs w:val="12"/>
-                        </w:rPr>
-                        <w:t>DB</w:t>
-                      </w:r>
-                    </w:p>
-                  </w:txbxContent>
-                </v:textbox>
-              </v:shape>
-            </w:pict>
-          </mc:Fallback>
-        </mc:AlternateContent>
-      </w:r>
-      <w:r>
-        <w:rPr>
-          <w:rFonts w:asciiTheme="minorHAnsi" w:hAnsiTheme="minorHAnsi" w:cstheme="minorHAnsi"/>
-          <w:noProof/>
-          <w:sz w:val="32"/>
-          <w:szCs w:val="30"/>
-        </w:rPr>
-        <mc:AlternateContent>
-          <mc:Choice Requires="wps">
-            <w:drawing>
-              <wp:anchor distT="0" distB="0" distL="114300" distR="114300" simplePos="0" relativeHeight="251685888" behindDoc="0" locked="0" layoutInCell="1" allowOverlap="1" wp14:anchorId="3E917E7B" wp14:editId="2AA1C392">
-                <wp:simplePos x="0" y="0"/>
-                <wp:positionH relativeFrom="column">
-                  <wp:posOffset>2354580</wp:posOffset>
-                </wp:positionH>
-                <wp:positionV relativeFrom="paragraph">
-                  <wp:posOffset>1503045</wp:posOffset>
-                </wp:positionV>
-                <wp:extent cx="937260" cy="541020"/>
-                <wp:effectExtent l="0" t="0" r="15240" b="11430"/>
-                <wp:wrapNone/>
-                <wp:docPr id="1241727138" name="Rectangle 17"/>
-                <wp:cNvGraphicFramePr/>
-                <a:graphic xmlns:a="http://schemas.openxmlformats.org/drawingml/2006/main">
-                  <a:graphicData uri="http://schemas.microsoft.com/office/word/2010/wordprocessingShape">
-                    <wps:wsp>
-                      <wps:cNvSpPr/>
-                      <wps:spPr>
-                        <a:xfrm>
-                          <a:off x="0" y="0"/>
-                          <a:ext cx="937260" cy="541020"/>
-                        </a:xfrm>
-                        <a:prstGeom prst="rect">
-                          <a:avLst/>
-                        </a:prstGeom>
-                      </wps:spPr>
-                      <wps:style>
-                        <a:lnRef idx="2">
-                          <a:schemeClr val="dk1"/>
-                        </a:lnRef>
-                        <a:fillRef idx="1">
-                          <a:schemeClr val="lt1"/>
-                        </a:fillRef>
-                        <a:effectRef idx="0">
-                          <a:schemeClr val="dk1"/>
-                        </a:effectRef>
-                        <a:fontRef idx="minor">
-                          <a:schemeClr val="dk1"/>
-                        </a:fontRef>
-                      </wps:style>
-                      <wps:txbx>
-                        <w:txbxContent>
-                          <w:p>
-                            <w:pPr>
-                              <w:jc w:val="center"/>
-                              <w:rPr>
-                                <w:sz w:val="28"/>
-                                <w:szCs w:val="28"/>
-                              </w:rPr>
-                            </w:pPr>
-                            <w:r>
-                              <w:rPr>
-                                <w:sz w:val="28"/>
-                                <w:szCs w:val="28"/>
-                              </w:rPr>
-                              <w:t>Booking</w:t>
-                            </w:r>
-                          </w:p>
-                        </w:txbxContent>
-                      </wps:txbx>
-                      <wps:bodyPr rot="0" spcFirstLastPara="0" vertOverflow="overflow" horzOverflow="overflow" vert="horz" wrap="square" lIns="91440" tIns="45720" rIns="91440" bIns="45720" numCol="1" spcCol="0" rtlCol="0" fromWordArt="0" anchor="ctr" anchorCtr="0" forceAA="0" compatLnSpc="1">
-                        <a:prstTxWarp prst="textNoShape">
-                          <a:avLst/>
-                        </a:prstTxWarp>
-                        <a:noAutofit/>
-                      </wps:bodyPr>
-                    </wps:wsp>
-                  </a:graphicData>
-                </a:graphic>
-              </wp:anchor>
-            </w:drawing>
-          </mc:Choice>
-          <mc:Fallback>
-            <w:pict>
-              <v:rect w14:anchorId="3E917E7B" id="Rectangle 17" o:spid="_x0000_s1033" style="position:absolute;margin-left:185.4pt;margin-top:118.35pt;width:73.8pt;height:42.6pt;z-index:251685888;visibility:visible;mso-wrap-style:square;mso-wrap-distance-left:9pt;mso-wrap-distance-top:0;mso-wrap-distance-right:9pt;mso-wrap-distance-bottom:0;mso-position-horizontal:absolute;mso-position-horizontal-relative:text;mso-position-vertical:absolute;mso-position-vertical-relative:text;v-text-anchor:middle" o:gfxdata="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" fillcolor="white [3201]" strokecolor="black [3200]" strokeweight="1pt">
-                <v:textbox>
-                  <w:txbxContent>
-                    <w:p>
-                      <w:pPr>
-                        <w:jc w:val="center"/>
-                        <w:rPr>
-                          <w:sz w:val="28"/>
-                          <w:szCs w:val="28"/>
-                        </w:rPr>
-                      </w:pPr>
-                      <w:r>
-                        <w:rPr>
-                          <w:sz w:val="28"/>
-                          <w:szCs w:val="28"/>
-                        </w:rPr>
-                        <w:t>Booking</w:t>
-                      </w:r>
-                    </w:p>
-                  </w:txbxContent>
-                </v:textbox>
-              </v:rect>
-            </w:pict>
-          </mc:Fallback>
-        </mc:AlternateContent>
-      </w:r>
-      <w:r>
-        <w:rPr>
-          <w:rFonts w:asciiTheme="minorHAnsi" w:hAnsiTheme="minorHAnsi" w:cstheme="minorHAnsi"/>
-          <w:noProof/>
-          <w:sz w:val="32"/>
-          <w:szCs w:val="30"/>
-        </w:rPr>
-        <mc:AlternateContent>
-          <mc:Choice Requires="wps">
-            <w:drawing>
-              <wp:anchor distT="0" distB="0" distL="114300" distR="114300" simplePos="0" relativeHeight="251687936" behindDoc="0" locked="0" layoutInCell="1" allowOverlap="1" wp14:anchorId="305C7D6D" wp14:editId="61EC9BCB">
-                <wp:simplePos x="0" y="0"/>
-                <wp:positionH relativeFrom="column">
-                  <wp:posOffset>2346960</wp:posOffset>
-                </wp:positionH>
-                <wp:positionV relativeFrom="paragraph">
-                  <wp:posOffset>2348865</wp:posOffset>
-                </wp:positionV>
-                <wp:extent cx="937260" cy="541020"/>
-                <wp:effectExtent l="0" t="0" r="15240" b="11430"/>
-                <wp:wrapNone/>
-                <wp:docPr id="1677339380" name="Rectangle 17"/>
-                <wp:cNvGraphicFramePr/>
-                <a:graphic xmlns:a="http://schemas.openxmlformats.org/drawingml/2006/main">
-                  <a:graphicData uri="http://schemas.microsoft.com/office/word/2010/wordprocessingShape">
-                    <wps:wsp>
-                      <wps:cNvSpPr/>
-                      <wps:spPr>
-                        <a:xfrm>
-                          <a:off x="0" y="0"/>
-                          <a:ext cx="937260" cy="541020"/>
-                        </a:xfrm>
-                        <a:prstGeom prst="rect">
-                          <a:avLst/>
-                        </a:prstGeom>
-                      </wps:spPr>
-                      <wps:style>
-                        <a:lnRef idx="2">
-                          <a:schemeClr val="dk1"/>
-                        </a:lnRef>
-                        <a:fillRef idx="1">
-                          <a:schemeClr val="lt1"/>
-                        </a:fillRef>
-                        <a:effectRef idx="0">
-                          <a:schemeClr val="dk1"/>
-                        </a:effectRef>
-                        <a:fontRef idx="minor">
-                          <a:schemeClr val="dk1"/>
-                        </a:fontRef>
-                      </wps:style>
-                      <wps:txbx>
-                        <w:txbxContent>
-                          <w:p>
-                            <w:pPr>
-                              <w:jc w:val="center"/>
-                            </w:pPr>
-                            <w:r>
-                              <w:t>Conflict Resolution</w:t>
-                            </w:r>
-                          </w:p>
-                        </w:txbxContent>
-                      </wps:txbx>
-                      <wps:bodyPr rot="0" spcFirstLastPara="0" vertOverflow="overflow" horzOverflow="overflow" vert="horz" wrap="square" lIns="91440" tIns="45720" rIns="91440" bIns="45720" numCol="1" spcCol="0" rtlCol="0" fromWordArt="0" anchor="ctr" anchorCtr="0" forceAA="0" compatLnSpc="1">
-                        <a:prstTxWarp prst="textNoShape">
-                          <a:avLst/>
-                        </a:prstTxWarp>
-                        <a:noAutofit/>
-                      </wps:bodyPr>
-                    </wps:wsp>
-                  </a:graphicData>
-                </a:graphic>
-              </wp:anchor>
-            </w:drawing>
-          </mc:Choice>
-          <mc:Fallback>
-            <w:pict>
-              <v:rect w14:anchorId="305C7D6D" id="_x0000_s1034" style="position:absolute;margin-left:184.8pt;margin-top:184.95pt;width:73.8pt;height:42.6pt;z-index:251687936;visibility:visible;mso-wrap-style:square;mso-wrap-distance-left:9pt;mso-wrap-distance-top:0;mso-wrap-distance-right:9pt;mso-wrap-distance-bottom:0;mso-position-horizontal:absolute;mso-position-horizontal-relative:text;mso-position-vertical:absolute;mso-position-vertical-relative:text;v-text-anchor:middle" o:gfxdata="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" fillcolor="white [3201]" strokecolor="black [3200]" strokeweight="1pt">
-                <v:textbox>
-                  <w:txbxContent>
-                    <w:p>
-                      <w:pPr>
-                        <w:jc w:val="center"/>
-                      </w:pPr>
-                      <w:r>
-                        <w:t>Conflict Resolution</w:t>
-                      </w:r>
-                    </w:p>
-                  </w:txbxContent>
-                </v:textbox>
-              </v:rect>
-            </w:pict>
-          </mc:Fallback>
-        </mc:AlternateContent>
-      </w:r>
-      <w:r>
-        <w:rPr>
-          <w:rFonts w:asciiTheme="minorHAnsi" w:hAnsiTheme="minorHAnsi" w:cstheme="minorHAnsi"/>
-          <w:noProof/>
-          <w:sz w:val="32"/>
-          <w:szCs w:val="30"/>
-        </w:rPr>
-        <mc:AlternateContent>
-          <mc:Choice Requires="wps">
-            <w:drawing>
-              <wp:anchor distT="0" distB="0" distL="114300" distR="114300" simplePos="0" relativeHeight="251684864" behindDoc="0" locked="0" layoutInCell="1" allowOverlap="1" wp14:anchorId="4ED9DBB2" wp14:editId="361CBD82">
-                <wp:simplePos x="0" y="0"/>
-                <wp:positionH relativeFrom="column">
-                  <wp:posOffset>1661160</wp:posOffset>
-                </wp:positionH>
-                <wp:positionV relativeFrom="paragraph">
-                  <wp:posOffset>1396365</wp:posOffset>
-                </wp:positionV>
-                <wp:extent cx="411480" cy="1577340"/>
-                <wp:effectExtent l="0" t="0" r="26670" b="22860"/>
-                <wp:wrapNone/>
-                <wp:docPr id="857319084" name="Rectangle 16"/>
-                <wp:cNvGraphicFramePr/>
-                <a:graphic xmlns:a="http://schemas.openxmlformats.org/drawingml/2006/main">
-                  <a:graphicData uri="http://schemas.microsoft.com/office/word/2010/wordprocessingShape">
-                    <wps:wsp>
-                      <wps:cNvSpPr/>
-                      <wps:spPr>
-                        <a:xfrm>
-                          <a:off x="0" y="0"/>
-                          <a:ext cx="411480" cy="1577340"/>
-                        </a:xfrm>
-                        <a:prstGeom prst="rect">
-                          <a:avLst/>
-                        </a:prstGeom>
-                      </wps:spPr>
-                      <wps:style>
-                        <a:lnRef idx="2">
-                          <a:schemeClr val="dk1"/>
-                        </a:lnRef>
-                        <a:fillRef idx="1">
-                          <a:schemeClr val="lt1"/>
-                        </a:fillRef>
-                        <a:effectRef idx="0">
-                          <a:schemeClr val="dk1"/>
-                        </a:effectRef>
-                        <a:fontRef idx="minor">
-                          <a:schemeClr val="dk1"/>
-                        </a:fontRef>
-                      </wps:style>
-                      <wps:txbx>
-                        <w:txbxContent>
-                          <w:p>
-                            <w:pPr>
-                              <w:jc w:val="center"/>
-                              <w:rPr>
-                                <w:sz w:val="28"/>
-                                <w:szCs w:val="28"/>
-                              </w:rPr>
-                            </w:pPr>
-                            <w:r>
-                              <w:rPr>
-                                <w:sz w:val="28"/>
-                                <w:szCs w:val="28"/>
-                              </w:rPr>
-                              <w:t>Web Service API</w:t>
-                            </w:r>
-                          </w:p>
-                        </w:txbxContent>
-                      </wps:txbx>
-                      <wps:bodyPr rot="0" spcFirstLastPara="0" vertOverflow="overflow" horzOverflow="overflow" vert="vert" wrap="square" lIns="91440" tIns="45720" rIns="91440" bIns="45720" numCol="1" spcCol="0" rtlCol="0" fromWordArt="0" anchor="ctr" anchorCtr="0" forceAA="0" compatLnSpc="1">
-                        <a:prstTxWarp prst="textNoShape">
-                          <a:avLst/>
-                        </a:prstTxWarp>
-                        <a:noAutofit/>
-                      </wps:bodyPr>
-                    </wps:wsp>
-                  </a:graphicData>
-                </a:graphic>
-              </wp:anchor>
-            </w:drawing>
-          </mc:Choice>
-          <mc:Fallback>
-            <w:pict>
-              <v:rect w14:anchorId="4ED9DBB2" id="Rectangle 16" o:spid="_x0000_s1035" style="position:absolute;margin-left:130.8pt;margin-top:109.95pt;width:32.4pt;height:124.2pt;z-index:251684864;visibility:visible;mso-wrap-style:square;mso-wrap-distance-left:9pt;mso-wrap-distance-top:0;mso-wrap-distance-right:9pt;mso-wrap-distance-bottom:0;mso-position-horizontal:absolute;mso-position-horizontal-relative:text;mso-position-vertical:absolute;mso-position-vertical-relative:text;v-text-anchor:middle" o:gfxdata="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" fillcolor="white [3201]" strokecolor="black [3200]" strokeweight="1pt">
-                <v:textbox style="layout-flow:vertical">
-                  <w:txbxContent>
-                    <w:p>
-                      <w:pPr>
-                        <w:jc w:val="center"/>
-                        <w:rPr>
-                          <w:sz w:val="28"/>
-                          <w:szCs w:val="28"/>
-                        </w:rPr>
-                      </w:pPr>
-                      <w:r>
-                        <w:rPr>
-                          <w:sz w:val="28"/>
-                          <w:szCs w:val="28"/>
-                        </w:rPr>
-                        <w:t>Web Service API</w:t>
-                      </w:r>
-                    </w:p>
-                  </w:txbxContent>
-                </v:textbox>
-              </v:rect>
-            </w:pict>
-          </mc:Fallback>
-        </mc:AlternateContent>
-      </w:r>
-      <w:r>
-        <w:rPr>
-          <w:rFonts w:asciiTheme="minorHAnsi" w:hAnsiTheme="minorHAnsi" w:cstheme="minorHAnsi"/>
-          <w:noProof/>
-          <w:sz w:val="32"/>
-          <w:szCs w:val="30"/>
-        </w:rPr>
-        <mc:AlternateContent>
-          <mc:Choice Requires="wps">
-            <w:drawing>
-              <wp:anchor distT="0" distB="0" distL="114300" distR="114300" simplePos="0" relativeHeight="251681792" behindDoc="0" locked="0" layoutInCell="1" allowOverlap="1" wp14:anchorId="01FF838E" wp14:editId="2275D065">
-                <wp:simplePos x="0" y="0"/>
-                <wp:positionH relativeFrom="column">
-                  <wp:posOffset>304800</wp:posOffset>
-                </wp:positionH>
-                <wp:positionV relativeFrom="paragraph">
-                  <wp:posOffset>2051685</wp:posOffset>
-                </wp:positionV>
-                <wp:extent cx="746760" cy="449580"/>
-                <wp:effectExtent l="0" t="0" r="15240" b="26670"/>
-                <wp:wrapNone/>
-                <wp:docPr id="1279175572" name="Rectangle 15"/>
-                <wp:cNvGraphicFramePr/>
-                <a:graphic xmlns:a="http://schemas.openxmlformats.org/drawingml/2006/main">
-                  <a:graphicData uri="http://schemas.microsoft.com/office/word/2010/wordprocessingShape">
-                    <wps:wsp>
-                      <wps:cNvSpPr/>
-                      <wps:spPr>
-                        <a:xfrm>
-                          <a:off x="0" y="0"/>
-                          <a:ext cx="746760" cy="449580"/>
-                        </a:xfrm>
-                        <a:prstGeom prst="rect">
-                          <a:avLst/>
-                        </a:prstGeom>
-                      </wps:spPr>
-                      <wps:style>
-                        <a:lnRef idx="2">
-                          <a:schemeClr val="dk1"/>
-                        </a:lnRef>
-                        <a:fillRef idx="1">
-                          <a:schemeClr val="lt1"/>
-                        </a:fillRef>
-                        <a:effectRef idx="0">
-                          <a:schemeClr val="dk1"/>
-                        </a:effectRef>
-                        <a:fontRef idx="minor">
-                          <a:schemeClr val="dk1"/>
-                        </a:fontRef>
-                      </wps:style>
-                      <wps:txbx>
-                        <w:txbxContent>
-                          <w:p>
-                            <w:pPr>
-                              <w:jc w:val="center"/>
-                              <w:rPr>
-                                <w:sz w:val="20"/>
-                                <w:szCs w:val="20"/>
-                              </w:rPr>
-                            </w:pPr>
-                            <w:r>
-                              <w:rPr>
-                                <w:sz w:val="20"/>
-                                <w:szCs w:val="20"/>
-                              </w:rPr>
-                              <w:t>Teaching Assistant</w:t>
-                            </w:r>
-                          </w:p>
-                        </w:txbxContent>
-                      </wps:txbx>
-                      <wps:bodyPr rot="0" spcFirstLastPara="0" vertOverflow="overflow" horzOverflow="overflow" vert="horz" wrap="square" lIns="91440" tIns="45720" rIns="91440" bIns="45720" numCol="1" spcCol="0" rtlCol="0" fromWordArt="0" anchor="ctr" anchorCtr="0" forceAA="0" compatLnSpc="1">
-                        <a:prstTxWarp prst="textNoShape">
-                          <a:avLst/>
-                        </a:prstTxWarp>
-                        <a:noAutofit/>
-                      </wps:bodyPr>
-                    </wps:wsp>
-                  </a:graphicData>
-                </a:graphic>
-                <wp14:sizeRelH relativeFrom="margin">
-                  <wp14:pctWidth>0</wp14:pctWidth>
-                </wp14:sizeRelH>
-                <wp14:sizeRelV relativeFrom="margin">
-                  <wp14:pctHeight>0</wp14:pctHeight>
-                </wp14:sizeRelV>
-              </wp:anchor>
-            </w:drawing>
-          </mc:Choice>
-          <mc:Fallback>
-            <w:pict>
-              <v:rect w14:anchorId="01FF838E" id="Rectangle 15" o:spid="_x0000_s1036" style="position:absolute;margin-left:24pt;margin-top:161.55pt;width:58.8pt;height:35.4pt;z-index:251681792;visibility:visible;mso-wrap-style:square;mso-width-percent:0;mso-height-percent:0;mso-wrap-distance-left:9pt;mso-wrap-distance-top:0;mso-wrap-distance-right:9pt;mso-wrap-distance-bottom:0;mso-position-horizontal:absolute;mso-position-horizontal-relative:text;mso-position-vertical:absolute;mso-position-vertical-relative:text;mso-width-percent:0;mso-height-percent:0;mso-width-relative:margin;mso-height-relative:margin;v-text-anchor:middle" o:gfxdata="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" fillcolor="white [3201]" strokecolor="black [3200]" strokeweight="1pt">
-                <v:textbox>
-                  <w:txbxContent>
-                    <w:p>
-                      <w:pPr>
-                        <w:jc w:val="center"/>
-                        <w:rPr>
-                          <w:sz w:val="20"/>
-                          <w:szCs w:val="20"/>
-                        </w:rPr>
-                      </w:pPr>
-                      <w:r>
-                        <w:rPr>
-                          <w:sz w:val="20"/>
-                          <w:szCs w:val="20"/>
-                        </w:rPr>
-                        <w:t>Teaching Assistant</w:t>
-                      </w:r>
-                    </w:p>
-                  </w:txbxContent>
-                </v:textbox>
-              </v:rect>
-            </w:pict>
-          </mc:Fallback>
-        </mc:AlternateContent>
-      </w:r>
-      <w:r>
-        <w:rPr>
-          <w:rFonts w:asciiTheme="minorHAnsi" w:hAnsiTheme="minorHAnsi" w:cstheme="minorHAnsi"/>
-          <w:noProof/>
-          <w:sz w:val="32"/>
-          <w:szCs w:val="30"/>
-        </w:rPr>
-        <mc:AlternateContent>
-          <mc:Choice Requires="wps">
-            <w:drawing>
-              <wp:anchor distT="0" distB="0" distL="114300" distR="114300" simplePos="0" relativeHeight="251683840" behindDoc="0" locked="0" layoutInCell="1" allowOverlap="1" wp14:anchorId="641904BF" wp14:editId="5B1B1DFC">
-                <wp:simplePos x="0" y="0"/>
-                <wp:positionH relativeFrom="column">
-                  <wp:posOffset>304800</wp:posOffset>
-                </wp:positionH>
-                <wp:positionV relativeFrom="paragraph">
-                  <wp:posOffset>1419225</wp:posOffset>
-                </wp:positionV>
-                <wp:extent cx="746760" cy="449580"/>
-                <wp:effectExtent l="0" t="0" r="15240" b="26670"/>
-                <wp:wrapNone/>
-                <wp:docPr id="1085629282" name="Rectangle 15"/>
-                <wp:cNvGraphicFramePr/>
-                <a:graphic xmlns:a="http://schemas.openxmlformats.org/drawingml/2006/main">
-                  <a:graphicData uri="http://schemas.microsoft.com/office/word/2010/wordprocessingShape">
-                    <wps:wsp>
-                      <wps:cNvSpPr/>
-                      <wps:spPr>
-                        <a:xfrm>
-                          <a:off x="0" y="0"/>
-                          <a:ext cx="746760" cy="449580"/>
-                        </a:xfrm>
-                        <a:prstGeom prst="rect">
-                          <a:avLst/>
-                        </a:prstGeom>
-                      </wps:spPr>
-                      <wps:style>
-                        <a:lnRef idx="2">
-                          <a:schemeClr val="dk1"/>
-                        </a:lnRef>
-                        <a:fillRef idx="1">
-                          <a:schemeClr val="lt1"/>
-                        </a:fillRef>
-                        <a:effectRef idx="0">
-                          <a:schemeClr val="dk1"/>
-                        </a:effectRef>
-                        <a:fontRef idx="minor">
-                          <a:schemeClr val="dk1"/>
-                        </a:fontRef>
-                      </wps:style>
-                      <wps:txbx>
-                        <w:txbxContent>
-                          <w:p>
-                            <w:pPr>
-                              <w:jc w:val="center"/>
-                            </w:pPr>
-                            <w:r>
-                              <w:t>Faculty Member</w:t>
-                            </w:r>
-                          </w:p>
-                        </w:txbxContent>
-                      </wps:txbx>
-                      <wps:bodyPr rot="0" spcFirstLastPara="0" vertOverflow="overflow" horzOverflow="overflow" vert="horz" wrap="square" lIns="91440" tIns="45720" rIns="91440" bIns="45720" numCol="1" spcCol="0" rtlCol="0" fromWordArt="0" anchor="ctr" anchorCtr="0" forceAA="0" compatLnSpc="1">
-                        <a:prstTxWarp prst="textNoShape">
-                          <a:avLst/>
-                        </a:prstTxWarp>
-                        <a:noAutofit/>
-                      </wps:bodyPr>
-                    </wps:wsp>
-                  </a:graphicData>
-                </a:graphic>
-                <wp14:sizeRelH relativeFrom="margin">
-                  <wp14:pctWidth>0</wp14:pctWidth>
-                </wp14:sizeRelH>
-                <wp14:sizeRelV relativeFrom="margin">
-                  <wp14:pctHeight>0</wp14:pctHeight>
-                </wp14:sizeRelV>
-              </wp:anchor>
-            </w:drawing>
-          </mc:Choice>
-          <mc:Fallback>
-            <w:pict>
-              <v:rect w14:anchorId="641904BF" id="_x0000_s1037" style="position:absolute;margin-left:24pt;margin-top:111.75pt;width:58.8pt;height:35.4pt;z-index:251683840;visibility:visible;mso-wrap-style:square;mso-width-percent:0;mso-height-percent:0;mso-wrap-distance-left:9pt;mso-wrap-distance-top:0;mso-wrap-distance-right:9pt;mso-wrap-distance-bottom:0;mso-position-horizontal:absolute;mso-position-horizontal-relative:text;mso-position-vertical:absolute;mso-position-vertical-relative:text;mso-width-percent:0;mso-height-percent:0;mso-width-relative:margin;mso-height-relative:margin;v-text-anchor:middle" o:gfxdata="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" fillcolor="white [3201]" strokecolor="black [3200]" strokeweight="1pt">
-                <v:textbox>
-                  <w:txbxContent>
-                    <w:p>
-                      <w:pPr>
-                        <w:jc w:val="center"/>
-                      </w:pPr>
-                      <w:r>
-                        <w:t>Faculty Member</w:t>
-                      </w:r>
-                    </w:p>
-                  </w:txbxContent>
-                </v:textbox>
-              </v:rect>
-            </w:pict>
-          </mc:Fallback>
-        </mc:AlternateContent>
-      </w:r>
-      <w:r>
-        <w:rPr>
-          <w:rFonts w:asciiTheme="minorHAnsi" w:hAnsiTheme="minorHAnsi" w:cstheme="minorHAnsi"/>
-          <w:noProof/>
-          <w:sz w:val="32"/>
-          <w:szCs w:val="30"/>
-        </w:rPr>
-        <mc:AlternateContent>
-          <mc:Choice Requires="wps">
-            <w:drawing>
-              <wp:anchor distT="0" distB="0" distL="114300" distR="114300" simplePos="0" relativeHeight="251679744" behindDoc="0" locked="0" layoutInCell="1" allowOverlap="1" wp14:anchorId="710CC657" wp14:editId="48BAED33">
-                <wp:simplePos x="0" y="0"/>
-                <wp:positionH relativeFrom="column">
-                  <wp:posOffset>312420</wp:posOffset>
-                </wp:positionH>
-                <wp:positionV relativeFrom="paragraph">
-                  <wp:posOffset>2684145</wp:posOffset>
-                </wp:positionV>
-                <wp:extent cx="746760" cy="449580"/>
-                <wp:effectExtent l="0" t="0" r="15240" b="26670"/>
-                <wp:wrapNone/>
-                <wp:docPr id="255042202" name="Rectangle 15"/>
-                <wp:cNvGraphicFramePr/>
-                <a:graphic xmlns:a="http://schemas.openxmlformats.org/drawingml/2006/main">
-                  <a:graphicData uri="http://schemas.microsoft.com/office/word/2010/wordprocessingShape">
-                    <wps:wsp>
-                      <wps:cNvSpPr/>
-                      <wps:spPr>
-                        <a:xfrm>
-                          <a:off x="0" y="0"/>
-                          <a:ext cx="746760" cy="449580"/>
-                        </a:xfrm>
-                        <a:prstGeom prst="rect">
-                          <a:avLst/>
-                        </a:prstGeom>
-                      </wps:spPr>
-                      <wps:style>
-                        <a:lnRef idx="2">
-                          <a:schemeClr val="dk1"/>
-                        </a:lnRef>
-                        <a:fillRef idx="1">
-                          <a:schemeClr val="lt1"/>
-                        </a:fillRef>
-                        <a:effectRef idx="0">
-                          <a:schemeClr val="dk1"/>
-                        </a:effectRef>
-                        <a:fontRef idx="minor">
-                          <a:schemeClr val="dk1"/>
-                        </a:fontRef>
-                      </wps:style>
-                      <wps:txbx>
-                        <w:txbxContent>
-                          <w:p>
-                            <w:pPr>
-                              <w:jc w:val="center"/>
-                            </w:pPr>
-                            <w:r>
-                              <w:t>Senior Student</w:t>
-                            </w:r>
-                          </w:p>
-                        </w:txbxContent>
-                      </wps:txbx>
-                      <wps:bodyPr rot="0" spcFirstLastPara="0" vertOverflow="overflow" horzOverflow="overflow" vert="horz" wrap="square" lIns="91440" tIns="45720" rIns="91440" bIns="45720" numCol="1" spcCol="0" rtlCol="0" fromWordArt="0" anchor="ctr" anchorCtr="0" forceAA="0" compatLnSpc="1">
-                        <a:prstTxWarp prst="textNoShape">
-                          <a:avLst/>
-                        </a:prstTxWarp>
-                        <a:noAutofit/>
-                      </wps:bodyPr>
-                    </wps:wsp>
-                  </a:graphicData>
-                </a:graphic>
-                <wp14:sizeRelH relativeFrom="margin">
-                  <wp14:pctWidth>0</wp14:pctWidth>
-                </wp14:sizeRelH>
-                <wp14:sizeRelV relativeFrom="margin">
-                  <wp14:pctHeight>0</wp14:pctHeight>
-                </wp14:sizeRelV>
-              </wp:anchor>
-            </w:drawing>
-          </mc:Choice>
-          <mc:Fallback>
-            <w:pict>
-              <v:rect w14:anchorId="710CC657" id="_x0000_s1038" style="position:absolute;margin-left:24.6pt;margin-top:211.35pt;width:58.8pt;height:35.4pt;z-index:251679744;visibility:visible;mso-wrap-style:square;mso-width-percent:0;mso-height-percent:0;mso-wrap-distance-left:9pt;mso-wrap-distance-top:0;mso-wrap-distance-right:9pt;mso-wrap-distance-bottom:0;mso-position-horizontal:absolute;mso-position-horizontal-relative:text;mso-position-vertical:absolute;mso-position-vertical-relative:text;mso-width-percent:0;mso-height-percent:0;mso-width-relative:margin;mso-height-relative:margin;v-text-anchor:middle" o:gfxdata="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" fillcolor="white [3201]" strokecolor="black [3200]" strokeweight="1pt">
-                <v:textbox>
-                  <w:txbxContent>
-                    <w:p>
-                      <w:pPr>
-                        <w:jc w:val="center"/>
-                      </w:pPr>
-                      <w:r>
-                        <w:t>Senior Student</w:t>
-                      </w:r>
-                    </w:p>
-                  </w:txbxContent>
-                </v:textbox>
-              </v:rect>
-            </w:pict>
-          </mc:Fallback>
-        </mc:AlternateContent>
-      </w:r>
-      <w:r>
-        <w:rPr>
-          <w:rFonts w:asciiTheme="minorHAnsi" w:hAnsiTheme="minorHAnsi" w:cstheme="minorHAnsi"/>
-          <w:noProof/>
-          <w:sz w:val="32"/>
-          <w:szCs w:val="30"/>
-        </w:rPr>
-        <mc:AlternateContent>
-          <mc:Choice Requires="wps">
-            <w:drawing>
-              <wp:anchor distT="0" distB="0" distL="114300" distR="114300" simplePos="0" relativeHeight="251662336" behindDoc="0" locked="0" layoutInCell="1" allowOverlap="1" wp14:anchorId="1B4998DA" wp14:editId="6A7DFDAB">
-                <wp:simplePos x="0" y="0"/>
-                <wp:positionH relativeFrom="column">
-                  <wp:posOffset>1478280</wp:posOffset>
-                </wp:positionH>
-                <wp:positionV relativeFrom="paragraph">
-                  <wp:posOffset>734695</wp:posOffset>
-                </wp:positionV>
-                <wp:extent cx="3215640" cy="2506980"/>
-                <wp:effectExtent l="0" t="0" r="22860" b="26670"/>
-                <wp:wrapNone/>
-                <wp:docPr id="1890421754" name="Rectangle 4"/>
-                <wp:cNvGraphicFramePr/>
-                <a:graphic xmlns:a="http://schemas.openxmlformats.org/drawingml/2006/main">
-                  <a:graphicData uri="http://schemas.microsoft.com/office/word/2010/wordprocessingShape">
-                    <wps:wsp>
-                      <wps:cNvSpPr/>
-                      <wps:spPr>
-                        <a:xfrm>
-                          <a:off x="0" y="0"/>
-                          <a:ext cx="3215640" cy="2506980"/>
-                        </a:xfrm>
-                        <a:prstGeom prst="rect">
-                          <a:avLst/>
-                        </a:prstGeom>
-                      </wps:spPr>
-                      <wps:style>
-                        <a:lnRef idx="2">
-                          <a:schemeClr val="dk1"/>
-                        </a:lnRef>
-                        <a:fillRef idx="1">
-                          <a:schemeClr val="lt1"/>
-                        </a:fillRef>
-                        <a:effectRef idx="0">
-                          <a:schemeClr val="dk1"/>
-                        </a:effectRef>
-                        <a:fontRef idx="minor">
-                          <a:schemeClr val="dk1"/>
-                        </a:fontRef>
-                      </wps:style>
-                      <wps:txbx>
-                        <w:txbxContent>
-                          <w:p>
-                            <w:pPr>
-                              <w:spacing w:line="276" w:lineRule="auto"/>
-                              <w:jc w:val="center"/>
-                            </w:pPr>
-                            <w:r>
-                              <w:t>Reservation Server</w:t>
-                            </w:r>
-                          </w:p>
-                          <w:p>
-                            <w:pPr>
-                              <w:spacing w:line="276" w:lineRule="auto"/>
-                            </w:pPr>
-                            <w:r>
-                              <w:t>API Layer     Application Layer       Database Layer</w:t>
-                            </w:r>
-                          </w:p>
-                          <w:p>
-                            <w:pPr>
-                              <w:spacing w:line="276" w:lineRule="auto"/>
-                              <w:jc w:val="center"/>
-                            </w:pPr>
-                          </w:p>
-                          <w:p>
-                            <w:pPr>
-                              <w:spacing w:line="276" w:lineRule="auto"/>
-                            </w:pPr>
-                          </w:p>
-                          <w:p>
-                            <w:pPr>
-                              <w:jc w:val="center"/>
-                            </w:pPr>
-                          </w:p>
-                          <w:p>
-                            <w:pPr>
-                              <w:jc w:val="center"/>
-                            </w:pPr>
-                          </w:p>
-                          <w:p>
-                            <w:pPr>
-                              <w:jc w:val="center"/>
-                            </w:pPr>
-                          </w:p>
-                          <w:p>
-                            <w:pPr>
-                              <w:jc w:val="center"/>
-                            </w:pPr>
-                          </w:p>
-                          <w:p>
-                            <w:pPr>
-                              <w:jc w:val="center"/>
-                            </w:pPr>
-                          </w:p>
-                          <w:p>
-                            <w:pPr>
-                              <w:jc w:val="center"/>
-                            </w:pPr>
-                          </w:p>
-                          <w:p>
-                            <w:pPr>
-                              <w:jc w:val="center"/>
-                            </w:pPr>
-                          </w:p>
-                          <w:p>
-                            <w:pPr>
-                              <w:jc w:val="center"/>
-                            </w:pPr>
-                          </w:p>
-                          <w:p>
-                            <w:pPr>
-                              <w:jc w:val="center"/>
-                            </w:pPr>
-                          </w:p>
-                          <w:p>
-                            <w:pPr>
-                              <w:jc w:val="center"/>
-                            </w:pPr>
-                          </w:p>
-                        </w:txbxContent>
-                      </wps:txbx>
-                      <wps:bodyPr rot="0" spcFirstLastPara="0" vertOverflow="overflow" horzOverflow="overflow" vert="horz" wrap="square" lIns="91440" tIns="45720" rIns="91440" bIns="45720" numCol="1" spcCol="0" rtlCol="0" fromWordArt="0" anchor="ctr" anchorCtr="0" forceAA="0" compatLnSpc="1">
-                        <a:prstTxWarp prst="textNoShape">
-                          <a:avLst/>
-                        </a:prstTxWarp>
-                        <a:noAutofit/>
-                      </wps:bodyPr>
-                    </wps:wsp>
-                  </a:graphicData>
-                </a:graphic>
-                <wp14:sizeRelV relativeFrom="margin">
-                  <wp14:pctHeight>0</wp14:pctHeight>
-                </wp14:sizeRelV>
-              </wp:anchor>
-            </w:drawing>
-          </mc:Choice>
-          <mc:Fallback>
-            <w:pict>
-              <v:rect w14:anchorId="1B4998DA" id="Rectangle 4" o:spid="_x0000_s1039" style="position:absolute;margin-left:116.4pt;margin-top:57.85pt;width:253.2pt;height:197.4pt;z-index:251662336;visibility:visible;mso-wrap-style:square;mso-height-percent:0;mso-wrap-distance-left:9pt;mso-wrap-distance-top:0;mso-wrap-distance-right:9pt;mso-wrap-distance-bottom:0;mso-position-horizontal:absolute;mso-position-horizontal-relative:text;mso-position-vertical:absolute;mso-position-vertical-relative:text;mso-height-percent:0;mso-height-relative:margin;v-text-anchor:middle" o:gfxdata="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" fillcolor="white [3201]" strokecolor="black [3200]" strokeweight="1pt">
-                <v:textbox>
-                  <w:txbxContent>
-                    <w:p>
-                      <w:pPr>
-                        <w:spacing w:line="276" w:lineRule="auto"/>
-                        <w:jc w:val="center"/>
-                      </w:pPr>
-                      <w:r>
-                        <w:t>Reservation Server</w:t>
-                      </w:r>
-                    </w:p>
-                    <w:p>
-                      <w:pPr>
-                        <w:spacing w:line="276" w:lineRule="auto"/>
-                      </w:pPr>
-                      <w:r>
-                        <w:t>API Layer     Application Layer       Database Layer</w:t>
-                      </w:r>
-                    </w:p>
-                    <w:p>
-                      <w:pPr>
-                        <w:spacing w:line="276" w:lineRule="auto"/>
-                        <w:jc w:val="center"/>
-                      </w:pPr>
-                    </w:p>
-                    <w:p>
-                      <w:pPr>
-                        <w:spacing w:line="276" w:lineRule="auto"/>
-                      </w:pPr>
-                    </w:p>
-                    <w:p>
-                      <w:pPr>
-                        <w:jc w:val="center"/>
-                      </w:pPr>
-                    </w:p>
-                    <w:p>
-                      <w:pPr>
-                        <w:jc w:val="center"/>
-                      </w:pPr>
-                    </w:p>
-                    <w:p>
-                      <w:pPr>
-                        <w:jc w:val="center"/>
-                      </w:pPr>
-                    </w:p>
-                    <w:p>
-                      <w:pPr>
-                        <w:jc w:val="center"/>
-                      </w:pPr>
-                    </w:p>
-                    <w:p>
-                      <w:pPr>
-                        <w:jc w:val="center"/>
-                      </w:pPr>
-                    </w:p>
-                    <w:p>
-                      <w:pPr>
-                        <w:jc w:val="center"/>
-                      </w:pPr>
-                    </w:p>
-                    <w:p>
-                      <w:pPr>
-                        <w:jc w:val="center"/>
-                      </w:pPr>
-                    </w:p>
-                    <w:p>
-                      <w:pPr>
-                        <w:jc w:val="center"/>
-                      </w:pPr>
-                    </w:p>
-                    <w:p>
-                      <w:pPr>
-                        <w:jc w:val="center"/>
-                      </w:pPr>
-                    </w:p>
-                    <w:p>
-                      <w:pPr>
-                        <w:jc w:val="center"/>
-                      </w:pPr>
-                    </w:p>
-                  </w:txbxContent>
-                </v:textbox>
-              </v:rect>
-            </w:pict>
-          </mc:Fallback>
-        </mc:AlternateContent>
-      </w:r>
-      <w:r>
-        <w:rPr>
-          <w:rFonts w:asciiTheme="minorHAnsi" w:hAnsiTheme="minorHAnsi" w:cstheme="minorHAnsi"/>
-          <w:noProof/>
-          <w:sz w:val="32"/>
-          <w:szCs w:val="30"/>
-        </w:rPr>
-        <mc:AlternateContent>
-          <mc:Choice Requires="wps">
-            <w:drawing>
-              <wp:anchor distT="0" distB="0" distL="114300" distR="114300" simplePos="0" relativeHeight="251660288" behindDoc="0" locked="0" layoutInCell="1" allowOverlap="1" wp14:anchorId="74E0D4CB" wp14:editId="7EDC5375">
-                <wp:simplePos x="0" y="0"/>
-                <wp:positionH relativeFrom="column">
-                  <wp:posOffset>144780</wp:posOffset>
-                </wp:positionH>
-                <wp:positionV relativeFrom="paragraph">
-                  <wp:posOffset>749935</wp:posOffset>
-                </wp:positionV>
-                <wp:extent cx="1059180" cy="2506980"/>
-                <wp:effectExtent l="0" t="0" r="26670" b="26670"/>
-                <wp:wrapNone/>
-                <wp:docPr id="1413178310" name="Rectangle 2"/>
-                <wp:cNvGraphicFramePr/>
-                <a:graphic xmlns:a="http://schemas.openxmlformats.org/drawingml/2006/main">
-                  <a:graphicData uri="http://schemas.microsoft.com/office/word/2010/wordprocessingShape">
-                    <wps:wsp>
-                      <wps:cNvSpPr/>
-                      <wps:spPr>
-                        <a:xfrm>
-                          <a:off x="0" y="0"/>
-                          <a:ext cx="1059180" cy="2506980"/>
-                        </a:xfrm>
-                        <a:prstGeom prst="rect">
-                          <a:avLst/>
-                        </a:prstGeom>
-                      </wps:spPr>
-                      <wps:style>
-                        <a:lnRef idx="2">
-                          <a:schemeClr val="dk1"/>
-                        </a:lnRef>
-                        <a:fillRef idx="1">
-                          <a:schemeClr val="lt1"/>
-                        </a:fillRef>
-                        <a:effectRef idx="0">
-                          <a:schemeClr val="dk1"/>
-                        </a:effectRef>
-                        <a:fontRef idx="minor">
-                          <a:schemeClr val="dk1"/>
-                        </a:fontRef>
-                      </wps:style>
-                      <wps:txbx>
-                        <w:txbxContent>
-                          <w:p>
-                            <w:pPr>
-                              <w:spacing w:line="360" w:lineRule="auto"/>
-                            </w:pPr>
-                            <w:r>
-                              <w:t xml:space="preserve">    UI Layer</w:t>
-                            </w:r>
-                          </w:p>
-                          <w:p>
-                            <w:pPr>
-                              <w:spacing w:line="360" w:lineRule="auto"/>
-                            </w:pPr>
-                            <w:r>
-                              <w:t xml:space="preserve">     Clients</w:t>
-                            </w:r>
-                          </w:p>
-                          <w:p/>
-                          <w:p/>
-                          <w:p/>
-                          <w:p/>
-                          <w:p/>
-                          <w:p/>
-                          <w:p/>
-                          <w:p/>
-                          <w:p/>
-                          <w:p/>
-                          <w:p/>
-                          <w:p/>
-                        </w:txbxContent>
-                      </wps:txbx>
-                      <wps:bodyPr rot="0" spcFirstLastPara="0" vertOverflow="overflow" horzOverflow="overflow" vert="horz" wrap="square" lIns="91440" tIns="45720" rIns="91440" bIns="45720" numCol="1" spcCol="0" rtlCol="0" fromWordArt="0" anchor="ctr" anchorCtr="0" forceAA="0" compatLnSpc="1">
-                        <a:prstTxWarp prst="textNoShape">
-                          <a:avLst/>
-                        </a:prstTxWarp>
-                        <a:noAutofit/>
-                      </wps:bodyPr>
-                    </wps:wsp>
-                  </a:graphicData>
-                </a:graphic>
-                <wp14:sizeRelH relativeFrom="margin">
-                  <wp14:pctWidth>0</wp14:pctWidth>
-                </wp14:sizeRelH>
-                <wp14:sizeRelV relativeFrom="margin">
-                  <wp14:pctHeight>0</wp14:pctHeight>
-                </wp14:sizeRelV>
-              </wp:anchor>
-            </w:drawing>
-          </mc:Choice>
-          <mc:Fallback>
-            <w:pict>
-              <v:rect w14:anchorId="74E0D4CB" id="Rectangle 2" o:spid="_x0000_s1040" style="position:absolute;margin-left:11.4pt;margin-top:59.05pt;width:83.4pt;height:197.4pt;z-index:251660288;visibility:visible;mso-wrap-style:square;mso-width-percent:0;mso-height-percent:0;mso-wrap-distance-left:9pt;mso-wrap-distance-top:0;mso-wrap-distance-right:9pt;mso-wrap-distance-bottom:0;mso-position-horizontal:absolute;mso-position-horizontal-relative:text;mso-position-vertical:absolute;mso-position-vertical-relative:text;mso-width-percent:0;mso-height-percent:0;mso-width-relative:margin;mso-height-relative:margin;v-text-anchor:middle" o:gfxdata="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" fillcolor="white [3201]" strokecolor="black [3200]" strokeweight="1pt">
-                <v:textbox>
-                  <w:txbxContent>
-                    <w:p>
-                      <w:pPr>
-                        <w:spacing w:line="360" w:lineRule="auto"/>
-                      </w:pPr>
-                      <w:r>
-                        <w:t xml:space="preserve">    </w:t>
-                      </w:r>
-                      <w:r>
-                        <w:t>UI Layer</w:t>
-                      </w:r>
-                    </w:p>
-                    <w:p>
-                      <w:pPr>
-                        <w:spacing w:line="360" w:lineRule="auto"/>
-                      </w:pPr>
-                      <w:r>
-                        <w:t xml:space="preserve">     Clients</w:t>
-                      </w:r>
-                    </w:p>
-                    <w:p/>
-                    <w:p/>
-                    <w:p/>
-                    <w:p/>
-                    <w:p/>
-                    <w:p/>
-                    <w:p/>
-                    <w:p/>
-                    <w:p/>
-                    <w:p/>
-                    <w:p/>
-                    <w:p/>
-                  </w:txbxContent>
-                </v:textbox>
-              </v:rect>
-            </w:pict>
-          </mc:Fallback>
-        </mc:AlternateContent>
-      </w:r>
-      <w:r>
-        <w:rPr>
-          <w:rFonts w:asciiTheme="minorHAnsi" w:hAnsiTheme="minorHAnsi" w:cstheme="minorHAnsi"/>
-          <w:noProof/>
-          <w:sz w:val="32"/>
-          <w:szCs w:val="30"/>
-        </w:rPr>
-        <mc:AlternateContent>
-          <mc:Choice Requires="wps">
-            <w:drawing>
-              <wp:anchor distT="0" distB="0" distL="114300" distR="114300" simplePos="0" relativeHeight="251665408" behindDoc="0" locked="0" layoutInCell="1" allowOverlap="1" wp14:anchorId="728EBD15" wp14:editId="304C420F">
-                <wp:simplePos x="0" y="0"/>
-                <wp:positionH relativeFrom="column">
-                  <wp:posOffset>1478280</wp:posOffset>
-                </wp:positionH>
-                <wp:positionV relativeFrom="paragraph">
-                  <wp:posOffset>986155</wp:posOffset>
-                </wp:positionV>
-                <wp:extent cx="3200400" cy="22860"/>
-                <wp:effectExtent l="0" t="0" r="19050" b="34290"/>
-                <wp:wrapNone/>
-                <wp:docPr id="633267557" name="Straight Connector 9"/>
-                <wp:cNvGraphicFramePr/>
-                <a:graphic xmlns:a="http://schemas.openxmlformats.org/drawingml/2006/main">
-                  <a:graphicData uri="http://schemas.microsoft.com/office/word/2010/wordprocessingShape">
-                    <wps:wsp>
-                      <wps:cNvCnPr/>
-                      <wps:spPr>
-                        <a:xfrm flipV="1">
-                          <a:off x="0" y="0"/>
-                          <a:ext cx="3200400" cy="22860"/>
-                        </a:xfrm>
-                        <a:prstGeom prst="line">
-                          <a:avLst/>
-                        </a:prstGeom>
-                      </wps:spPr>
-                      <wps:style>
-                        <a:lnRef idx="1">
-                          <a:schemeClr val="dk1"/>
-                        </a:lnRef>
-                        <a:fillRef idx="0">
-                          <a:schemeClr val="dk1"/>
-                        </a:fillRef>
-                        <a:effectRef idx="0">
-                          <a:schemeClr val="dk1"/>
-                        </a:effectRef>
-                        <a:fontRef idx="minor">
-                          <a:schemeClr val="tx1"/>
-                        </a:fontRef>
-                      </wps:style>
-                      <wps:bodyPr/>
-                    </wps:wsp>
-                  </a:graphicData>
-                </a:graphic>
-              </wp:anchor>
-            </w:drawing>
-          </mc:Choice>
-          <mc:Fallback>
-            <w:pict>
-              <v:line w14:anchorId="2371B800" id="Straight Connector 9" o:spid="_x0000_s1026" style="position:absolute;flip:y;z-index:251665408;visibility:visible;mso-wrap-style:square;mso-wrap-distance-left:9pt;mso-wrap-distance-top:0;mso-wrap-distance-right:9pt;mso-wrap-distance-bottom:0;mso-position-horizontal:absolute;mso-position-horizontal-relative:text;mso-position-vertical:absolute;mso-position-vertical-relative:text" from="116.4pt,77.65pt" to="368.4pt,79.45pt" o:gfxdata="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" strokecolor="black [3200]" strokeweight=".5pt">
-                <v:stroke joinstyle="miter"/>
-              </v:line>
-            </w:pict>
-          </mc:Fallback>
-        </mc:AlternateContent>
-      </w:r>
-      <w:r>
-        <w:rPr>
-          <w:rFonts w:asciiTheme="minorHAnsi" w:hAnsiTheme="minorHAnsi" w:cstheme="minorHAnsi"/>
-          <w:noProof/>
-          <w:sz w:val="32"/>
-          <w:szCs w:val="30"/>
-        </w:rPr>
-        <mc:AlternateContent>
-          <mc:Choice Requires="wps">
-            <w:drawing>
-              <wp:anchor distT="0" distB="0" distL="114300" distR="114300" simplePos="0" relativeHeight="251663360" behindDoc="0" locked="0" layoutInCell="1" allowOverlap="1" wp14:anchorId="324EB9E8" wp14:editId="5A6D96B9">
-                <wp:simplePos x="0" y="0"/>
-                <wp:positionH relativeFrom="column">
-                  <wp:posOffset>144780</wp:posOffset>
-                </wp:positionH>
-                <wp:positionV relativeFrom="paragraph">
-                  <wp:posOffset>1031875</wp:posOffset>
-                </wp:positionV>
-                <wp:extent cx="1051560" cy="7620"/>
-                <wp:effectExtent l="0" t="0" r="34290" b="30480"/>
-                <wp:wrapNone/>
-                <wp:docPr id="46309718" name="Straight Connector 5"/>
-                <wp:cNvGraphicFramePr/>
-                <a:graphic xmlns:a="http://schemas.openxmlformats.org/drawingml/2006/main">
-                  <a:graphicData uri="http://schemas.microsoft.com/office/word/2010/wordprocessingShape">
-                    <wps:wsp>
-                      <wps:cNvCnPr/>
-                      <wps:spPr>
-                        <a:xfrm flipV="1">
-                          <a:off x="0" y="0"/>
-                          <a:ext cx="1051560" cy="7620"/>
-                        </a:xfrm>
-                        <a:prstGeom prst="line">
-                          <a:avLst/>
-                        </a:prstGeom>
-                      </wps:spPr>
-                      <wps:style>
-                        <a:lnRef idx="1">
-                          <a:schemeClr val="dk1"/>
-                        </a:lnRef>
-                        <a:fillRef idx="0">
-                          <a:schemeClr val="dk1"/>
-                        </a:fillRef>
-                        <a:effectRef idx="0">
-                          <a:schemeClr val="dk1"/>
-                        </a:effectRef>
-                        <a:fontRef idx="minor">
-                          <a:schemeClr val="tx1"/>
-                        </a:fontRef>
-                      </wps:style>
-                      <wps:bodyPr/>
-                    </wps:wsp>
-                  </a:graphicData>
-                </a:graphic>
-              </wp:anchor>
-            </w:drawing>
-          </mc:Choice>
-          <mc:Fallback>
-            <w:pict>
-              <v:line w14:anchorId="4FF517C5" id="Straight Connector 5" o:spid="_x0000_s1026" style="position:absolute;flip:y;z-index:251663360;visibility:visible;mso-wrap-style:square;mso-wrap-distance-left:9pt;mso-wrap-distance-top:0;mso-wrap-distance-right:9pt;mso-wrap-distance-bottom:0;mso-position-horizontal:absolute;mso-position-horizontal-relative:text;mso-position-vertical:absolute;mso-position-vertical-relative:text" from="11.4pt,81.25pt" to="94.2pt,81.85pt" o:gfxdata="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" strokecolor="black [3200]" strokeweight=".5pt">
-                <v:stroke joinstyle="miter"/>
-              </v:line>
-            </w:pict>
-          </mc:Fallback>
-        </mc:AlternateContent>
-      </w:r>
-      <w:r>
-        <w:rPr>
-          <w:rFonts w:asciiTheme="minorHAnsi" w:hAnsiTheme="minorHAnsi" w:cstheme="minorHAnsi"/>
-          <w:sz w:val="32"/>
-          <w:szCs w:val="30"/>
-        </w:rPr>
-        <w:br w:type="page"/>
-      </w:r>
-    </w:p>
-    <w:p>
-      <w:pPr>
-        <w:pStyle w:val="Heading2"/>
-      </w:pPr>
-      <w:bookmarkStart w:id="3" w:name="_Toc83733557"/>
-      <w:r>
-        <w:lastRenderedPageBreak/>
-        <w:t>Architecture Description</w:t>
-      </w:r>
-      <w:bookmarkEnd w:id="3"/>
-    </w:p>
-    <w:p/>
-    <w:p>
-      <w:r>
-        <w:t xml:space="preserve">&lt;Give description of each subsystem in the architecture diagram above. </w:t>
-      </w:r>
-      <w:r>
-        <w:t>Moreover, give description of how subsystem</w:t>
-      </w:r>
-      <w:r>
-        <w:t>s</w:t>
-      </w:r>
-      <w:r>
-        <w:t xml:space="preserve"> interact with </w:t>
-      </w:r>
-      <w:r>
-        <w:t xml:space="preserve">each </w:t>
-      </w:r>
-      <w:r>
-        <w:t>other</w:t>
-      </w:r>
-      <w:r>
-        <w:t>&gt;</w:t>
-      </w:r>
-    </w:p>
-    <w:p/>
+        <w:rPr>
+          <w:lang w:val="en-PK"/>
+        </w:rPr>
+      </w:pPr>
+      <w:r>
+        <w:rPr>
+          <w:b/>
+          <w:bCs/>
+          <w:lang w:val="en-PK"/>
+        </w:rPr>
+        <w:t>Deployment Platform</w:t>
+      </w:r>
+      <w:r>
+        <w:rPr>
+          <w:lang w:val="en-PK"/>
+        </w:rPr>
+        <w:t>:</w:t>
+      </w:r>
+    </w:p>
+    <w:p>
+      <w:pPr>
+        <w:numPr>
+          <w:ilvl w:val="1"/>
+          <w:numId w:val="36"/>
+        </w:numPr>
+        <w:rPr>
+          <w:lang w:val="en-PK"/>
+        </w:rPr>
+      </w:pPr>
+      <w:r>
+        <w:rPr>
+          <w:b/>
+          <w:bCs/>
+          <w:lang w:val="en-PK"/>
+        </w:rPr>
+        <w:t>Render</w:t>
+      </w:r>
+      <w:r>
+        <w:rPr>
+          <w:lang w:val="en-PK"/>
+        </w:rPr>
+        <w:t>: Hosts the application (frontend and backend) in a serverless environment. Provides automated scaling, RAM, and storage management. Ideal for handling variable user loads.</w:t>
+      </w:r>
+    </w:p>
+    <w:p>
+      <w:pPr>
+        <w:ind w:left="1440"/>
+        <w:rPr>
+          <w:lang w:val="en-PK"/>
+        </w:rPr>
+      </w:pPr>
+    </w:p>
+    <w:p>
+      <w:pPr>
+        <w:ind w:left="432"/>
+        <w:rPr>
+          <w:b/>
+          <w:bCs/>
+          <w:lang w:val="en-PK"/>
+        </w:rPr>
+      </w:pPr>
+      <w:r>
+        <w:rPr>
+          <w:b/>
+          <w:bCs/>
+          <w:lang w:val="en-PK"/>
+        </w:rPr>
+        <w:t>Interaction Between Subsystems:</w:t>
+      </w:r>
+    </w:p>
+    <w:p>
+      <w:pPr>
+        <w:ind w:left="432"/>
+        <w:rPr>
+          <w:b/>
+          <w:bCs/>
+          <w:lang w:val="en-PK"/>
+        </w:rPr>
+      </w:pPr>
+    </w:p>
     <w:p>
       <w:pPr>
         <w:numPr>
           <w:ilvl w:val="0"/>
-          <w:numId w:val="26"/>
+          <w:numId w:val="37"/>
         </w:numPr>
         <w:rPr>
           <w:lang w:val="en-PK"/>
@@ -5561,11 +2380,35 @@
       </w:pPr>
       <w:r>
         <w:rPr>
+          <w:lang w:val="en-PK"/>
+        </w:rPr>
+        <w:t xml:space="preserve">The </w:t>
+      </w:r>
+      <w:r>
+        <w:rPr>
           <w:b/>
           <w:bCs/>
           <w:lang w:val="en-PK"/>
         </w:rPr>
-        <w:t>User Interface</w:t>
+        <w:t>Frontend</w:t>
+      </w:r>
+      <w:r>
+        <w:rPr>
+          <w:lang w:val="en-PK"/>
+        </w:rPr>
+        <w:t xml:space="preserve"> sends user requests via HTTP </w:t>
+      </w:r>
+      <w:r>
+        <w:rPr>
+          <w:lang w:val="en-PK"/>
+        </w:rPr>
+        <w:t xml:space="preserve">and sockets </w:t>
+      </w:r>
+      <w:r>
+        <w:rPr>
+          <w:lang w:val="en-PK"/>
+        </w:rPr>
+        <w:t xml:space="preserve">to the </w:t>
       </w:r>
       <w:r>
         <w:rPr>
@@ -5573,20 +2416,34 @@
           <w:bCs/>
           <w:lang w:val="en-PK"/>
         </w:rPr>
-        <w:t xml:space="preserve"> (UI)</w:t>
-      </w:r>
-      <w:r>
-        <w:rPr>
-          <w:lang w:val="en-PK"/>
-        </w:rPr>
-        <w:t>: Users (faculty, TAs, students) interact with the system via a web application. They can log in, search for available rooms/workspaces, and make reservations.</w:t>
+        <w:t>Backend</w:t>
+      </w:r>
+      <w:r>
+        <w:rPr>
+          <w:lang w:val="en-PK"/>
+        </w:rPr>
+        <w:t xml:space="preserve">, which processes the data and interacts with </w:t>
+      </w:r>
+      <w:r>
+        <w:rPr>
+          <w:b/>
+          <w:bCs/>
+          <w:lang w:val="en-PK"/>
+        </w:rPr>
+        <w:t>MongoDB Atlas</w:t>
+      </w:r>
+      <w:r>
+        <w:rPr>
+          <w:lang w:val="en-PK"/>
+        </w:rPr>
+        <w:t xml:space="preserve"> for data persistence.</w:t>
       </w:r>
     </w:p>
     <w:p>
       <w:pPr>
         <w:numPr>
           <w:ilvl w:val="0"/>
-          <w:numId w:val="26"/>
+          <w:numId w:val="37"/>
         </w:numPr>
         <w:rPr>
           <w:lang w:val="en-PK"/>
@@ -5594,24 +2451,30 @@
       </w:pPr>
       <w:r>
         <w:rPr>
+          <w:lang w:val="en-PK"/>
+        </w:rPr>
+        <w:t xml:space="preserve">The </w:t>
+      </w:r>
+      <w:r>
+        <w:rPr>
           <w:b/>
           <w:bCs/>
           <w:lang w:val="en-PK"/>
         </w:rPr>
-        <w:t>Booking Module</w:t>
-      </w:r>
-      <w:r>
-        <w:rPr>
-          <w:lang w:val="en-PK"/>
-        </w:rPr>
-        <w:t>: When a user attempts to book a room/workspace, the system checks the availability from the database. If the room is available, it is booked, and the details are updated in the database.</w:t>
+        <w:t>Backend</w:t>
+      </w:r>
+      <w:r>
+        <w:rPr>
+          <w:lang w:val="en-PK"/>
+        </w:rPr>
+        <w:t xml:space="preserve"> communicates with the deployment platform (Render) to serve the frontend and backend logic.</w:t>
       </w:r>
     </w:p>
     <w:p>
       <w:pPr>
         <w:numPr>
           <w:ilvl w:val="0"/>
-          <w:numId w:val="26"/>
+          <w:numId w:val="37"/>
         </w:numPr>
         <w:rPr>
           <w:lang w:val="en-PK"/>
@@ -5619,24 +2482,16 @@
       </w:pPr>
       <w:r>
         <w:rPr>
-          <w:b/>
-          <w:bCs/>
-          <w:lang w:val="en-PK"/>
-        </w:rPr>
-        <w:t>Conflict Resolution Module</w:t>
-      </w:r>
-      <w:r>
-        <w:rPr>
-          <w:lang w:val="en-PK"/>
-        </w:rPr>
-        <w:t>: If multiple users try to book the same room simultaneously, the system applies conflict resolution rules (e.g., first-come, first-served) and updates the status accordingly.</w:t>
+          <w:lang w:val="en-PK"/>
+        </w:rPr>
+        <w:t>FAQs, user bookings, and other dynamic data are fetched from the backend and displayed in real-time on the frontend.</w:t>
       </w:r>
     </w:p>
     <w:p>
       <w:pPr>
         <w:numPr>
           <w:ilvl w:val="0"/>
-          <w:numId w:val="26"/>
+          <w:numId w:val="37"/>
         </w:numPr>
         <w:rPr>
           <w:lang w:val="en-PK"/>
@@ -5644,31 +2499,25 @@
       </w:pPr>
       <w:r>
         <w:rPr>
-          <w:b/>
-          <w:bCs/>
-          <w:lang w:val="en-PK"/>
-        </w:rPr>
-        <w:t>Notification Service</w:t>
-      </w:r>
-      <w:r>
-        <w:rPr>
-          <w:lang w:val="en-PK"/>
-        </w:rPr>
-        <w:t>: After booking, cancellation, or any change, the system sends a notification to the user's email or dashboard.</w:t>
-      </w:r>
-    </w:p>
-    <w:p>
-      <w:r>
-        <w:br w:type="page"/>
-      </w:r>
-    </w:p>
+          <w:lang w:val="en-PK"/>
+        </w:rPr>
+        <w:t>The database ensures consistency and prevents conflicts, while Render ensures seamless app hosting and scaling.</w:t>
+      </w:r>
+    </w:p>
+    <w:p>
+      <w:pPr>
+        <w:rPr>
+          <w:lang w:val="en-PK"/>
+        </w:rPr>
+      </w:pPr>
+    </w:p>
+    <w:p/>
     <w:p>
       <w:pPr>
         <w:pStyle w:val="Heading2"/>
       </w:pPr>
       <w:bookmarkStart w:id="4" w:name="_Toc83733558"/>
       <w:r>
-        <w:lastRenderedPageBreak/>
         <w:t xml:space="preserve">Justification of </w:t>
       </w:r>
       <w:r>
@@ -5682,37 +2531,44 @@
     <w:p/>
     <w:p/>
     <w:p>
-      <w:r>
-        <w:t xml:space="preserve">&lt;List down </w:t>
-      </w:r>
-      <w:r>
-        <w:t>pros and cons</w:t>
-      </w:r>
-      <w:r>
-        <w:t xml:space="preserve"> of the architecture</w:t>
-      </w:r>
-      <w:r>
-        <w:t xml:space="preserve"> you have defined in the context of </w:t>
-      </w:r>
-      <w:r>
-        <w:t xml:space="preserve">your system. </w:t>
-      </w:r>
-      <w:r>
-        <w:t xml:space="preserve">Moreover, give a justification of why this architecture is appropriate for your system. </w:t>
-      </w:r>
-      <w:r>
-        <w:t xml:space="preserve">Make sure that you also discuss how this architecture helps in implementation of non-functional requirements. </w:t>
-      </w:r>
-      <w:r>
-        <w:t>&gt;</w:t>
-      </w:r>
-    </w:p>
-    <w:p/>
+      <w:pPr>
+        <w:rPr>
+          <w:b/>
+          <w:bCs/>
+          <w:lang w:val="en-PK"/>
+        </w:rPr>
+      </w:pPr>
+      <w:r>
+        <w:rPr>
+          <w:b/>
+          <w:bCs/>
+          <w:lang w:val="en-PK"/>
+        </w:rPr>
+        <w:t xml:space="preserve">       </w:t>
+      </w:r>
+      <w:r>
+        <w:rPr>
+          <w:b/>
+          <w:bCs/>
+          <w:lang w:val="en-PK"/>
+        </w:rPr>
+        <w:t>Pros:</w:t>
+      </w:r>
+    </w:p>
+    <w:p>
+      <w:pPr>
+        <w:rPr>
+          <w:b/>
+          <w:bCs/>
+          <w:lang w:val="en-PK"/>
+        </w:rPr>
+      </w:pPr>
+    </w:p>
     <w:p>
       <w:pPr>
         <w:numPr>
           <w:ilvl w:val="0"/>
-          <w:numId w:val="27"/>
+          <w:numId w:val="38"/>
         </w:numPr>
         <w:rPr>
           <w:lang w:val="en-PK"/>
@@ -5724,120 +2580,20 @@
           <w:bCs/>
           <w:lang w:val="en-PK"/>
         </w:rPr>
-        <w:t>Pros</w:t>
-      </w:r>
-      <w:r>
-        <w:rPr>
-          <w:lang w:val="en-PK"/>
-        </w:rPr>
-        <w:t>:</w:t>
-      </w:r>
-    </w:p>
-    <w:p>
-      <w:pPr>
-        <w:numPr>
-          <w:ilvl w:val="1"/>
-          <w:numId w:val="27"/>
-        </w:numPr>
-        <w:rPr>
-          <w:lang w:val="en-PK"/>
-        </w:rPr>
-      </w:pPr>
-      <w:r>
-        <w:rPr>
-          <w:b/>
-          <w:bCs/>
-          <w:lang w:val="en-PK"/>
-        </w:rPr>
         <w:t>Scalability</w:t>
       </w:r>
       <w:r>
         <w:rPr>
           <w:lang w:val="en-PK"/>
         </w:rPr>
-        <w:t>: The architecture can handle up to 500 concurrent users due to the layered design separating user interface, logic, and data storage.</w:t>
-      </w:r>
-    </w:p>
-    <w:p>
-      <w:pPr>
-        <w:numPr>
-          <w:ilvl w:val="1"/>
-          <w:numId w:val="27"/>
-        </w:numPr>
-        <w:rPr>
-          <w:lang w:val="en-PK"/>
-        </w:rPr>
-      </w:pPr>
-      <w:r>
-        <w:rPr>
-          <w:b/>
-          <w:bCs/>
-          <w:lang w:val="en-PK"/>
-        </w:rPr>
-        <w:t>Reliability</w:t>
-      </w:r>
-      <w:r>
-        <w:rPr>
-          <w:lang w:val="en-PK"/>
-        </w:rPr>
-        <w:t>: With separate modules for conflict resolution and notifications, the system can guarantee consistent handling of reservations, minimizing double bookings.</w:t>
-      </w:r>
-    </w:p>
-    <w:p>
-      <w:pPr>
-        <w:numPr>
-          <w:ilvl w:val="1"/>
-          <w:numId w:val="27"/>
-        </w:numPr>
-        <w:rPr>
-          <w:lang w:val="en-PK"/>
-        </w:rPr>
-      </w:pPr>
-      <w:r>
-        <w:rPr>
-          <w:b/>
-          <w:bCs/>
-          <w:lang w:val="en-PK"/>
-        </w:rPr>
-        <w:t>Performance</w:t>
-      </w:r>
-      <w:r>
-        <w:rPr>
-          <w:lang w:val="en-PK"/>
-        </w:rPr>
-        <w:t>: The booking system and conflict resolution module ensure responses are delivered within 2 seconds, meeting the performance requirements.</w:t>
-      </w:r>
-    </w:p>
-    <w:p>
-      <w:pPr>
-        <w:numPr>
-          <w:ilvl w:val="1"/>
-          <w:numId w:val="27"/>
-        </w:numPr>
-        <w:rPr>
-          <w:lang w:val="en-PK"/>
-        </w:rPr>
-      </w:pPr>
-      <w:r>
-        <w:rPr>
-          <w:b/>
-          <w:bCs/>
-          <w:lang w:val="en-PK"/>
-        </w:rPr>
-        <w:t>Maintainability</w:t>
-      </w:r>
-      <w:r>
-        <w:rPr>
-          <w:lang w:val="en-PK"/>
-        </w:rPr>
-        <w:t>: Modular design ensures that changes in one part of the system (e.g., UI or Notification Service) won’t affect the rest of the system.</w:t>
+        <w:t>: The use of Render's serverless infrastructure and MongoDB Atlas ensures that the system can handle varying user loads.</w:t>
       </w:r>
     </w:p>
     <w:p>
       <w:pPr>
         <w:numPr>
           <w:ilvl w:val="0"/>
-          <w:numId w:val="27"/>
+          <w:numId w:val="38"/>
         </w:numPr>
         <w:rPr>
           <w:lang w:val="en-PK"/>
@@ -5849,20 +2605,20 @@
           <w:bCs/>
           <w:lang w:val="en-PK"/>
         </w:rPr>
-        <w:t>Cons</w:t>
-      </w:r>
-      <w:r>
-        <w:rPr>
-          <w:lang w:val="en-PK"/>
-        </w:rPr>
-        <w:t>:</w:t>
+        <w:t>Separation of Concerns</w:t>
+      </w:r>
+      <w:r>
+        <w:rPr>
+          <w:lang w:val="en-PK"/>
+        </w:rPr>
+        <w:t>: The architecture clearly separates the frontend, backend, and database, enhancing maintainability.</w:t>
       </w:r>
     </w:p>
     <w:p>
       <w:pPr>
         <w:numPr>
-          <w:ilvl w:val="1"/>
-          <w:numId w:val="27"/>
+          <w:ilvl w:val="0"/>
+          <w:numId w:val="38"/>
         </w:numPr>
         <w:rPr>
           <w:lang w:val="en-PK"/>
@@ -5874,20 +2630,20 @@
           <w:bCs/>
           <w:lang w:val="en-PK"/>
         </w:rPr>
-        <w:t>Complexity</w:t>
-      </w:r>
-      <w:r>
-        <w:rPr>
-          <w:lang w:val="en-PK"/>
-        </w:rPr>
-        <w:t>: The conflict resolution module adds complexity and requires precise handling to ensure smooth functioning during high traffic times.</w:t>
+        <w:t>Flexibility</w:t>
+      </w:r>
+      <w:r>
+        <w:rPr>
+          <w:lang w:val="en-PK"/>
+        </w:rPr>
+        <w:t>: Modular design (Authentication, Booking, FAQ, User Management) allows independent updates to services.</w:t>
       </w:r>
     </w:p>
     <w:p>
       <w:pPr>
         <w:numPr>
-          <w:ilvl w:val="1"/>
-          <w:numId w:val="27"/>
+          <w:ilvl w:val="0"/>
+          <w:numId w:val="38"/>
         </w:numPr>
         <w:rPr>
           <w:lang w:val="en-PK"/>
@@ -5899,19 +2655,341 @@
           <w:bCs/>
           <w:lang w:val="en-PK"/>
         </w:rPr>
-        <w:t>Notification Delays</w:t>
-      </w:r>
-      <w:r>
-        <w:rPr>
-          <w:lang w:val="en-PK"/>
-        </w:rPr>
-        <w:t>: If the notification service fails, users may not receive timely updates, affecting user experience.</w:t>
-      </w:r>
-    </w:p>
-    <w:p>
-      <w:pPr>
+        <w:lastRenderedPageBreak/>
+        <w:t>Ease of Deployment</w:t>
+      </w:r>
+      <w:r>
+        <w:rPr>
+          <w:lang w:val="en-PK"/>
+        </w:rPr>
+        <w:t>: Render simplifies the deployment process, managing server and hosting requirements.</w:t>
+      </w:r>
+    </w:p>
+    <w:p>
+      <w:pPr>
+        <w:numPr>
+          <w:ilvl w:val="0"/>
+          <w:numId w:val="38"/>
+        </w:numPr>
+        <w:rPr>
+          <w:lang w:val="en-PK"/>
+        </w:rPr>
+      </w:pPr>
+      <w:r>
+        <w:rPr>
+          <w:b/>
+          <w:bCs/>
+          <w:lang w:val="en-PK"/>
+        </w:rPr>
+        <w:t>Real-time Updates</w:t>
+      </w:r>
+      <w:r>
+        <w:rPr>
+          <w:lang w:val="en-PK"/>
+        </w:rPr>
+        <w:t xml:space="preserve">: The </w:t>
+      </w:r>
+      <w:r>
+        <w:rPr>
+          <w:lang w:val="en-PK"/>
+        </w:rPr>
+        <w:t>web sockets</w:t>
+      </w:r>
+      <w:r>
+        <w:rPr>
+          <w:lang w:val="en-PK"/>
+        </w:rPr>
+        <w:t xml:space="preserve"> structure enables fast and efficient communication between client and server.</w:t>
+      </w:r>
+    </w:p>
+    <w:p>
+      <w:pPr>
+        <w:numPr>
+          <w:ilvl w:val="0"/>
+          <w:numId w:val="38"/>
+        </w:numPr>
+        <w:rPr>
+          <w:lang w:val="en-PK"/>
+        </w:rPr>
+      </w:pPr>
+      <w:r>
+        <w:rPr>
+          <w:b/>
+          <w:bCs/>
+          <w:lang w:val="en-PK"/>
+        </w:rPr>
+        <w:t>Security</w:t>
+      </w:r>
+      <w:r>
+        <w:rPr>
+          <w:lang w:val="en-PK"/>
+        </w:rPr>
+        <w:t xml:space="preserve">: Implements best practices such as </w:t>
+      </w:r>
+      <w:proofErr w:type="spellStart"/>
+      <w:r>
+        <w:rPr>
+          <w:lang w:val="en-PK"/>
+        </w:rPr>
+        <w:t>bcrypt</w:t>
+      </w:r>
+      <w:proofErr w:type="spellEnd"/>
+      <w:r>
+        <w:rPr>
+          <w:lang w:val="en-PK"/>
+        </w:rPr>
+        <w:t xml:space="preserve"> for password hashing and role-based access control.</w:t>
+      </w:r>
+    </w:p>
+    <w:p>
+      <w:pPr>
+        <w:ind w:left="720"/>
+        <w:rPr>
+          <w:lang w:val="en-PK"/>
+        </w:rPr>
+      </w:pPr>
+    </w:p>
+    <w:p>
+      <w:pPr>
+        <w:ind w:left="432"/>
+        <w:rPr>
+          <w:b/>
+          <w:bCs/>
+          <w:lang w:val="en-PK"/>
+        </w:rPr>
+      </w:pPr>
+      <w:r>
+        <w:rPr>
+          <w:b/>
+          <w:bCs/>
+          <w:lang w:val="en-PK"/>
+        </w:rPr>
+        <w:t>Cons:</w:t>
+      </w:r>
+    </w:p>
+    <w:p>
+      <w:pPr>
+        <w:ind w:left="432"/>
+        <w:rPr>
+          <w:b/>
+          <w:bCs/>
+          <w:lang w:val="en-PK"/>
+        </w:rPr>
+      </w:pPr>
+    </w:p>
+    <w:p>
+      <w:pPr>
+        <w:numPr>
+          <w:ilvl w:val="0"/>
+          <w:numId w:val="39"/>
+        </w:numPr>
+        <w:rPr>
+          <w:lang w:val="en-PK"/>
+        </w:rPr>
+      </w:pPr>
+      <w:r>
+        <w:rPr>
+          <w:b/>
+          <w:bCs/>
+          <w:lang w:val="en-PK"/>
+        </w:rPr>
+        <w:t>Dependency on Third-Party Services</w:t>
+      </w:r>
+      <w:r>
+        <w:rPr>
+          <w:lang w:val="en-PK"/>
+        </w:rPr>
+        <w:t>: Reliance on Render and MongoDB Atlas may incur costs for premium features like email services and higher storage.</w:t>
+      </w:r>
+    </w:p>
+    <w:p>
+      <w:pPr>
+        <w:numPr>
+          <w:ilvl w:val="0"/>
+          <w:numId w:val="39"/>
+        </w:numPr>
+        <w:rPr>
+          <w:lang w:val="en-PK"/>
+        </w:rPr>
+      </w:pPr>
+      <w:r>
+        <w:rPr>
+          <w:b/>
+          <w:bCs/>
+          <w:lang w:val="en-PK"/>
+        </w:rPr>
+        <w:t>Latency</w:t>
+      </w:r>
+      <w:r>
+        <w:rPr>
+          <w:lang w:val="en-PK"/>
+        </w:rPr>
+        <w:t>: Free-tier hosting may result in slower performance during high loads.</w:t>
+      </w:r>
+    </w:p>
+    <w:p>
+      <w:pPr>
+        <w:ind w:left="432"/>
+        <w:rPr>
+          <w:b/>
+          <w:bCs/>
+          <w:lang w:val="en-PK"/>
+        </w:rPr>
+      </w:pPr>
+    </w:p>
+    <w:p>
+      <w:pPr>
+        <w:ind w:left="432"/>
+        <w:rPr>
+          <w:b/>
+          <w:bCs/>
+          <w:lang w:val="en-PK"/>
+        </w:rPr>
+      </w:pPr>
+      <w:r>
+        <w:rPr>
+          <w:b/>
+          <w:bCs/>
+          <w:lang w:val="en-PK"/>
+        </w:rPr>
+        <w:t>Justification:</w:t>
+      </w:r>
+    </w:p>
+    <w:p>
+      <w:pPr>
+        <w:ind w:left="432"/>
+        <w:rPr>
+          <w:b/>
+          <w:bCs/>
+          <w:lang w:val="en-PK"/>
+        </w:rPr>
+      </w:pPr>
+    </w:p>
+    <w:p>
+      <w:pPr>
+        <w:ind w:left="720"/>
+        <w:rPr>
+          <w:lang w:val="en-PK"/>
+        </w:rPr>
+      </w:pPr>
+      <w:r>
+        <w:rPr>
+          <w:lang w:val="en-PK"/>
+        </w:rPr>
+        <w:t>This architecture is suitable for the project due to its alignment with the system’s requirements, including scalability, modularity, and real-time updates. By separating concerns into distinct subsystems, the architecture facilitates smooth communication and efficient management of tasks.</w:t>
+      </w:r>
+    </w:p>
+    <w:p>
+      <w:pPr>
+        <w:ind w:left="720"/>
+        <w:rPr>
+          <w:lang w:val="en-PK"/>
+        </w:rPr>
+      </w:pPr>
+      <w:r>
+        <w:rPr>
+          <w:lang w:val="en-PK"/>
+        </w:rPr>
+        <w:t>Additionally, the architecture addresses non-functional requirements like:</w:t>
+      </w:r>
+    </w:p>
+    <w:p>
+      <w:pPr>
+        <w:numPr>
+          <w:ilvl w:val="0"/>
+          <w:numId w:val="40"/>
+        </w:numPr>
+        <w:tabs>
+          <w:tab w:val="clear" w:pos="720"/>
+          <w:tab w:val="num" w:pos="1440"/>
+        </w:tabs>
+        <w:ind w:left="1440"/>
+        <w:rPr>
+          <w:lang w:val="en-PK"/>
+        </w:rPr>
+      </w:pPr>
+      <w:r>
+        <w:rPr>
+          <w:b/>
+          <w:bCs/>
+          <w:lang w:val="en-PK"/>
+        </w:rPr>
+        <w:t>Reliability</w:t>
+      </w:r>
+      <w:r>
+        <w:rPr>
+          <w:lang w:val="en-PK"/>
+        </w:rPr>
+        <w:t>: Automatic deletion of past bookings ensures efficient database management.</w:t>
+      </w:r>
+    </w:p>
+    <w:p>
+      <w:pPr>
+        <w:numPr>
+          <w:ilvl w:val="0"/>
+          <w:numId w:val="40"/>
+        </w:numPr>
+        <w:tabs>
+          <w:tab w:val="clear" w:pos="720"/>
+          <w:tab w:val="num" w:pos="1440"/>
+        </w:tabs>
+        <w:ind w:left="1440"/>
+        <w:rPr>
+          <w:lang w:val="en-PK"/>
+        </w:rPr>
+      </w:pPr>
+      <w:r>
+        <w:rPr>
+          <w:b/>
+          <w:bCs/>
+          <w:lang w:val="en-PK"/>
+        </w:rPr>
+        <w:t>Performance</w:t>
+      </w:r>
+      <w:r>
+        <w:rPr>
+          <w:lang w:val="en-PK"/>
+        </w:rPr>
+        <w:t>: Render provides a robust environment for scaling with workload, while MongoDB Atlas ensures fast query execution.</w:t>
+      </w:r>
+    </w:p>
+    <w:p>
+      <w:pPr>
+        <w:numPr>
+          <w:ilvl w:val="0"/>
+          <w:numId w:val="40"/>
+        </w:numPr>
+        <w:tabs>
+          <w:tab w:val="clear" w:pos="720"/>
+          <w:tab w:val="num" w:pos="1440"/>
+        </w:tabs>
+        <w:ind w:left="1440"/>
+        <w:rPr>
+          <w:lang w:val="en-PK"/>
+        </w:rPr>
+      </w:pPr>
+      <w:r>
+        <w:rPr>
+          <w:b/>
+          <w:bCs/>
+          <w:lang w:val="en-PK"/>
+        </w:rPr>
+        <w:t>Usability</w:t>
+      </w:r>
+      <w:r>
+        <w:rPr>
+          <w:lang w:val="en-PK"/>
+        </w:rPr>
+        <w:t>: Clean interaction flow between frontend and backend simplifies the user experience.</w:t>
+      </w:r>
+    </w:p>
+    <w:p>
+      <w:pPr>
+        <w:rPr>
+          <w:lang w:val="en-PK"/>
+        </w:rPr>
         <w:sectPr>
-          <w:footerReference w:type="default" r:id="rId7"/>
+          <w:footerReference w:type="default" r:id="rId8"/>
           <w:pgSz w:w="12240" w:h="15840"/>
           <w:pgMar w:top="2601" w:right="1440" w:bottom="1440" w:left="1440" w:header="720" w:footer="720" w:gutter="0"/>
           <w:cols w:space="720"/>
@@ -5954,17 +3032,6 @@
       <w:bookmarkEnd w:id="6"/>
     </w:p>
     <w:p/>
-    <w:p>
-      <w:r>
-        <w:t>&lt;List down</w:t>
-      </w:r>
-      <w:r>
-        <w:t xml:space="preserve"> top 10</w:t>
-      </w:r>
-      <w:r>
-        <w:t xml:space="preserve"> potential risks and their mitigation strategies&gt;</w:t>
-      </w:r>
-    </w:p>
     <w:p/>
     <w:tbl>
       <w:tblPr>
@@ -6073,13 +3140,7 @@
           </w:tcPr>
           <w:p>
             <w:r>
-              <w:t>Implement</w:t>
-            </w:r>
-            <w:r>
-              <w:t>ing</w:t>
-            </w:r>
-            <w:r>
-              <w:t xml:space="preserve"> robust testing for the conflict resolution module</w:t>
+              <w:t>Implementing rigorous testing and validating the conflict resolution module.</w:t>
             </w:r>
           </w:p>
         </w:tc>
@@ -6108,7 +3169,7 @@
           </w:tcPr>
           <w:p>
             <w:r>
-              <w:t>Notification service fails</w:t>
+              <w:t>Scalability issues with increasing user traffic</w:t>
             </w:r>
           </w:p>
         </w:tc>
@@ -6118,13 +3179,7 @@
           </w:tcPr>
           <w:p>
             <w:r>
-              <w:t>Set</w:t>
-            </w:r>
-            <w:r>
-              <w:t>ting</w:t>
-            </w:r>
-            <w:r>
-              <w:t xml:space="preserve"> up retries and fallbacks for the notification service</w:t>
+              <w:t>Optimizing server performance using efficient APIs and upgrading to higher Render plans if needed.</w:t>
             </w:r>
           </w:p>
         </w:tc>
@@ -6150,7 +3205,15 @@
           </w:tcPr>
           <w:p>
             <w:r>
-              <w:t>Unauthorized access to user data</w:t>
+              <w:t xml:space="preserve">Poor </w:t>
+            </w:r>
+            <w:proofErr w:type="gramStart"/>
+            <w:r>
+              <w:t>user</w:t>
+            </w:r>
+            <w:proofErr w:type="gramEnd"/>
+            <w:r>
+              <w:t xml:space="preserve"> experience due to unresponsive frontend</w:t>
             </w:r>
           </w:p>
         </w:tc>
@@ -6160,13 +3223,129 @@
           </w:tcPr>
           <w:p>
             <w:r>
-              <w:t>Implement</w:t>
+              <w:t>Conducting usability testing and optimizing React components for better performance.</w:t>
             </w:r>
+          </w:p>
+        </w:tc>
+      </w:tr>
+      <w:tr>
+        <w:tc>
+          <w:tcPr>
+            <w:tcW w:w="562" w:type="dxa"/>
+          </w:tcPr>
+          <w:p>
+            <w:pPr>
+              <w:pStyle w:val="ListParagraph"/>
+              <w:numPr>
+                <w:ilvl w:val="0"/>
+                <w:numId w:val="25"/>
+              </w:numPr>
+            </w:pPr>
+          </w:p>
+        </w:tc>
+        <w:tc>
+          <w:tcPr>
+            <w:tcW w:w="3969" w:type="dxa"/>
+          </w:tcPr>
+          <w:tbl>
+            <w:tblPr>
+              <w:tblW w:w="0" w:type="auto"/>
+              <w:tblCellSpacing w:w="15" w:type="dxa"/>
+              <w:tblCellMar>
+                <w:top w:w="15" w:type="dxa"/>
+                <w:left w:w="15" w:type="dxa"/>
+                <w:bottom w:w="15" w:type="dxa"/>
+                <w:right w:w="15" w:type="dxa"/>
+              </w:tblCellMar>
+              <w:tblLook w:val="04A0" w:firstRow="1" w:lastRow="0" w:firstColumn="1" w:lastColumn="0" w:noHBand="0" w:noVBand="1"/>
+            </w:tblPr>
+            <w:tblGrid>
+              <w:gridCol w:w="96"/>
+            </w:tblGrid>
+            <w:tr>
+              <w:trPr>
+                <w:tblCellSpacing w:w="15" w:type="dxa"/>
+              </w:trPr>
+              <w:tc>
+                <w:tcPr>
+                  <w:tcW w:w="0" w:type="auto"/>
+                  <w:vAlign w:val="center"/>
+                  <w:hideMark/>
+                </w:tcPr>
+                <w:p>
+                  <w:pPr>
+                    <w:rPr>
+                      <w:lang w:val="en-PK"/>
+                    </w:rPr>
+                  </w:pPr>
+                </w:p>
+              </w:tc>
+            </w:tr>
+          </w:tbl>
+          <w:p>
+            <w:pPr>
+              <w:rPr>
+                <w:vanish/>
+                <w:lang w:val="en-PK"/>
+              </w:rPr>
+            </w:pPr>
+          </w:p>
+          <w:tbl>
+            <w:tblPr>
+              <w:tblW w:w="0" w:type="auto"/>
+              <w:tblCellSpacing w:w="15" w:type="dxa"/>
+              <w:tblCellMar>
+                <w:top w:w="15" w:type="dxa"/>
+                <w:left w:w="15" w:type="dxa"/>
+                <w:bottom w:w="15" w:type="dxa"/>
+                <w:right w:w="15" w:type="dxa"/>
+              </w:tblCellMar>
+              <w:tblLook w:val="04A0" w:firstRow="1" w:lastRow="0" w:firstColumn="1" w:lastColumn="0" w:noHBand="0" w:noVBand="1"/>
+            </w:tblPr>
+            <w:tblGrid>
+              <w:gridCol w:w="3753"/>
+            </w:tblGrid>
+            <w:tr>
+              <w:trPr>
+                <w:tblCellSpacing w:w="15" w:type="dxa"/>
+              </w:trPr>
+              <w:tc>
+                <w:tcPr>
+                  <w:tcW w:w="0" w:type="auto"/>
+                  <w:vAlign w:val="center"/>
+                  <w:hideMark/>
+                </w:tcPr>
+                <w:p>
+                  <w:pPr>
+                    <w:rPr>
+                      <w:lang w:val="en-PK"/>
+                    </w:rPr>
+                  </w:pPr>
+                  <w:r>
+                    <w:rPr>
+                      <w:lang w:val="en-PK"/>
+                    </w:rPr>
+                    <w:t>Unauthorized access to admin features</w:t>
+                  </w:r>
+                </w:p>
+              </w:tc>
+            </w:tr>
+          </w:tbl>
+          <w:p>
+            <w:pPr>
+              <w:rPr>
+                <w:lang w:val="en-PK"/>
+              </w:rPr>
+            </w:pPr>
+          </w:p>
+        </w:tc>
+        <w:tc>
+          <w:tcPr>
+            <w:tcW w:w="4819" w:type="dxa"/>
+          </w:tcPr>
+          <w:p>
             <w:r>
-              <w:t>ing</w:t>
-            </w:r>
-            <w:r>
-              <w:t xml:space="preserve"> role-based access control and encryption for data</w:t>
+              <w:t>Implementing robust authentication and role-based access control (RBAC).</w:t>
             </w:r>
           </w:p>
         </w:tc>
@@ -6192,7 +3371,7 @@
           </w:tcPr>
           <w:p>
             <w:r>
-              <w:t>System crashes during peak usage times</w:t>
+              <w:t>Integration issues with MongoDB Atlas</w:t>
             </w:r>
           </w:p>
         </w:tc>
@@ -6202,13 +3381,7 @@
           </w:tcPr>
           <w:p>
             <w:r>
-              <w:t>Conduct</w:t>
-            </w:r>
-            <w:r>
-              <w:t>ing</w:t>
-            </w:r>
-            <w:r>
-              <w:t xml:space="preserve"> stress testing and ensure proper load balancing</w:t>
+              <w:t>Testing database connections thoroughly and maintaining version compatibility between the application and MongoDB.</w:t>
             </w:r>
           </w:p>
         </w:tc>
@@ -6232,10 +3405,96 @@
           <w:tcPr>
             <w:tcW w:w="3969" w:type="dxa"/>
           </w:tcPr>
+          <w:tbl>
+            <w:tblPr>
+              <w:tblW w:w="0" w:type="auto"/>
+              <w:tblCellSpacing w:w="15" w:type="dxa"/>
+              <w:tblCellMar>
+                <w:top w:w="15" w:type="dxa"/>
+                <w:left w:w="15" w:type="dxa"/>
+                <w:bottom w:w="15" w:type="dxa"/>
+                <w:right w:w="15" w:type="dxa"/>
+              </w:tblCellMar>
+              <w:tblLook w:val="04A0" w:firstRow="1" w:lastRow="0" w:firstColumn="1" w:lastColumn="0" w:noHBand="0" w:noVBand="1"/>
+            </w:tblPr>
+            <w:tblGrid>
+              <w:gridCol w:w="96"/>
+            </w:tblGrid>
+            <w:tr>
+              <w:trPr>
+                <w:tblCellSpacing w:w="15" w:type="dxa"/>
+              </w:trPr>
+              <w:tc>
+                <w:tcPr>
+                  <w:tcW w:w="0" w:type="auto"/>
+                  <w:vAlign w:val="center"/>
+                  <w:hideMark/>
+                </w:tcPr>
+                <w:p>
+                  <w:pPr>
+                    <w:rPr>
+                      <w:lang w:val="en-PK"/>
+                    </w:rPr>
+                  </w:pPr>
+                </w:p>
+              </w:tc>
+            </w:tr>
+          </w:tbl>
           <w:p>
-            <w:r>
-              <w:t>Database connectivity issues</w:t>
-            </w:r>
+            <w:pPr>
+              <w:rPr>
+                <w:vanish/>
+                <w:lang w:val="en-PK"/>
+              </w:rPr>
+            </w:pPr>
+          </w:p>
+          <w:tbl>
+            <w:tblPr>
+              <w:tblW w:w="0" w:type="auto"/>
+              <w:tblCellSpacing w:w="15" w:type="dxa"/>
+              <w:tblCellMar>
+                <w:top w:w="15" w:type="dxa"/>
+                <w:left w:w="15" w:type="dxa"/>
+                <w:bottom w:w="15" w:type="dxa"/>
+                <w:right w:w="15" w:type="dxa"/>
+              </w:tblCellMar>
+              <w:tblLook w:val="04A0" w:firstRow="1" w:lastRow="0" w:firstColumn="1" w:lastColumn="0" w:noHBand="0" w:noVBand="1"/>
+            </w:tblPr>
+            <w:tblGrid>
+              <w:gridCol w:w="3753"/>
+            </w:tblGrid>
+            <w:tr>
+              <w:trPr>
+                <w:tblCellSpacing w:w="15" w:type="dxa"/>
+              </w:trPr>
+              <w:tc>
+                <w:tcPr>
+                  <w:tcW w:w="0" w:type="auto"/>
+                  <w:vAlign w:val="center"/>
+                  <w:hideMark/>
+                </w:tcPr>
+                <w:p>
+                  <w:pPr>
+                    <w:rPr>
+                      <w:lang w:val="en-PK"/>
+                    </w:rPr>
+                  </w:pPr>
+                  <w:r>
+                    <w:rPr>
+                      <w:lang w:val="en-PK"/>
+                    </w:rPr>
+                    <w:t>Errors in workspace availability status</w:t>
+                  </w:r>
+                </w:p>
+              </w:tc>
+            </w:tr>
+          </w:tbl>
+          <w:p>
+            <w:pPr>
+              <w:rPr>
+                <w:lang w:val="en-PK"/>
+              </w:rPr>
+            </w:pPr>
           </w:p>
         </w:tc>
         <w:tc>
@@ -6244,55 +3503,7 @@
           </w:tcPr>
           <w:p>
             <w:r>
-              <w:t>Implement</w:t>
-            </w:r>
-            <w:r>
-              <w:t>ing</w:t>
-            </w:r>
-            <w:r>
-              <w:t xml:space="preserve"> database replication and connection pooling</w:t>
-            </w:r>
-          </w:p>
-        </w:tc>
-      </w:tr>
-      <w:tr>
-        <w:tc>
-          <w:tcPr>
-            <w:tcW w:w="562" w:type="dxa"/>
-          </w:tcPr>
-          <w:p>
-            <w:pPr>
-              <w:pStyle w:val="ListParagraph"/>
-              <w:numPr>
-                <w:ilvl w:val="0"/>
-                <w:numId w:val="25"/>
-              </w:numPr>
-            </w:pPr>
-          </w:p>
-        </w:tc>
-        <w:tc>
-          <w:tcPr>
-            <w:tcW w:w="3969" w:type="dxa"/>
-          </w:tcPr>
-          <w:p>
-            <w:r>
-              <w:t>Delays in response times</w:t>
-            </w:r>
-          </w:p>
-        </w:tc>
-        <w:tc>
-          <w:tcPr>
-            <w:tcW w:w="4819" w:type="dxa"/>
-          </w:tcPr>
-          <w:p>
-            <w:r>
-              <w:t>Optimiz</w:t>
-            </w:r>
-            <w:r>
-              <w:t>ing</w:t>
-            </w:r>
-            <w:r>
-              <w:t xml:space="preserve"> code and use caching for frequently accessed data</w:t>
+              <w:t>Performing unit testing and automated checks for the workspace booking logic.</w:t>
             </w:r>
           </w:p>
         </w:tc>
@@ -6337,7 +3548,7 @@
           </w:tcPr>
           <w:p>
             <w:r>
-              <w:t>Data loss during server crashes</w:t>
+              <w:t>Delay in project delivery due to unanticipated technical issues</w:t>
             </w:r>
           </w:p>
         </w:tc>
@@ -6347,13 +3558,7 @@
           </w:tcPr>
           <w:p>
             <w:r>
-              <w:t>Implement</w:t>
-            </w:r>
-            <w:r>
-              <w:t>ing</w:t>
-            </w:r>
-            <w:r>
-              <w:t xml:space="preserve"> regular data backups and recovery mechanisms</w:t>
+              <w:t>Using Agile practices to adapt to issues quickly and prioritizing tasks effectively.</w:t>
             </w:r>
           </w:p>
         </w:tc>
@@ -6379,7 +3584,7 @@
           </w:tcPr>
           <w:p>
             <w:r>
-              <w:t>Security vulnerabilities</w:t>
+              <w:t>User credentials being exposed due to weak password storage</w:t>
             </w:r>
           </w:p>
         </w:tc>
@@ -6389,13 +3594,15 @@
           </w:tcPr>
           <w:p>
             <w:r>
-              <w:t>Perform</w:t>
+              <w:t xml:space="preserve">Implementing secure password hashing using </w:t>
             </w:r>
+            <w:proofErr w:type="spellStart"/>
             <w:r>
-              <w:t>ing</w:t>
+              <w:t>bcrypt</w:t>
             </w:r>
+            <w:proofErr w:type="spellEnd"/>
             <w:r>
-              <w:t xml:space="preserve"> regular security audits and implement patches</w:t>
+              <w:t xml:space="preserve"> to ensure sensitive data is protected.</w:t>
             </w:r>
           </w:p>
         </w:tc>
@@ -6421,7 +3628,15 @@
           </w:tcPr>
           <w:p>
             <w:r>
-              <w:t>Inaccurate booking data</w:t>
+              <w:t xml:space="preserve">Email notifications failing due to </w:t>
+            </w:r>
+            <w:proofErr w:type="spellStart"/>
+            <w:r>
+              <w:t>NodeMailer</w:t>
+            </w:r>
+            <w:proofErr w:type="spellEnd"/>
+            <w:r>
+              <w:t xml:space="preserve"> limitations on Render free tier</w:t>
             </w:r>
           </w:p>
         </w:tc>
@@ -6431,13 +3646,7 @@
           </w:tcPr>
           <w:p>
             <w:r>
-              <w:t>Validat</w:t>
-            </w:r>
-            <w:r>
-              <w:t>ing</w:t>
-            </w:r>
-            <w:r>
-              <w:t xml:space="preserve"> inputs and implement logging and rollback for errors</w:t>
+              <w:t>Considering upgrading to Render's paid tier or integrating a reliable third-party email API service.</w:t>
             </w:r>
           </w:p>
         </w:tc>
@@ -6463,7 +3672,7 @@
           </w:tcPr>
           <w:p>
             <w:r>
-              <w:t>System downtime during maintenance</w:t>
+              <w:t>Inconsistent real-time updates for workspace availability</w:t>
             </w:r>
           </w:p>
         </w:tc>
@@ -6473,10 +3682,17 @@
           </w:tcPr>
           <w:p>
             <w:r>
-              <w:t>Schedule maintenance during off-peak hours</w:t>
+              <w:t xml:space="preserve">Using </w:t>
+            </w:r>
+            <w:proofErr w:type="spellStart"/>
+            <w:r>
+              <w:t>WebSockets</w:t>
+            </w:r>
+            <w:proofErr w:type="spellEnd"/>
+            <w:r>
+              <w:t xml:space="preserve"> for live updates and testing for high-concurrency scenarios to ensure consistency.</w:t>
             </w:r>
           </w:p>
-          <w:p/>
         </w:tc>
       </w:tr>
     </w:tbl>
@@ -6504,17 +3720,6 @@
       <w:bookmarkEnd w:id="7"/>
     </w:p>
     <w:p/>
-    <w:p>
-      <w:r>
-        <w:t>&lt;List down tools and technologies that you plan to use for development</w:t>
-      </w:r>
-      <w:r>
-        <w:t xml:space="preserve"> and deployment</w:t>
-      </w:r>
-      <w:r>
-        <w:t>. Make sure that you mention name and version of the tools.&gt;</w:t>
-      </w:r>
-    </w:p>
     <w:p/>
     <w:p>
       <w:pPr>
@@ -6677,7 +3882,7 @@
           <w:szCs w:val="24"/>
           <w:lang w:val="en-PK"/>
         </w:rPr>
-        <w:t xml:space="preserve"> (v</w:t>
+        <w:t xml:space="preserve"> </w:t>
       </w:r>
       <w:r>
         <w:rPr>
@@ -6685,15 +3890,7 @@
           <w:szCs w:val="24"/>
           <w:lang w:val="en-PK"/>
         </w:rPr>
-        <w:t>7</w:t>
-      </w:r>
-      <w:r>
-        <w:rPr>
-          <w:sz w:val="24"/>
-          <w:szCs w:val="24"/>
-          <w:lang w:val="en-PK"/>
-        </w:rPr>
-        <w:t>.x)</w:t>
+        <w:t>Atlas</w:t>
       </w:r>
     </w:p>
     <w:p>
@@ -6777,7 +3974,7 @@
           <w:szCs w:val="24"/>
           <w:lang w:val="en-PK"/>
         </w:rPr>
-        <w:t>: JUnit, Selenium for UI testing</w:t>
+        <w:t>: Selenium for UI testing</w:t>
       </w:r>
     </w:p>
     <w:p>
@@ -6869,7 +4066,7 @@
           <w:szCs w:val="24"/>
           <w:lang w:val="en-PK"/>
         </w:rPr>
-        <w:t>Vercel (v34.x)</w:t>
+        <w:t>Render</w:t>
       </w:r>
       <w:r>
         <w:rPr>
@@ -6877,7 +4074,7 @@
           <w:szCs w:val="24"/>
           <w:lang w:val="en-PK"/>
         </w:rPr>
-        <w:t xml:space="preserve"> for hosting, S3 for storage</w:t>
+        <w:t xml:space="preserve"> for hosting</w:t>
       </w:r>
     </w:p>
     <w:p>
@@ -6952,18 +4149,6 @@
       <w:bookmarkEnd w:id="8"/>
     </w:p>
     <w:p/>
-    <w:p>
-      <w:r>
-        <w:t xml:space="preserve">&lt;List down the hardware requirements. This should include requirements for </w:t>
-      </w:r>
-      <w:r>
-        <w:t xml:space="preserve">both </w:t>
-      </w:r>
-      <w:r>
-        <w:t>development machines and deployment servers&gt;</w:t>
-      </w:r>
-    </w:p>
-    <w:p/>
     <w:p/>
     <w:p>
       <w:pPr>
@@ -7103,7 +4288,19 @@
         <w:rPr>
           <w:lang w:val="en-PK"/>
         </w:rPr>
-        <w:t>: 256 GB SSD (or higher for faster data access and storage of local databases)</w:t>
+        <w:t xml:space="preserve">: </w:t>
+      </w:r>
+      <w:r>
+        <w:rPr>
+          <w:lang w:val="en-PK"/>
+        </w:rPr>
+        <w:t>128</w:t>
+      </w:r>
+      <w:r>
+        <w:rPr>
+          <w:lang w:val="en-PK"/>
+        </w:rPr>
+        <w:t xml:space="preserve"> GB SSD (or higher for faster data access and storage of local databases)</w:t>
       </w:r>
     </w:p>
     <w:p>
@@ -7128,7 +4325,19 @@
         <w:rPr>
           <w:lang w:val="en-PK"/>
         </w:rPr>
-        <w:t>: Windows 10, macOS, or Linux (Ubuntu 20.04 or later versions)</w:t>
+        <w:t>: Windows 10</w:t>
+      </w:r>
+      <w:r>
+        <w:rPr>
+          <w:lang w:val="en-PK"/>
+        </w:rPr>
+        <w:t xml:space="preserve"> or later version</w:t>
+      </w:r>
+      <w:r>
+        <w:rPr>
+          <w:lang w:val="en-PK"/>
+        </w:rPr>
+        <w:t>, macOS, or Linux (Ubuntu 20.04 or later versions)</w:t>
       </w:r>
     </w:p>
     <w:p>
@@ -7253,63 +4462,63 @@
       </w:pPr>
     </w:p>
     <w:p>
-      <w:pPr>
-        <w:rPr>
-          <w:lang w:val="en-PK"/>
-        </w:rPr>
-      </w:pPr>
-      <w:r>
-        <w:rPr>
-          <w:lang w:val="en-PK"/>
-        </w:rPr>
-        <w:t xml:space="preserve">Since Vercel is used for deployment, the infrastructure is largely managed by </w:t>
-      </w:r>
-      <w:proofErr w:type="spellStart"/>
-      <w:r>
-        <w:rPr>
-          <w:lang w:val="en-PK"/>
-        </w:rPr>
-        <w:t>Vercel’s</w:t>
-      </w:r>
-      <w:proofErr w:type="spellEnd"/>
-      <w:r>
-        <w:rPr>
-          <w:lang w:val="en-PK"/>
-        </w:rPr>
-        <w:t xml:space="preserve"> serverless environment. Vercel handles scaling, RAM, and CPU allocations based on the needs of the system, which is built using Node.js for server-side functions and React for the frontend. For database needs, MongoDB Atlas </w:t>
-      </w:r>
-      <w:r>
-        <w:rPr>
-          <w:lang w:val="en-PK"/>
-        </w:rPr>
-        <w:t>will be</w:t>
-      </w:r>
-      <w:r>
-        <w:rPr>
-          <w:lang w:val="en-PK"/>
-        </w:rPr>
-        <w:t xml:space="preserve"> </w:t>
-      </w:r>
-      <w:r>
-        <w:rPr>
-          <w:lang w:val="en-PK"/>
-        </w:rPr>
-        <w:t>preferred</w:t>
-      </w:r>
-      <w:r>
-        <w:rPr>
-          <w:lang w:val="en-PK"/>
-        </w:rPr>
-        <w:t>.</w:t>
-      </w:r>
-    </w:p>
-    <w:p>
-      <w:pPr>
+      <w:r>
+        <w:t xml:space="preserve">For this project, Render </w:t>
+      </w:r>
+      <w:r>
+        <w:t xml:space="preserve">Free Tier </w:t>
+      </w:r>
+      <w:r>
+        <w:t xml:space="preserve">is used as the deployment platform. Render provides a serverless infrastructure, which means most of the backend tasks, such as scaling and resource management, are automatically handled. The application is built with </w:t>
+      </w:r>
+      <w:r>
+        <w:rPr>
+          <w:b/>
+          <w:bCs/>
+        </w:rPr>
+        <w:t>Node.js</w:t>
+      </w:r>
+      <w:r>
+        <w:t xml:space="preserve"> for server-side functionality and </w:t>
+      </w:r>
+      <w:r>
+        <w:rPr>
+          <w:b/>
+          <w:bCs/>
+        </w:rPr>
+        <w:t>React</w:t>
+      </w:r>
+      <w:r>
+        <w:t xml:space="preserve"> for the frontend interface. The database requirements will be fulfilled using </w:t>
+      </w:r>
+      <w:r>
+        <w:rPr>
+          <w:b/>
+          <w:bCs/>
+        </w:rPr>
+        <w:t>MongoDB Atlas</w:t>
+      </w:r>
+      <w:r>
+        <w:t>, a cloud-based solution ideal for scalability and production needs.</w:t>
+      </w:r>
+    </w:p>
+    <w:p>
+      <w:pPr>
+        <w:rPr>
+          <w:lang w:val="en-PK"/>
+        </w:rPr>
+      </w:pPr>
+    </w:p>
+    <w:p>
+      <w:pPr>
+        <w:pStyle w:val="ListParagraph"/>
         <w:numPr>
           <w:ilvl w:val="0"/>
-          <w:numId w:val="30"/>
+          <w:numId w:val="29"/>
         </w:numPr>
         <w:rPr>
+          <w:sz w:val="24"/>
+          <w:szCs w:val="24"/>
           <w:lang w:val="en-PK"/>
         </w:rPr>
       </w:pPr>
@@ -7317,38 +4526,31 @@
         <w:rPr>
           <w:b/>
           <w:bCs/>
-          <w:lang w:val="en-PK"/>
-        </w:rPr>
-        <w:t>Processor</w:t>
-      </w:r>
-      <w:r>
-        <w:rPr>
-          <w:lang w:val="en-PK"/>
-        </w:rPr>
-        <w:t xml:space="preserve">: Managed by </w:t>
-      </w:r>
-      <w:proofErr w:type="spellStart"/>
-      <w:r>
-        <w:rPr>
-          <w:lang w:val="en-PK"/>
-        </w:rPr>
-        <w:t>Vercel’s</w:t>
-      </w:r>
-      <w:proofErr w:type="spellEnd"/>
-      <w:r>
-        <w:rPr>
-          <w:lang w:val="en-PK"/>
-        </w:rPr>
-        <w:t xml:space="preserve"> serverless infrastructure</w:t>
-      </w:r>
-    </w:p>
-    <w:p>
-      <w:pPr>
+          <w:sz w:val="24"/>
+          <w:szCs w:val="24"/>
+          <w:lang w:val="en-PK"/>
+        </w:rPr>
+        <w:t>Processor (CPU):</w:t>
+      </w:r>
+      <w:r>
+        <w:rPr>
+          <w:sz w:val="24"/>
+          <w:szCs w:val="24"/>
+          <w:lang w:val="en-PK"/>
+        </w:rPr>
+        <w:t xml:space="preserve"> Render’s free tier provides 0.1 vCPU (virtual CPU), which is sufficient for lightweight applications and basic workloads.</w:t>
+      </w:r>
+    </w:p>
+    <w:p>
+      <w:pPr>
+        <w:pStyle w:val="ListParagraph"/>
         <w:numPr>
           <w:ilvl w:val="0"/>
-          <w:numId w:val="30"/>
+          <w:numId w:val="29"/>
         </w:numPr>
         <w:rPr>
+          <w:sz w:val="24"/>
+          <w:szCs w:val="24"/>
           <w:lang w:val="en-PK"/>
         </w:rPr>
       </w:pPr>
@@ -7356,24 +4558,31 @@
         <w:rPr>
           <w:b/>
           <w:bCs/>
-          <w:lang w:val="en-PK"/>
-        </w:rPr>
-        <w:t>RAM</w:t>
-      </w:r>
-      <w:r>
-        <w:rPr>
-          <w:lang w:val="en-PK"/>
-        </w:rPr>
-        <w:t>: Managed by Vercel, typically sufficient for handling function executions (512MB–1GB per function)</w:t>
-      </w:r>
-    </w:p>
-    <w:p>
-      <w:pPr>
+          <w:sz w:val="24"/>
+          <w:szCs w:val="24"/>
+          <w:lang w:val="en-PK"/>
+        </w:rPr>
+        <w:t>RAM:</w:t>
+      </w:r>
+      <w:r>
+        <w:rPr>
+          <w:sz w:val="24"/>
+          <w:szCs w:val="24"/>
+          <w:lang w:val="en-PK"/>
+        </w:rPr>
+        <w:t xml:space="preserve"> The free plan offers 512 MB of RAM, suitable for handling function execution and managing web service operations.</w:t>
+      </w:r>
+    </w:p>
+    <w:p>
+      <w:pPr>
+        <w:pStyle w:val="ListParagraph"/>
         <w:numPr>
           <w:ilvl w:val="0"/>
-          <w:numId w:val="30"/>
+          <w:numId w:val="29"/>
         </w:numPr>
         <w:rPr>
+          <w:sz w:val="24"/>
+          <w:szCs w:val="24"/>
           <w:lang w:val="en-PK"/>
         </w:rPr>
       </w:pPr>
@@ -7381,24 +4590,31 @@
         <w:rPr>
           <w:b/>
           <w:bCs/>
-          <w:lang w:val="en-PK"/>
-        </w:rPr>
-        <w:t>Storage</w:t>
-      </w:r>
-      <w:r>
-        <w:rPr>
-          <w:lang w:val="en-PK"/>
-        </w:rPr>
-        <w:t>: Vercel provides ephemeral storage for serverless functions (100MB per function)</w:t>
-      </w:r>
-    </w:p>
-    <w:p>
-      <w:pPr>
+          <w:sz w:val="24"/>
+          <w:szCs w:val="24"/>
+          <w:lang w:val="en-PK"/>
+        </w:rPr>
+        <w:t>Storage:</w:t>
+      </w:r>
+      <w:r>
+        <w:rPr>
+          <w:sz w:val="24"/>
+          <w:szCs w:val="24"/>
+          <w:lang w:val="en-PK"/>
+        </w:rPr>
+        <w:t xml:space="preserve"> Render provides ephemeral storage (100 MB) for serverless functions. However, this storage resets with every deployment. Persistent data storage requires an external database like MongoDB Atlas.</w:t>
+      </w:r>
+    </w:p>
+    <w:p>
+      <w:pPr>
+        <w:pStyle w:val="ListParagraph"/>
         <w:numPr>
           <w:ilvl w:val="0"/>
-          <w:numId w:val="30"/>
+          <w:numId w:val="29"/>
         </w:numPr>
         <w:rPr>
+          <w:sz w:val="24"/>
+          <w:szCs w:val="24"/>
           <w:lang w:val="en-PK"/>
         </w:rPr>
       </w:pPr>
@@ -7406,24 +4622,31 @@
         <w:rPr>
           <w:b/>
           <w:bCs/>
-          <w:lang w:val="en-PK"/>
-        </w:rPr>
-        <w:t>Operating System</w:t>
-      </w:r>
-      <w:r>
-        <w:rPr>
-          <w:lang w:val="en-PK"/>
-        </w:rPr>
-        <w:t>: Linux-based (managed by Vercel)</w:t>
-      </w:r>
-    </w:p>
-    <w:p>
-      <w:pPr>
+          <w:sz w:val="24"/>
+          <w:szCs w:val="24"/>
+          <w:lang w:val="en-PK"/>
+        </w:rPr>
+        <w:t>Operating System:</w:t>
+      </w:r>
+      <w:r>
+        <w:rPr>
+          <w:sz w:val="24"/>
+          <w:szCs w:val="24"/>
+          <w:lang w:val="en-PK"/>
+        </w:rPr>
+        <w:t xml:space="preserve"> The application runs on a Linux-based environment managed entirely by Render, ensuring stability and compatibility with modern web frameworks.</w:t>
+      </w:r>
+    </w:p>
+    <w:p>
+      <w:pPr>
+        <w:pStyle w:val="ListParagraph"/>
         <w:numPr>
           <w:ilvl w:val="0"/>
-          <w:numId w:val="30"/>
+          <w:numId w:val="29"/>
         </w:numPr>
         <w:rPr>
+          <w:sz w:val="24"/>
+          <w:szCs w:val="24"/>
           <w:lang w:val="en-PK"/>
         </w:rPr>
       </w:pPr>
@@ -7431,29 +4654,21 @@
         <w:rPr>
           <w:b/>
           <w:bCs/>
-          <w:lang w:val="en-PK"/>
-        </w:rPr>
-        <w:t>Database</w:t>
-      </w:r>
-      <w:r>
-        <w:rPr>
-          <w:lang w:val="en-PK"/>
-        </w:rPr>
-        <w:t>: MongoDB Atlas (Cloud-based, managed by MongoDB for production and scalability)</w:t>
-      </w:r>
-      <w:r>
-        <w:rPr>
-          <w:lang w:val="en-PK"/>
-        </w:rPr>
-        <w:t xml:space="preserve"> or MongoDB running locally (using Compass). </w:t>
-      </w:r>
-    </w:p>
-    <w:p>
-      <w:pPr>
-        <w:rPr>
-          <w:lang w:val="en-PK"/>
-        </w:rPr>
-      </w:pPr>
+          <w:sz w:val="24"/>
+          <w:szCs w:val="24"/>
+          <w:lang w:val="en-PK"/>
+        </w:rPr>
+        <w:lastRenderedPageBreak/>
+        <w:t>Database:</w:t>
+      </w:r>
+      <w:r>
+        <w:rPr>
+          <w:sz w:val="24"/>
+          <w:szCs w:val="24"/>
+          <w:lang w:val="en-PK"/>
+        </w:rPr>
+        <w:t xml:space="preserve"> The project uses MongoDB Atlas, a cloud-managed NoSQL database service. For development, MongoDB Compass may also be used for local database management.</w:t>
+      </w:r>
     </w:p>
     <w:p>
       <w:pPr>
@@ -7558,7 +4773,22 @@
           </w:tcPr>
           <w:p>
             <w:r>
-              <w:t>Project conception, requirements gathering, UML design, coding, testing, and report writing</w:t>
+              <w:t xml:space="preserve">Introduction, System Architecture, </w:t>
+            </w:r>
+            <w:r>
+              <w:t>Risk Management</w:t>
+            </w:r>
+            <w:r>
+              <w:t xml:space="preserve">, </w:t>
+            </w:r>
+            <w:r>
+              <w:t>Tools and Technologies</w:t>
+            </w:r>
+            <w:r>
+              <w:t xml:space="preserve">, </w:t>
+            </w:r>
+            <w:r>
+              <w:t>Hardware Requirements</w:t>
             </w:r>
           </w:p>
         </w:tc>
@@ -7594,47 +4824,11 @@
     </w:p>
     <w:p>
       <w:pPr>
-        <w:rPr>
-          <w:smallCaps/>
-          <w:sz w:val="28"/>
-          <w:szCs w:val="28"/>
-        </w:rPr>
-      </w:pPr>
-    </w:p>
-    <w:p>
-      <w:r>
-        <w:t xml:space="preserve">Before submission of </w:t>
-      </w:r>
-      <w:r>
-        <w:t>this</w:t>
-      </w:r>
-      <w:r>
-        <w:t xml:space="preserve"> deliverable, the team </w:t>
-      </w:r>
-      <w:r>
-        <w:t>must</w:t>
-      </w:r>
-      <w:r>
-        <w:t xml:space="preserve"> </w:t>
-      </w:r>
-      <w:r>
-        <w:t xml:space="preserve">perform an internal </w:t>
-      </w:r>
-      <w:r>
-        <w:t>review. Each team member will review one or more sections of the deliverable</w:t>
-      </w:r>
-      <w:r>
-        <w:t>.</w:t>
-      </w:r>
-    </w:p>
-    <w:p>
-      <w:pPr>
         <w:pStyle w:val="Heading1"/>
         <w:numPr>
           <w:ilvl w:val="0"/>
           <w:numId w:val="0"/>
         </w:numPr>
-        <w:ind w:left="432"/>
         <w:jc w:val="left"/>
         <w:rPr>
           <w:rFonts w:asciiTheme="minorHAnsi" w:hAnsiTheme="minorHAnsi"/>
@@ -7914,6 +5108,385 @@
 <file path=word/numbering.xml><?xml version="1.0" encoding="utf-8"?>
 <w:numbering xmlns:wpc="http://schemas.microsoft.com/office/word/2010/wordprocessingCanvas" xmlns:cx="http://schemas.microsoft.com/office/drawing/2014/chartex" xmlns:cx1="http://schemas.microsoft.com/office/drawing/2015/9/8/chartex" xmlns:cx2="http://schemas.microsoft.com/office/drawing/2015/10/21/chartex" xmlns:cx3="http://schemas.microsoft.com/office/drawing/2016/5/9/chartex" xmlns:cx4="http://schemas.microsoft.com/office/drawing/2016/5/10/chartex" xmlns:cx5="http://schemas.microsoft.com/office/drawing/2016/5/11/chartex" xmlns:cx6="http://schemas.microsoft.com/office/drawing/2016/5/12/chartex" xmlns:cx7="http://schemas.microsoft.com/office/drawing/2016/5/13/chartex" xmlns:cx8="http://schemas.microsoft.com/office/drawing/2016/5/14/chartex" xmlns:mc="http://schemas.openxmlformats.org/markup-compatibility/2006" xmlns:aink="http://schemas.microsoft.com/office/drawing/2016/ink" xmlns:am3d="http://schemas.microsoft.com/office/drawing/2017/model3d" xmlns:o="urn:schemas-microsoft-com:office:office" xmlns:oel="http://schemas.microsoft.com/office/2019/extlst" xmlns:r="http://schemas.openxmlformats.org/officeDocument/2006/relationships" xmlns:m="http://schemas.openxmlformats.org/officeDocument/2006/math" xmlns:v="urn:schemas-microsoft-com:vml" xmlns:wp14="http://schemas.microsoft.com/office/word/2010/wordprocessingDrawing" xmlns:wp="http://schemas.openxmlformats.org/drawingml/2006/wordprocessingDrawing" xmlns:w10="urn:schemas-microsoft-com:office:word" xmlns:w="http://schemas.openxmlformats.org/wordprocessingml/2006/main" xmlns:w14="http://schemas.microsoft.com/office/word/2010/wordml" xmlns:w15="http://schemas.microsoft.com/office/word/2012/wordml" xmlns:w16cex="http://schemas.microsoft.com/office/word/2018/wordml/cex" xmlns:w16cid="http://schemas.microsoft.com/office/word/2016/wordml/cid" xmlns:w16="http://schemas.microsoft.com/office/word/2018/wordml" xmlns:w16du="http://schemas.microsoft.com/office/word/2023/wordml/word16du" xmlns:w16sdtdh="http://schemas.microsoft.com/office/word/2020/wordml/sdtdatahash" xmlns:w16se="http://schemas.microsoft.com/office/word/2015/wordml/symex" xmlns:wpg="http://schemas.microsoft.com/office/word/2010/wordprocessingGroup" xmlns:wpi="http://schemas.microsoft.com/office/word/2010/wordprocessingInk" xmlns:wne="http://schemas.microsoft.com/office/word/2006/wordml" xmlns:wps="http://schemas.microsoft.com/office/word/2010/wordprocessingShape" mc:Ignorable="w14 w15 w16se w16cid w16 w16cex w16sdtdh w16du wp14">
   <w:abstractNum w:abstractNumId="0" w15:restartNumberingAfterBreak="0">
+    <w:nsid w:val="04042F13"/>
+    <w:multiLevelType w:val="hybridMultilevel"/>
+    <w:tmpl w:val="35C8A6BC"/>
+    <w:lvl w:ilvl="0" w:tplc="20000001">
+      <w:start w:val="1"/>
+      <w:numFmt w:val="bullet"/>
+      <w:lvlText w:val=""/>
+      <w:lvlJc w:val="left"/>
+      <w:pPr>
+        <w:ind w:left="720" w:hanging="360"/>
+      </w:pPr>
+      <w:rPr>
+        <w:rFonts w:ascii="Symbol" w:hAnsi="Symbol" w:hint="default"/>
+      </w:rPr>
+    </w:lvl>
+    <w:lvl w:ilvl="1" w:tplc="20000003" w:tentative="1">
+      <w:start w:val="1"/>
+      <w:numFmt w:val="bullet"/>
+      <w:lvlText w:val="o"/>
+      <w:lvlJc w:val="left"/>
+      <w:pPr>
+        <w:ind w:left="1440" w:hanging="360"/>
+      </w:pPr>
+      <w:rPr>
+        <w:rFonts w:ascii="Courier New" w:hAnsi="Courier New" w:cs="Courier New" w:hint="default"/>
+      </w:rPr>
+    </w:lvl>
+    <w:lvl w:ilvl="2" w:tplc="20000005" w:tentative="1">
+      <w:start w:val="1"/>
+      <w:numFmt w:val="bullet"/>
+      <w:lvlText w:val=""/>
+      <w:lvlJc w:val="left"/>
+      <w:pPr>
+        <w:ind w:left="2160" w:hanging="360"/>
+      </w:pPr>
+      <w:rPr>
+        <w:rFonts w:ascii="Wingdings" w:hAnsi="Wingdings" w:hint="default"/>
+      </w:rPr>
+    </w:lvl>
+    <w:lvl w:ilvl="3" w:tplc="20000001" w:tentative="1">
+      <w:start w:val="1"/>
+      <w:numFmt w:val="bullet"/>
+      <w:lvlText w:val=""/>
+      <w:lvlJc w:val="left"/>
+      <w:pPr>
+        <w:ind w:left="2880" w:hanging="360"/>
+      </w:pPr>
+      <w:rPr>
+        <w:rFonts w:ascii="Symbol" w:hAnsi="Symbol" w:hint="default"/>
+      </w:rPr>
+    </w:lvl>
+    <w:lvl w:ilvl="4" w:tplc="20000003" w:tentative="1">
+      <w:start w:val="1"/>
+      <w:numFmt w:val="bullet"/>
+      <w:lvlText w:val="o"/>
+      <w:lvlJc w:val="left"/>
+      <w:pPr>
+        <w:ind w:left="3600" w:hanging="360"/>
+      </w:pPr>
+      <w:rPr>
+        <w:rFonts w:ascii="Courier New" w:hAnsi="Courier New" w:cs="Courier New" w:hint="default"/>
+      </w:rPr>
+    </w:lvl>
+    <w:lvl w:ilvl="5" w:tplc="20000005" w:tentative="1">
+      <w:start w:val="1"/>
+      <w:numFmt w:val="bullet"/>
+      <w:lvlText w:val=""/>
+      <w:lvlJc w:val="left"/>
+      <w:pPr>
+        <w:ind w:left="4320" w:hanging="360"/>
+      </w:pPr>
+      <w:rPr>
+        <w:rFonts w:ascii="Wingdings" w:hAnsi="Wingdings" w:hint="default"/>
+      </w:rPr>
+    </w:lvl>
+    <w:lvl w:ilvl="6" w:tplc="20000001" w:tentative="1">
+      <w:start w:val="1"/>
+      <w:numFmt w:val="bullet"/>
+      <w:lvlText w:val=""/>
+      <w:lvlJc w:val="left"/>
+      <w:pPr>
+        <w:ind w:left="5040" w:hanging="360"/>
+      </w:pPr>
+      <w:rPr>
+        <w:rFonts w:ascii="Symbol" w:hAnsi="Symbol" w:hint="default"/>
+      </w:rPr>
+    </w:lvl>
+    <w:lvl w:ilvl="7" w:tplc="20000003" w:tentative="1">
+      <w:start w:val="1"/>
+      <w:numFmt w:val="bullet"/>
+      <w:lvlText w:val="o"/>
+      <w:lvlJc w:val="left"/>
+      <w:pPr>
+        <w:ind w:left="5760" w:hanging="360"/>
+      </w:pPr>
+      <w:rPr>
+        <w:rFonts w:ascii="Courier New" w:hAnsi="Courier New" w:cs="Courier New" w:hint="default"/>
+      </w:rPr>
+    </w:lvl>
+    <w:lvl w:ilvl="8" w:tplc="20000005" w:tentative="1">
+      <w:start w:val="1"/>
+      <w:numFmt w:val="bullet"/>
+      <w:lvlText w:val=""/>
+      <w:lvlJc w:val="left"/>
+      <w:pPr>
+        <w:ind w:left="6480" w:hanging="360"/>
+      </w:pPr>
+      <w:rPr>
+        <w:rFonts w:ascii="Wingdings" w:hAnsi="Wingdings" w:hint="default"/>
+      </w:rPr>
+    </w:lvl>
+  </w:abstractNum>
+  <w:abstractNum w:abstractNumId="1" w15:restartNumberingAfterBreak="0">
+    <w:nsid w:val="099B3294"/>
+    <w:multiLevelType w:val="multilevel"/>
+    <w:tmpl w:val="1972A5A8"/>
+    <w:lvl w:ilvl="0">
+      <w:start w:val="1"/>
+      <w:numFmt w:val="bullet"/>
+      <w:lvlText w:val=""/>
+      <w:lvlJc w:val="left"/>
+      <w:pPr>
+        <w:tabs>
+          <w:tab w:val="num" w:pos="720"/>
+        </w:tabs>
+        <w:ind w:left="720" w:hanging="360"/>
+      </w:pPr>
+      <w:rPr>
+        <w:rFonts w:ascii="Symbol" w:hAnsi="Symbol" w:hint="default"/>
+        <w:sz w:val="20"/>
+      </w:rPr>
+    </w:lvl>
+    <w:lvl w:ilvl="1" w:tentative="1">
+      <w:start w:val="1"/>
+      <w:numFmt w:val="bullet"/>
+      <w:lvlText w:val="o"/>
+      <w:lvlJc w:val="left"/>
+      <w:pPr>
+        <w:tabs>
+          <w:tab w:val="num" w:pos="1440"/>
+        </w:tabs>
+        <w:ind w:left="1440" w:hanging="360"/>
+      </w:pPr>
+      <w:rPr>
+        <w:rFonts w:ascii="Courier New" w:hAnsi="Courier New" w:hint="default"/>
+        <w:sz w:val="20"/>
+      </w:rPr>
+    </w:lvl>
+    <w:lvl w:ilvl="2" w:tentative="1">
+      <w:start w:val="1"/>
+      <w:numFmt w:val="bullet"/>
+      <w:lvlText w:val=""/>
+      <w:lvlJc w:val="left"/>
+      <w:pPr>
+        <w:tabs>
+          <w:tab w:val="num" w:pos="2160"/>
+        </w:tabs>
+        <w:ind w:left="2160" w:hanging="360"/>
+      </w:pPr>
+      <w:rPr>
+        <w:rFonts w:ascii="Wingdings" w:hAnsi="Wingdings" w:hint="default"/>
+        <w:sz w:val="20"/>
+      </w:rPr>
+    </w:lvl>
+    <w:lvl w:ilvl="3" w:tentative="1">
+      <w:start w:val="1"/>
+      <w:numFmt w:val="bullet"/>
+      <w:lvlText w:val=""/>
+      <w:lvlJc w:val="left"/>
+      <w:pPr>
+        <w:tabs>
+          <w:tab w:val="num" w:pos="2880"/>
+        </w:tabs>
+        <w:ind w:left="2880" w:hanging="360"/>
+      </w:pPr>
+      <w:rPr>
+        <w:rFonts w:ascii="Wingdings" w:hAnsi="Wingdings" w:hint="default"/>
+        <w:sz w:val="20"/>
+      </w:rPr>
+    </w:lvl>
+    <w:lvl w:ilvl="4" w:tentative="1">
+      <w:start w:val="1"/>
+      <w:numFmt w:val="bullet"/>
+      <w:lvlText w:val=""/>
+      <w:lvlJc w:val="left"/>
+      <w:pPr>
+        <w:tabs>
+          <w:tab w:val="num" w:pos="3600"/>
+        </w:tabs>
+        <w:ind w:left="3600" w:hanging="360"/>
+      </w:pPr>
+      <w:rPr>
+        <w:rFonts w:ascii="Wingdings" w:hAnsi="Wingdings" w:hint="default"/>
+        <w:sz w:val="20"/>
+      </w:rPr>
+    </w:lvl>
+    <w:lvl w:ilvl="5" w:tentative="1">
+      <w:start w:val="1"/>
+      <w:numFmt w:val="bullet"/>
+      <w:lvlText w:val=""/>
+      <w:lvlJc w:val="left"/>
+      <w:pPr>
+        <w:tabs>
+          <w:tab w:val="num" w:pos="4320"/>
+        </w:tabs>
+        <w:ind w:left="4320" w:hanging="360"/>
+      </w:pPr>
+      <w:rPr>
+        <w:rFonts w:ascii="Wingdings" w:hAnsi="Wingdings" w:hint="default"/>
+        <w:sz w:val="20"/>
+      </w:rPr>
+    </w:lvl>
+    <w:lvl w:ilvl="6" w:tentative="1">
+      <w:start w:val="1"/>
+      <w:numFmt w:val="bullet"/>
+      <w:lvlText w:val=""/>
+      <w:lvlJc w:val="left"/>
+      <w:pPr>
+        <w:tabs>
+          <w:tab w:val="num" w:pos="5040"/>
+        </w:tabs>
+        <w:ind w:left="5040" w:hanging="360"/>
+      </w:pPr>
+      <w:rPr>
+        <w:rFonts w:ascii="Wingdings" w:hAnsi="Wingdings" w:hint="default"/>
+        <w:sz w:val="20"/>
+      </w:rPr>
+    </w:lvl>
+    <w:lvl w:ilvl="7" w:tentative="1">
+      <w:start w:val="1"/>
+      <w:numFmt w:val="bullet"/>
+      <w:lvlText w:val=""/>
+      <w:lvlJc w:val="left"/>
+      <w:pPr>
+        <w:tabs>
+          <w:tab w:val="num" w:pos="5760"/>
+        </w:tabs>
+        <w:ind w:left="5760" w:hanging="360"/>
+      </w:pPr>
+      <w:rPr>
+        <w:rFonts w:ascii="Wingdings" w:hAnsi="Wingdings" w:hint="default"/>
+        <w:sz w:val="20"/>
+      </w:rPr>
+    </w:lvl>
+    <w:lvl w:ilvl="8" w:tentative="1">
+      <w:start w:val="1"/>
+      <w:numFmt w:val="bullet"/>
+      <w:lvlText w:val=""/>
+      <w:lvlJc w:val="left"/>
+      <w:pPr>
+        <w:tabs>
+          <w:tab w:val="num" w:pos="6480"/>
+        </w:tabs>
+        <w:ind w:left="6480" w:hanging="360"/>
+      </w:pPr>
+      <w:rPr>
+        <w:rFonts w:ascii="Wingdings" w:hAnsi="Wingdings" w:hint="default"/>
+        <w:sz w:val="20"/>
+      </w:rPr>
+    </w:lvl>
+  </w:abstractNum>
+  <w:abstractNum w:abstractNumId="2" w15:restartNumberingAfterBreak="0">
+    <w:nsid w:val="0CDA33A4"/>
+    <w:multiLevelType w:val="multilevel"/>
+    <w:tmpl w:val="9894CAC0"/>
+    <w:lvl w:ilvl="0">
+      <w:start w:val="1"/>
+      <w:numFmt w:val="decimal"/>
+      <w:lvlText w:val="%1."/>
+      <w:lvlJc w:val="left"/>
+      <w:pPr>
+        <w:tabs>
+          <w:tab w:val="num" w:pos="720"/>
+        </w:tabs>
+        <w:ind w:left="720" w:hanging="360"/>
+      </w:pPr>
+    </w:lvl>
+    <w:lvl w:ilvl="1">
+      <w:start w:val="1"/>
+      <w:numFmt w:val="bullet"/>
+      <w:lvlText w:val="o"/>
+      <w:lvlJc w:val="left"/>
+      <w:pPr>
+        <w:tabs>
+          <w:tab w:val="num" w:pos="1440"/>
+        </w:tabs>
+        <w:ind w:left="1440" w:hanging="360"/>
+      </w:pPr>
+      <w:rPr>
+        <w:rFonts w:ascii="Courier New" w:hAnsi="Courier New" w:hint="default"/>
+        <w:sz w:val="20"/>
+      </w:rPr>
+    </w:lvl>
+    <w:lvl w:ilvl="2" w:tentative="1">
+      <w:start w:val="1"/>
+      <w:numFmt w:val="decimal"/>
+      <w:lvlText w:val="%3."/>
+      <w:lvlJc w:val="left"/>
+      <w:pPr>
+        <w:tabs>
+          <w:tab w:val="num" w:pos="2160"/>
+        </w:tabs>
+        <w:ind w:left="2160" w:hanging="360"/>
+      </w:pPr>
+    </w:lvl>
+    <w:lvl w:ilvl="3" w:tentative="1">
+      <w:start w:val="1"/>
+      <w:numFmt w:val="decimal"/>
+      <w:lvlText w:val="%4."/>
+      <w:lvlJc w:val="left"/>
+      <w:pPr>
+        <w:tabs>
+          <w:tab w:val="num" w:pos="2880"/>
+        </w:tabs>
+        <w:ind w:left="2880" w:hanging="360"/>
+      </w:pPr>
+    </w:lvl>
+    <w:lvl w:ilvl="4" w:tentative="1">
+      <w:start w:val="1"/>
+      <w:numFmt w:val="decimal"/>
+      <w:lvlText w:val="%5."/>
+      <w:lvlJc w:val="left"/>
+      <w:pPr>
+        <w:tabs>
+          <w:tab w:val="num" w:pos="3600"/>
+        </w:tabs>
+        <w:ind w:left="3600" w:hanging="360"/>
+      </w:pPr>
+    </w:lvl>
+    <w:lvl w:ilvl="5" w:tentative="1">
+      <w:start w:val="1"/>
+      <w:numFmt w:val="decimal"/>
+      <w:lvlText w:val="%6."/>
+      <w:lvlJc w:val="left"/>
+      <w:pPr>
+        <w:tabs>
+          <w:tab w:val="num" w:pos="4320"/>
+        </w:tabs>
+        <w:ind w:left="4320" w:hanging="360"/>
+      </w:pPr>
+    </w:lvl>
+    <w:lvl w:ilvl="6" w:tentative="1">
+      <w:start w:val="1"/>
+      <w:numFmt w:val="decimal"/>
+      <w:lvlText w:val="%7."/>
+      <w:lvlJc w:val="left"/>
+      <w:pPr>
+        <w:tabs>
+          <w:tab w:val="num" w:pos="5040"/>
+        </w:tabs>
+        <w:ind w:left="5040" w:hanging="360"/>
+      </w:pPr>
+    </w:lvl>
+    <w:lvl w:ilvl="7" w:tentative="1">
+      <w:start w:val="1"/>
+      <w:numFmt w:val="decimal"/>
+      <w:lvlText w:val="%8."/>
+      <w:lvlJc w:val="left"/>
+      <w:pPr>
+        <w:tabs>
+          <w:tab w:val="num" w:pos="5760"/>
+        </w:tabs>
+        <w:ind w:left="5760" w:hanging="360"/>
+      </w:pPr>
+    </w:lvl>
+    <w:lvl w:ilvl="8" w:tentative="1">
+      <w:start w:val="1"/>
+      <w:numFmt w:val="decimal"/>
+      <w:lvlText w:val="%9."/>
+      <w:lvlJc w:val="left"/>
+      <w:pPr>
+        <w:tabs>
+          <w:tab w:val="num" w:pos="6480"/>
+        </w:tabs>
+        <w:ind w:left="6480" w:hanging="360"/>
+      </w:pPr>
+    </w:lvl>
+  </w:abstractNum>
+  <w:abstractNum w:abstractNumId="3" w15:restartNumberingAfterBreak="0">
     <w:nsid w:val="100D02F6"/>
     <w:multiLevelType w:val="hybridMultilevel"/>
     <w:tmpl w:val="72441A7A"/>
@@ -8053,7 +5626,7 @@
       </w:rPr>
     </w:lvl>
   </w:abstractNum>
-  <w:abstractNum w:abstractNumId="1" w15:restartNumberingAfterBreak="0">
+  <w:abstractNum w:abstractNumId="4" w15:restartNumberingAfterBreak="0">
     <w:nsid w:val="14913FD7"/>
     <w:multiLevelType w:val="hybridMultilevel"/>
     <w:tmpl w:val="ABCA05C6"/>
@@ -8166,7 +5739,124 @@
       </w:pPr>
     </w:lvl>
   </w:abstractNum>
-  <w:abstractNum w:abstractNumId="2" w15:restartNumberingAfterBreak="0">
+  <w:abstractNum w:abstractNumId="5" w15:restartNumberingAfterBreak="0">
+    <w:nsid w:val="15AE7B90"/>
+    <w:multiLevelType w:val="multilevel"/>
+    <w:tmpl w:val="1D442D6C"/>
+    <w:lvl w:ilvl="0">
+      <w:start w:val="3"/>
+      <w:numFmt w:val="decimal"/>
+      <w:lvlText w:val="%1."/>
+      <w:lvlJc w:val="left"/>
+      <w:pPr>
+        <w:tabs>
+          <w:tab w:val="num" w:pos="720"/>
+        </w:tabs>
+        <w:ind w:left="720" w:hanging="360"/>
+      </w:pPr>
+    </w:lvl>
+    <w:lvl w:ilvl="1">
+      <w:start w:val="1"/>
+      <w:numFmt w:val="bullet"/>
+      <w:lvlText w:val="o"/>
+      <w:lvlJc w:val="left"/>
+      <w:pPr>
+        <w:tabs>
+          <w:tab w:val="num" w:pos="1440"/>
+        </w:tabs>
+        <w:ind w:left="1440" w:hanging="360"/>
+      </w:pPr>
+      <w:rPr>
+        <w:rFonts w:ascii="Courier New" w:hAnsi="Courier New" w:hint="default"/>
+        <w:sz w:val="20"/>
+      </w:rPr>
+    </w:lvl>
+    <w:lvl w:ilvl="2" w:tentative="1">
+      <w:start w:val="1"/>
+      <w:numFmt w:val="decimal"/>
+      <w:lvlText w:val="%3."/>
+      <w:lvlJc w:val="left"/>
+      <w:pPr>
+        <w:tabs>
+          <w:tab w:val="num" w:pos="2160"/>
+        </w:tabs>
+        <w:ind w:left="2160" w:hanging="360"/>
+      </w:pPr>
+    </w:lvl>
+    <w:lvl w:ilvl="3" w:tentative="1">
+      <w:start w:val="1"/>
+      <w:numFmt w:val="decimal"/>
+      <w:lvlText w:val="%4."/>
+      <w:lvlJc w:val="left"/>
+      <w:pPr>
+        <w:tabs>
+          <w:tab w:val="num" w:pos="2880"/>
+        </w:tabs>
+        <w:ind w:left="2880" w:hanging="360"/>
+      </w:pPr>
+    </w:lvl>
+    <w:lvl w:ilvl="4" w:tentative="1">
+      <w:start w:val="1"/>
+      <w:numFmt w:val="decimal"/>
+      <w:lvlText w:val="%5."/>
+      <w:lvlJc w:val="left"/>
+      <w:pPr>
+        <w:tabs>
+          <w:tab w:val="num" w:pos="3600"/>
+        </w:tabs>
+        <w:ind w:left="3600" w:hanging="360"/>
+      </w:pPr>
+    </w:lvl>
+    <w:lvl w:ilvl="5" w:tentative="1">
+      <w:start w:val="1"/>
+      <w:numFmt w:val="decimal"/>
+      <w:lvlText w:val="%6."/>
+      <w:lvlJc w:val="left"/>
+      <w:pPr>
+        <w:tabs>
+          <w:tab w:val="num" w:pos="4320"/>
+        </w:tabs>
+        <w:ind w:left="4320" w:hanging="360"/>
+      </w:pPr>
+    </w:lvl>
+    <w:lvl w:ilvl="6" w:tentative="1">
+      <w:start w:val="1"/>
+      <w:numFmt w:val="decimal"/>
+      <w:lvlText w:val="%7."/>
+      <w:lvlJc w:val="left"/>
+      <w:pPr>
+        <w:tabs>
+          <w:tab w:val="num" w:pos="5040"/>
+        </w:tabs>
+        <w:ind w:left="5040" w:hanging="360"/>
+      </w:pPr>
+    </w:lvl>
+    <w:lvl w:ilvl="7" w:tentative="1">
+      <w:start w:val="1"/>
+      <w:numFmt w:val="decimal"/>
+      <w:lvlText w:val="%8."/>
+      <w:lvlJc w:val="left"/>
+      <w:pPr>
+        <w:tabs>
+          <w:tab w:val="num" w:pos="5760"/>
+        </w:tabs>
+        <w:ind w:left="5760" w:hanging="360"/>
+      </w:pPr>
+    </w:lvl>
+    <w:lvl w:ilvl="8" w:tentative="1">
+      <w:start w:val="1"/>
+      <w:numFmt w:val="decimal"/>
+      <w:lvlText w:val="%9."/>
+      <w:lvlJc w:val="left"/>
+      <w:pPr>
+        <w:tabs>
+          <w:tab w:val="num" w:pos="6480"/>
+        </w:tabs>
+        <w:ind w:left="6480" w:hanging="360"/>
+      </w:pPr>
+    </w:lvl>
+  </w:abstractNum>
+  <w:abstractNum w:abstractNumId="6" w15:restartNumberingAfterBreak="0">
     <w:nsid w:val="1C010595"/>
     <w:multiLevelType w:val="hybridMultilevel"/>
     <w:tmpl w:val="BB4E430C"/>
@@ -8306,7 +5996,7 @@
       </w:rPr>
     </w:lvl>
   </w:abstractNum>
-  <w:abstractNum w:abstractNumId="3" w15:restartNumberingAfterBreak="0">
+  <w:abstractNum w:abstractNumId="7" w15:restartNumberingAfterBreak="0">
     <w:nsid w:val="20DB22DC"/>
     <w:multiLevelType w:val="hybridMultilevel"/>
     <w:tmpl w:val="2402AE06"/>
@@ -8419,7 +6109,7 @@
       </w:pPr>
     </w:lvl>
   </w:abstractNum>
-  <w:abstractNum w:abstractNumId="4" w15:restartNumberingAfterBreak="0">
+  <w:abstractNum w:abstractNumId="8" w15:restartNumberingAfterBreak="0">
     <w:nsid w:val="22D177AF"/>
     <w:multiLevelType w:val="hybridMultilevel"/>
     <w:tmpl w:val="4CDAD5C2"/>
@@ -8509,7 +6199,269 @@
       </w:pPr>
     </w:lvl>
   </w:abstractNum>
-  <w:abstractNum w:abstractNumId="5" w15:restartNumberingAfterBreak="0">
+  <w:abstractNum w:abstractNumId="9" w15:restartNumberingAfterBreak="0">
+    <w:nsid w:val="2A4C61CB"/>
+    <w:multiLevelType w:val="multilevel"/>
+    <w:tmpl w:val="F1806B6E"/>
+    <w:lvl w:ilvl="0">
+      <w:start w:val="1"/>
+      <w:numFmt w:val="decimal"/>
+      <w:lvlText w:val="%1."/>
+      <w:lvlJc w:val="left"/>
+      <w:pPr>
+        <w:tabs>
+          <w:tab w:val="num" w:pos="1080"/>
+        </w:tabs>
+        <w:ind w:left="1080" w:hanging="360"/>
+      </w:pPr>
+    </w:lvl>
+    <w:lvl w:ilvl="1" w:tentative="1">
+      <w:start w:val="1"/>
+      <w:numFmt w:val="decimal"/>
+      <w:lvlText w:val="%2."/>
+      <w:lvlJc w:val="left"/>
+      <w:pPr>
+        <w:tabs>
+          <w:tab w:val="num" w:pos="1800"/>
+        </w:tabs>
+        <w:ind w:left="1800" w:hanging="360"/>
+      </w:pPr>
+    </w:lvl>
+    <w:lvl w:ilvl="2" w:tentative="1">
+      <w:start w:val="1"/>
+      <w:numFmt w:val="decimal"/>
+      <w:lvlText w:val="%3."/>
+      <w:lvlJc w:val="left"/>
+      <w:pPr>
+        <w:tabs>
+          <w:tab w:val="num" w:pos="2520"/>
+        </w:tabs>
+        <w:ind w:left="2520" w:hanging="360"/>
+      </w:pPr>
+    </w:lvl>
+    <w:lvl w:ilvl="3" w:tentative="1">
+      <w:start w:val="1"/>
+      <w:numFmt w:val="decimal"/>
+      <w:lvlText w:val="%4."/>
+      <w:lvlJc w:val="left"/>
+      <w:pPr>
+        <w:tabs>
+          <w:tab w:val="num" w:pos="3240"/>
+        </w:tabs>
+        <w:ind w:left="3240" w:hanging="360"/>
+      </w:pPr>
+    </w:lvl>
+    <w:lvl w:ilvl="4" w:tentative="1">
+      <w:start w:val="1"/>
+      <w:numFmt w:val="decimal"/>
+      <w:lvlText w:val="%5."/>
+      <w:lvlJc w:val="left"/>
+      <w:pPr>
+        <w:tabs>
+          <w:tab w:val="num" w:pos="3960"/>
+        </w:tabs>
+        <w:ind w:left="3960" w:hanging="360"/>
+      </w:pPr>
+    </w:lvl>
+    <w:lvl w:ilvl="5" w:tentative="1">
+      <w:start w:val="1"/>
+      <w:numFmt w:val="decimal"/>
+      <w:lvlText w:val="%6."/>
+      <w:lvlJc w:val="left"/>
+      <w:pPr>
+        <w:tabs>
+          <w:tab w:val="num" w:pos="4680"/>
+        </w:tabs>
+        <w:ind w:left="4680" w:hanging="360"/>
+      </w:pPr>
+    </w:lvl>
+    <w:lvl w:ilvl="6" w:tentative="1">
+      <w:start w:val="1"/>
+      <w:numFmt w:val="decimal"/>
+      <w:lvlText w:val="%7."/>
+      <w:lvlJc w:val="left"/>
+      <w:pPr>
+        <w:tabs>
+          <w:tab w:val="num" w:pos="5400"/>
+        </w:tabs>
+        <w:ind w:left="5400" w:hanging="360"/>
+      </w:pPr>
+    </w:lvl>
+    <w:lvl w:ilvl="7" w:tentative="1">
+      <w:start w:val="1"/>
+      <w:numFmt w:val="decimal"/>
+      <w:lvlText w:val="%8."/>
+      <w:lvlJc w:val="left"/>
+      <w:pPr>
+        <w:tabs>
+          <w:tab w:val="num" w:pos="6120"/>
+        </w:tabs>
+        <w:ind w:left="6120" w:hanging="360"/>
+      </w:pPr>
+    </w:lvl>
+    <w:lvl w:ilvl="8" w:tentative="1">
+      <w:start w:val="1"/>
+      <w:numFmt w:val="decimal"/>
+      <w:lvlText w:val="%9."/>
+      <w:lvlJc w:val="left"/>
+      <w:pPr>
+        <w:tabs>
+          <w:tab w:val="num" w:pos="6840"/>
+        </w:tabs>
+        <w:ind w:left="6840" w:hanging="360"/>
+      </w:pPr>
+    </w:lvl>
+  </w:abstractNum>
+  <w:abstractNum w:abstractNumId="10" w15:restartNumberingAfterBreak="0">
+    <w:nsid w:val="39332BFA"/>
+    <w:multiLevelType w:val="multilevel"/>
+    <w:tmpl w:val="87BE159A"/>
+    <w:lvl w:ilvl="0">
+      <w:start w:val="1"/>
+      <w:numFmt w:val="bullet"/>
+      <w:lvlText w:val=""/>
+      <w:lvlJc w:val="left"/>
+      <w:pPr>
+        <w:tabs>
+          <w:tab w:val="num" w:pos="720"/>
+        </w:tabs>
+        <w:ind w:left="720" w:hanging="360"/>
+      </w:pPr>
+      <w:rPr>
+        <w:rFonts w:ascii="Symbol" w:hAnsi="Symbol" w:hint="default"/>
+        <w:sz w:val="20"/>
+      </w:rPr>
+    </w:lvl>
+    <w:lvl w:ilvl="1" w:tentative="1">
+      <w:start w:val="1"/>
+      <w:numFmt w:val="bullet"/>
+      <w:lvlText w:val="o"/>
+      <w:lvlJc w:val="left"/>
+      <w:pPr>
+        <w:tabs>
+          <w:tab w:val="num" w:pos="1440"/>
+        </w:tabs>
+        <w:ind w:left="1440" w:hanging="360"/>
+      </w:pPr>
+      <w:rPr>
+        <w:rFonts w:ascii="Courier New" w:hAnsi="Courier New" w:hint="default"/>
+        <w:sz w:val="20"/>
+      </w:rPr>
+    </w:lvl>
+    <w:lvl w:ilvl="2" w:tentative="1">
+      <w:start w:val="1"/>
+      <w:numFmt w:val="bullet"/>
+      <w:lvlText w:val=""/>
+      <w:lvlJc w:val="left"/>
+      <w:pPr>
+        <w:tabs>
+          <w:tab w:val="num" w:pos="2160"/>
+        </w:tabs>
+        <w:ind w:left="2160" w:hanging="360"/>
+      </w:pPr>
+      <w:rPr>
+        <w:rFonts w:ascii="Wingdings" w:hAnsi="Wingdings" w:hint="default"/>
+        <w:sz w:val="20"/>
+      </w:rPr>
+    </w:lvl>
+    <w:lvl w:ilvl="3" w:tentative="1">
+      <w:start w:val="1"/>
+      <w:numFmt w:val="bullet"/>
+      <w:lvlText w:val=""/>
+      <w:lvlJc w:val="left"/>
+      <w:pPr>
+        <w:tabs>
+          <w:tab w:val="num" w:pos="2880"/>
+        </w:tabs>
+        <w:ind w:left="2880" w:hanging="360"/>
+      </w:pPr>
+      <w:rPr>
+        <w:rFonts w:ascii="Wingdings" w:hAnsi="Wingdings" w:hint="default"/>
+        <w:sz w:val="20"/>
+      </w:rPr>
+    </w:lvl>
+    <w:lvl w:ilvl="4" w:tentative="1">
+      <w:start w:val="1"/>
+      <w:numFmt w:val="bullet"/>
+      <w:lvlText w:val=""/>
+      <w:lvlJc w:val="left"/>
+      <w:pPr>
+        <w:tabs>
+          <w:tab w:val="num" w:pos="3600"/>
+        </w:tabs>
+        <w:ind w:left="3600" w:hanging="360"/>
+      </w:pPr>
+      <w:rPr>
+        <w:rFonts w:ascii="Wingdings" w:hAnsi="Wingdings" w:hint="default"/>
+        <w:sz w:val="20"/>
+      </w:rPr>
+    </w:lvl>
+    <w:lvl w:ilvl="5" w:tentative="1">
+      <w:start w:val="1"/>
+      <w:numFmt w:val="bullet"/>
+      <w:lvlText w:val=""/>
+      <w:lvlJc w:val="left"/>
+      <w:pPr>
+        <w:tabs>
+          <w:tab w:val="num" w:pos="4320"/>
+        </w:tabs>
+        <w:ind w:left="4320" w:hanging="360"/>
+      </w:pPr>
+      <w:rPr>
+        <w:rFonts w:ascii="Wingdings" w:hAnsi="Wingdings" w:hint="default"/>
+        <w:sz w:val="20"/>
+      </w:rPr>
+    </w:lvl>
+    <w:lvl w:ilvl="6" w:tentative="1">
+      <w:start w:val="1"/>
+      <w:numFmt w:val="bullet"/>
+      <w:lvlText w:val=""/>
+      <w:lvlJc w:val="left"/>
+      <w:pPr>
+        <w:tabs>
+          <w:tab w:val="num" w:pos="5040"/>
+        </w:tabs>
+        <w:ind w:left="5040" w:hanging="360"/>
+      </w:pPr>
+      <w:rPr>
+        <w:rFonts w:ascii="Wingdings" w:hAnsi="Wingdings" w:hint="default"/>
+        <w:sz w:val="20"/>
+      </w:rPr>
+    </w:lvl>
+    <w:lvl w:ilvl="7" w:tentative="1">
+      <w:start w:val="1"/>
+      <w:numFmt w:val="bullet"/>
+      <w:lvlText w:val=""/>
+      <w:lvlJc w:val="left"/>
+      <w:pPr>
+        <w:tabs>
+          <w:tab w:val="num" w:pos="5760"/>
+        </w:tabs>
+        <w:ind w:left="5760" w:hanging="360"/>
+      </w:pPr>
+      <w:rPr>
+        <w:rFonts w:ascii="Wingdings" w:hAnsi="Wingdings" w:hint="default"/>
+        <w:sz w:val="20"/>
+      </w:rPr>
+    </w:lvl>
+    <w:lvl w:ilvl="8" w:tentative="1">
+      <w:start w:val="1"/>
+      <w:numFmt w:val="bullet"/>
+      <w:lvlText w:val=""/>
+      <w:lvlJc w:val="left"/>
+      <w:pPr>
+        <w:tabs>
+          <w:tab w:val="num" w:pos="6480"/>
+        </w:tabs>
+        <w:ind w:left="6480" w:hanging="360"/>
+      </w:pPr>
+      <w:rPr>
+        <w:rFonts w:ascii="Wingdings" w:hAnsi="Wingdings" w:hint="default"/>
+        <w:sz w:val="20"/>
+      </w:rPr>
+    </w:lvl>
+  </w:abstractNum>
+  <w:abstractNum w:abstractNumId="11" w15:restartNumberingAfterBreak="0">
     <w:nsid w:val="3C88746C"/>
     <w:multiLevelType w:val="hybridMultilevel"/>
     <w:tmpl w:val="4A7CF51A"/>
@@ -8622,7 +6574,7 @@
       </w:pPr>
     </w:lvl>
   </w:abstractNum>
-  <w:abstractNum w:abstractNumId="6" w15:restartNumberingAfterBreak="0">
+  <w:abstractNum w:abstractNumId="12" w15:restartNumberingAfterBreak="0">
     <w:nsid w:val="3CD20887"/>
     <w:multiLevelType w:val="multilevel"/>
     <w:tmpl w:val="BB7ABD8C"/>
@@ -8771,7 +6723,156 @@
       </w:rPr>
     </w:lvl>
   </w:abstractNum>
-  <w:abstractNum w:abstractNumId="7" w15:restartNumberingAfterBreak="0">
+  <w:abstractNum w:abstractNumId="13" w15:restartNumberingAfterBreak="0">
+    <w:nsid w:val="3F1A0A41"/>
+    <w:multiLevelType w:val="multilevel"/>
+    <w:tmpl w:val="2D660A18"/>
+    <w:lvl w:ilvl="0">
+      <w:start w:val="1"/>
+      <w:numFmt w:val="bullet"/>
+      <w:lvlText w:val=""/>
+      <w:lvlJc w:val="left"/>
+      <w:pPr>
+        <w:tabs>
+          <w:tab w:val="num" w:pos="720"/>
+        </w:tabs>
+        <w:ind w:left="720" w:hanging="360"/>
+      </w:pPr>
+      <w:rPr>
+        <w:rFonts w:ascii="Symbol" w:hAnsi="Symbol" w:hint="default"/>
+        <w:sz w:val="20"/>
+      </w:rPr>
+    </w:lvl>
+    <w:lvl w:ilvl="1">
+      <w:start w:val="1"/>
+      <w:numFmt w:val="bullet"/>
+      <w:lvlText w:val="o"/>
+      <w:lvlJc w:val="left"/>
+      <w:pPr>
+        <w:tabs>
+          <w:tab w:val="num" w:pos="1440"/>
+        </w:tabs>
+        <w:ind w:left="1440" w:hanging="360"/>
+      </w:pPr>
+      <w:rPr>
+        <w:rFonts w:ascii="Courier New" w:hAnsi="Courier New" w:hint="default"/>
+        <w:sz w:val="20"/>
+      </w:rPr>
+    </w:lvl>
+    <w:lvl w:ilvl="2" w:tentative="1">
+      <w:start w:val="1"/>
+      <w:numFmt w:val="bullet"/>
+      <w:lvlText w:val=""/>
+      <w:lvlJc w:val="left"/>
+      <w:pPr>
+        <w:tabs>
+          <w:tab w:val="num" w:pos="2160"/>
+        </w:tabs>
+        <w:ind w:left="2160" w:hanging="360"/>
+      </w:pPr>
+      <w:rPr>
+        <w:rFonts w:ascii="Wingdings" w:hAnsi="Wingdings" w:hint="default"/>
+        <w:sz w:val="20"/>
+      </w:rPr>
+    </w:lvl>
+    <w:lvl w:ilvl="3" w:tentative="1">
+      <w:start w:val="1"/>
+      <w:numFmt w:val="bullet"/>
+      <w:lvlText w:val=""/>
+      <w:lvlJc w:val="left"/>
+      <w:pPr>
+        <w:tabs>
+          <w:tab w:val="num" w:pos="2880"/>
+        </w:tabs>
+        <w:ind w:left="2880" w:hanging="360"/>
+      </w:pPr>
+      <w:rPr>
+        <w:rFonts w:ascii="Wingdings" w:hAnsi="Wingdings" w:hint="default"/>
+        <w:sz w:val="20"/>
+      </w:rPr>
+    </w:lvl>
+    <w:lvl w:ilvl="4" w:tentative="1">
+      <w:start w:val="1"/>
+      <w:numFmt w:val="bullet"/>
+      <w:lvlText w:val=""/>
+      <w:lvlJc w:val="left"/>
+      <w:pPr>
+        <w:tabs>
+          <w:tab w:val="num" w:pos="3600"/>
+        </w:tabs>
+        <w:ind w:left="3600" w:hanging="360"/>
+      </w:pPr>
+      <w:rPr>
+        <w:rFonts w:ascii="Wingdings" w:hAnsi="Wingdings" w:hint="default"/>
+        <w:sz w:val="20"/>
+      </w:rPr>
+    </w:lvl>
+    <w:lvl w:ilvl="5" w:tentative="1">
+      <w:start w:val="1"/>
+      <w:numFmt w:val="bullet"/>
+      <w:lvlText w:val=""/>
+      <w:lvlJc w:val="left"/>
+      <w:pPr>
+        <w:tabs>
+          <w:tab w:val="num" w:pos="4320"/>
+        </w:tabs>
+        <w:ind w:left="4320" w:hanging="360"/>
+      </w:pPr>
+      <w:rPr>
+        <w:rFonts w:ascii="Wingdings" w:hAnsi="Wingdings" w:hint="default"/>
+        <w:sz w:val="20"/>
+      </w:rPr>
+    </w:lvl>
+    <w:lvl w:ilvl="6" w:tentative="1">
+      <w:start w:val="1"/>
+      <w:numFmt w:val="bullet"/>
+      <w:lvlText w:val=""/>
+      <w:lvlJc w:val="left"/>
+      <w:pPr>
+        <w:tabs>
+          <w:tab w:val="num" w:pos="5040"/>
+        </w:tabs>
+        <w:ind w:left="5040" w:hanging="360"/>
+      </w:pPr>
+      <w:rPr>
+        <w:rFonts w:ascii="Wingdings" w:hAnsi="Wingdings" w:hint="default"/>
+        <w:sz w:val="20"/>
+      </w:rPr>
+    </w:lvl>
+    <w:lvl w:ilvl="7" w:tentative="1">
+      <w:start w:val="1"/>
+      <w:numFmt w:val="bullet"/>
+      <w:lvlText w:val=""/>
+      <w:lvlJc w:val="left"/>
+      <w:pPr>
+        <w:tabs>
+          <w:tab w:val="num" w:pos="5760"/>
+        </w:tabs>
+        <w:ind w:left="5760" w:hanging="360"/>
+      </w:pPr>
+      <w:rPr>
+        <w:rFonts w:ascii="Wingdings" w:hAnsi="Wingdings" w:hint="default"/>
+        <w:sz w:val="20"/>
+      </w:rPr>
+    </w:lvl>
+    <w:lvl w:ilvl="8" w:tentative="1">
+      <w:start w:val="1"/>
+      <w:numFmt w:val="bullet"/>
+      <w:lvlText w:val=""/>
+      <w:lvlJc w:val="left"/>
+      <w:pPr>
+        <w:tabs>
+          <w:tab w:val="num" w:pos="6480"/>
+        </w:tabs>
+        <w:ind w:left="6480" w:hanging="360"/>
+      </w:pPr>
+      <w:rPr>
+        <w:rFonts w:ascii="Wingdings" w:hAnsi="Wingdings" w:hint="default"/>
+        <w:sz w:val="20"/>
+      </w:rPr>
+    </w:lvl>
+  </w:abstractNum>
+  <w:abstractNum w:abstractNumId="14" w15:restartNumberingAfterBreak="0">
     <w:nsid w:val="47850D91"/>
     <w:multiLevelType w:val="multilevel"/>
     <w:tmpl w:val="921489C0"/>
@@ -8920,7 +7021,156 @@
       </w:rPr>
     </w:lvl>
   </w:abstractNum>
-  <w:abstractNum w:abstractNumId="8" w15:restartNumberingAfterBreak="0">
+  <w:abstractNum w:abstractNumId="15" w15:restartNumberingAfterBreak="0">
+    <w:nsid w:val="49F32D98"/>
+    <w:multiLevelType w:val="multilevel"/>
+    <w:tmpl w:val="B4D83F92"/>
+    <w:lvl w:ilvl="0">
+      <w:start w:val="1"/>
+      <w:numFmt w:val="bullet"/>
+      <w:lvlText w:val=""/>
+      <w:lvlJc w:val="left"/>
+      <w:pPr>
+        <w:tabs>
+          <w:tab w:val="num" w:pos="720"/>
+        </w:tabs>
+        <w:ind w:left="720" w:hanging="360"/>
+      </w:pPr>
+      <w:rPr>
+        <w:rFonts w:ascii="Symbol" w:hAnsi="Symbol" w:hint="default"/>
+        <w:sz w:val="20"/>
+      </w:rPr>
+    </w:lvl>
+    <w:lvl w:ilvl="1" w:tentative="1">
+      <w:start w:val="1"/>
+      <w:numFmt w:val="bullet"/>
+      <w:lvlText w:val="o"/>
+      <w:lvlJc w:val="left"/>
+      <w:pPr>
+        <w:tabs>
+          <w:tab w:val="num" w:pos="1440"/>
+        </w:tabs>
+        <w:ind w:left="1440" w:hanging="360"/>
+      </w:pPr>
+      <w:rPr>
+        <w:rFonts w:ascii="Courier New" w:hAnsi="Courier New" w:hint="default"/>
+        <w:sz w:val="20"/>
+      </w:rPr>
+    </w:lvl>
+    <w:lvl w:ilvl="2" w:tentative="1">
+      <w:start w:val="1"/>
+      <w:numFmt w:val="bullet"/>
+      <w:lvlText w:val=""/>
+      <w:lvlJc w:val="left"/>
+      <w:pPr>
+        <w:tabs>
+          <w:tab w:val="num" w:pos="2160"/>
+        </w:tabs>
+        <w:ind w:left="2160" w:hanging="360"/>
+      </w:pPr>
+      <w:rPr>
+        <w:rFonts w:ascii="Wingdings" w:hAnsi="Wingdings" w:hint="default"/>
+        <w:sz w:val="20"/>
+      </w:rPr>
+    </w:lvl>
+    <w:lvl w:ilvl="3" w:tentative="1">
+      <w:start w:val="1"/>
+      <w:numFmt w:val="bullet"/>
+      <w:lvlText w:val=""/>
+      <w:lvlJc w:val="left"/>
+      <w:pPr>
+        <w:tabs>
+          <w:tab w:val="num" w:pos="2880"/>
+        </w:tabs>
+        <w:ind w:left="2880" w:hanging="360"/>
+      </w:pPr>
+      <w:rPr>
+        <w:rFonts w:ascii="Wingdings" w:hAnsi="Wingdings" w:hint="default"/>
+        <w:sz w:val="20"/>
+      </w:rPr>
+    </w:lvl>
+    <w:lvl w:ilvl="4" w:tentative="1">
+      <w:start w:val="1"/>
+      <w:numFmt w:val="bullet"/>
+      <w:lvlText w:val=""/>
+      <w:lvlJc w:val="left"/>
+      <w:pPr>
+        <w:tabs>
+          <w:tab w:val="num" w:pos="3600"/>
+        </w:tabs>
+        <w:ind w:left="3600" w:hanging="360"/>
+      </w:pPr>
+      <w:rPr>
+        <w:rFonts w:ascii="Wingdings" w:hAnsi="Wingdings" w:hint="default"/>
+        <w:sz w:val="20"/>
+      </w:rPr>
+    </w:lvl>
+    <w:lvl w:ilvl="5" w:tentative="1">
+      <w:start w:val="1"/>
+      <w:numFmt w:val="bullet"/>
+      <w:lvlText w:val=""/>
+      <w:lvlJc w:val="left"/>
+      <w:pPr>
+        <w:tabs>
+          <w:tab w:val="num" w:pos="4320"/>
+        </w:tabs>
+        <w:ind w:left="4320" w:hanging="360"/>
+      </w:pPr>
+      <w:rPr>
+        <w:rFonts w:ascii="Wingdings" w:hAnsi="Wingdings" w:hint="default"/>
+        <w:sz w:val="20"/>
+      </w:rPr>
+    </w:lvl>
+    <w:lvl w:ilvl="6" w:tentative="1">
+      <w:start w:val="1"/>
+      <w:numFmt w:val="bullet"/>
+      <w:lvlText w:val=""/>
+      <w:lvlJc w:val="left"/>
+      <w:pPr>
+        <w:tabs>
+          <w:tab w:val="num" w:pos="5040"/>
+        </w:tabs>
+        <w:ind w:left="5040" w:hanging="360"/>
+      </w:pPr>
+      <w:rPr>
+        <w:rFonts w:ascii="Wingdings" w:hAnsi="Wingdings" w:hint="default"/>
+        <w:sz w:val="20"/>
+      </w:rPr>
+    </w:lvl>
+    <w:lvl w:ilvl="7" w:tentative="1">
+      <w:start w:val="1"/>
+      <w:numFmt w:val="bullet"/>
+      <w:lvlText w:val=""/>
+      <w:lvlJc w:val="left"/>
+      <w:pPr>
+        <w:tabs>
+          <w:tab w:val="num" w:pos="5760"/>
+        </w:tabs>
+        <w:ind w:left="5760" w:hanging="360"/>
+      </w:pPr>
+      <w:rPr>
+        <w:rFonts w:ascii="Wingdings" w:hAnsi="Wingdings" w:hint="default"/>
+        <w:sz w:val="20"/>
+      </w:rPr>
+    </w:lvl>
+    <w:lvl w:ilvl="8" w:tentative="1">
+      <w:start w:val="1"/>
+      <w:numFmt w:val="bullet"/>
+      <w:lvlText w:val=""/>
+      <w:lvlJc w:val="left"/>
+      <w:pPr>
+        <w:tabs>
+          <w:tab w:val="num" w:pos="6480"/>
+        </w:tabs>
+        <w:ind w:left="6480" w:hanging="360"/>
+      </w:pPr>
+      <w:rPr>
+        <w:rFonts w:ascii="Wingdings" w:hAnsi="Wingdings" w:hint="default"/>
+        <w:sz w:val="20"/>
+      </w:rPr>
+    </w:lvl>
+  </w:abstractNum>
+  <w:abstractNum w:abstractNumId="16" w15:restartNumberingAfterBreak="0">
     <w:nsid w:val="4F721C88"/>
     <w:multiLevelType w:val="hybridMultilevel"/>
     <w:tmpl w:val="4CDAD5C2"/>
@@ -9010,7 +7260,7 @@
       </w:pPr>
     </w:lvl>
   </w:abstractNum>
-  <w:abstractNum w:abstractNumId="9" w15:restartNumberingAfterBreak="0">
+  <w:abstractNum w:abstractNumId="17" w15:restartNumberingAfterBreak="0">
     <w:nsid w:val="50B15108"/>
     <w:multiLevelType w:val="hybridMultilevel"/>
     <w:tmpl w:val="4CDAD5C2"/>
@@ -9100,7 +7350,7 @@
       </w:pPr>
     </w:lvl>
   </w:abstractNum>
-  <w:abstractNum w:abstractNumId="10" w15:restartNumberingAfterBreak="0">
+  <w:abstractNum w:abstractNumId="18" w15:restartNumberingAfterBreak="0">
     <w:nsid w:val="57B750AC"/>
     <w:multiLevelType w:val="hybridMultilevel"/>
     <w:tmpl w:val="3B6CF1C0"/>
@@ -9240,7 +7490,7 @@
       </w:rPr>
     </w:lvl>
   </w:abstractNum>
-  <w:abstractNum w:abstractNumId="11" w15:restartNumberingAfterBreak="0">
+  <w:abstractNum w:abstractNumId="19" w15:restartNumberingAfterBreak="0">
     <w:nsid w:val="59ED1234"/>
     <w:multiLevelType w:val="hybridMultilevel"/>
     <w:tmpl w:val="09FC5434"/>
@@ -9329,7 +7579,120 @@
       </w:pPr>
     </w:lvl>
   </w:abstractNum>
-  <w:abstractNum w:abstractNumId="12" w15:restartNumberingAfterBreak="0">
+  <w:abstractNum w:abstractNumId="20" w15:restartNumberingAfterBreak="0">
+    <w:nsid w:val="5D246EDE"/>
+    <w:multiLevelType w:val="multilevel"/>
+    <w:tmpl w:val="27706B84"/>
+    <w:lvl w:ilvl="0">
+      <w:start w:val="1"/>
+      <w:numFmt w:val="decimal"/>
+      <w:lvlText w:val="%1."/>
+      <w:lvlJc w:val="left"/>
+      <w:pPr>
+        <w:tabs>
+          <w:tab w:val="num" w:pos="720"/>
+        </w:tabs>
+        <w:ind w:left="720" w:hanging="360"/>
+      </w:pPr>
+    </w:lvl>
+    <w:lvl w:ilvl="1" w:tentative="1">
+      <w:start w:val="1"/>
+      <w:numFmt w:val="decimal"/>
+      <w:lvlText w:val="%2."/>
+      <w:lvlJc w:val="left"/>
+      <w:pPr>
+        <w:tabs>
+          <w:tab w:val="num" w:pos="1440"/>
+        </w:tabs>
+        <w:ind w:left="1440" w:hanging="360"/>
+      </w:pPr>
+    </w:lvl>
+    <w:lvl w:ilvl="2" w:tentative="1">
+      <w:start w:val="1"/>
+      <w:numFmt w:val="decimal"/>
+      <w:lvlText w:val="%3."/>
+      <w:lvlJc w:val="left"/>
+      <w:pPr>
+        <w:tabs>
+          <w:tab w:val="num" w:pos="2160"/>
+        </w:tabs>
+        <w:ind w:left="2160" w:hanging="360"/>
+      </w:pPr>
+    </w:lvl>
+    <w:lvl w:ilvl="3" w:tentative="1">
+      <w:start w:val="1"/>
+      <w:numFmt w:val="decimal"/>
+      <w:lvlText w:val="%4."/>
+      <w:lvlJc w:val="left"/>
+      <w:pPr>
+        <w:tabs>
+          <w:tab w:val="num" w:pos="2880"/>
+        </w:tabs>
+        <w:ind w:left="2880" w:hanging="360"/>
+      </w:pPr>
+    </w:lvl>
+    <w:lvl w:ilvl="4" w:tentative="1">
+      <w:start w:val="1"/>
+      <w:numFmt w:val="decimal"/>
+      <w:lvlText w:val="%5."/>
+      <w:lvlJc w:val="left"/>
+      <w:pPr>
+        <w:tabs>
+          <w:tab w:val="num" w:pos="3600"/>
+        </w:tabs>
+        <w:ind w:left="3600" w:hanging="360"/>
+      </w:pPr>
+    </w:lvl>
+    <w:lvl w:ilvl="5" w:tentative="1">
+      <w:start w:val="1"/>
+      <w:numFmt w:val="decimal"/>
+      <w:lvlText w:val="%6."/>
+      <w:lvlJc w:val="left"/>
+      <w:pPr>
+        <w:tabs>
+          <w:tab w:val="num" w:pos="4320"/>
+        </w:tabs>
+        <w:ind w:left="4320" w:hanging="360"/>
+      </w:pPr>
+    </w:lvl>
+    <w:lvl w:ilvl="6" w:tentative="1">
+      <w:start w:val="1"/>
+      <w:numFmt w:val="decimal"/>
+      <w:lvlText w:val="%7."/>
+      <w:lvlJc w:val="left"/>
+      <w:pPr>
+        <w:tabs>
+          <w:tab w:val="num" w:pos="5040"/>
+        </w:tabs>
+        <w:ind w:left="5040" w:hanging="360"/>
+      </w:pPr>
+    </w:lvl>
+    <w:lvl w:ilvl="7" w:tentative="1">
+      <w:start w:val="1"/>
+      <w:numFmt w:val="decimal"/>
+      <w:lvlText w:val="%8."/>
+      <w:lvlJc w:val="left"/>
+      <w:pPr>
+        <w:tabs>
+          <w:tab w:val="num" w:pos="5760"/>
+        </w:tabs>
+        <w:ind w:left="5760" w:hanging="360"/>
+      </w:pPr>
+    </w:lvl>
+    <w:lvl w:ilvl="8" w:tentative="1">
+      <w:start w:val="1"/>
+      <w:numFmt w:val="decimal"/>
+      <w:lvlText w:val="%9."/>
+      <w:lvlJc w:val="left"/>
+      <w:pPr>
+        <w:tabs>
+          <w:tab w:val="num" w:pos="6480"/>
+        </w:tabs>
+        <w:ind w:left="6480" w:hanging="360"/>
+      </w:pPr>
+    </w:lvl>
+  </w:abstractNum>
+  <w:abstractNum w:abstractNumId="21" w15:restartNumberingAfterBreak="0">
     <w:nsid w:val="5FCB2FE9"/>
     <w:multiLevelType w:val="hybridMultilevel"/>
     <w:tmpl w:val="62A26146"/>
@@ -9442,7 +7805,7 @@
       </w:rPr>
     </w:lvl>
   </w:abstractNum>
-  <w:abstractNum w:abstractNumId="13" w15:restartNumberingAfterBreak="0">
+  <w:abstractNum w:abstractNumId="22" w15:restartNumberingAfterBreak="0">
     <w:nsid w:val="5FF86D20"/>
     <w:multiLevelType w:val="hybridMultilevel"/>
     <w:tmpl w:val="6D2E1060"/>
@@ -9528,7 +7891,7 @@
       </w:pPr>
     </w:lvl>
   </w:abstractNum>
-  <w:abstractNum w:abstractNumId="14" w15:restartNumberingAfterBreak="0">
+  <w:abstractNum w:abstractNumId="23" w15:restartNumberingAfterBreak="0">
     <w:nsid w:val="62900987"/>
     <w:multiLevelType w:val="multilevel"/>
     <w:tmpl w:val="921489C0"/>
@@ -9677,7 +8040,120 @@
       </w:rPr>
     </w:lvl>
   </w:abstractNum>
-  <w:abstractNum w:abstractNumId="15" w15:restartNumberingAfterBreak="0">
+  <w:abstractNum w:abstractNumId="24" w15:restartNumberingAfterBreak="0">
+    <w:nsid w:val="6618030C"/>
+    <w:multiLevelType w:val="multilevel"/>
+    <w:tmpl w:val="4208ABBE"/>
+    <w:lvl w:ilvl="0">
+      <w:start w:val="1"/>
+      <w:numFmt w:val="decimal"/>
+      <w:lvlText w:val="%1."/>
+      <w:lvlJc w:val="left"/>
+      <w:pPr>
+        <w:tabs>
+          <w:tab w:val="num" w:pos="1080"/>
+        </w:tabs>
+        <w:ind w:left="1080" w:hanging="360"/>
+      </w:pPr>
+    </w:lvl>
+    <w:lvl w:ilvl="1" w:tentative="1">
+      <w:start w:val="1"/>
+      <w:numFmt w:val="decimal"/>
+      <w:lvlText w:val="%2."/>
+      <w:lvlJc w:val="left"/>
+      <w:pPr>
+        <w:tabs>
+          <w:tab w:val="num" w:pos="1800"/>
+        </w:tabs>
+        <w:ind w:left="1800" w:hanging="360"/>
+      </w:pPr>
+    </w:lvl>
+    <w:lvl w:ilvl="2" w:tentative="1">
+      <w:start w:val="1"/>
+      <w:numFmt w:val="decimal"/>
+      <w:lvlText w:val="%3."/>
+      <w:lvlJc w:val="left"/>
+      <w:pPr>
+        <w:tabs>
+          <w:tab w:val="num" w:pos="2520"/>
+        </w:tabs>
+        <w:ind w:left="2520" w:hanging="360"/>
+      </w:pPr>
+    </w:lvl>
+    <w:lvl w:ilvl="3" w:tentative="1">
+      <w:start w:val="1"/>
+      <w:numFmt w:val="decimal"/>
+      <w:lvlText w:val="%4."/>
+      <w:lvlJc w:val="left"/>
+      <w:pPr>
+        <w:tabs>
+          <w:tab w:val="num" w:pos="3240"/>
+        </w:tabs>
+        <w:ind w:left="3240" w:hanging="360"/>
+      </w:pPr>
+    </w:lvl>
+    <w:lvl w:ilvl="4" w:tentative="1">
+      <w:start w:val="1"/>
+      <w:numFmt w:val="decimal"/>
+      <w:lvlText w:val="%5."/>
+      <w:lvlJc w:val="left"/>
+      <w:pPr>
+        <w:tabs>
+          <w:tab w:val="num" w:pos="3960"/>
+        </w:tabs>
+        <w:ind w:left="3960" w:hanging="360"/>
+      </w:pPr>
+    </w:lvl>
+    <w:lvl w:ilvl="5" w:tentative="1">
+      <w:start w:val="1"/>
+      <w:numFmt w:val="decimal"/>
+      <w:lvlText w:val="%6."/>
+      <w:lvlJc w:val="left"/>
+      <w:pPr>
+        <w:tabs>
+          <w:tab w:val="num" w:pos="4680"/>
+        </w:tabs>
+        <w:ind w:left="4680" w:hanging="360"/>
+      </w:pPr>
+    </w:lvl>
+    <w:lvl w:ilvl="6" w:tentative="1">
+      <w:start w:val="1"/>
+      <w:numFmt w:val="decimal"/>
+      <w:lvlText w:val="%7."/>
+      <w:lvlJc w:val="left"/>
+      <w:pPr>
+        <w:tabs>
+          <w:tab w:val="num" w:pos="5400"/>
+        </w:tabs>
+        <w:ind w:left="5400" w:hanging="360"/>
+      </w:pPr>
+    </w:lvl>
+    <w:lvl w:ilvl="7" w:tentative="1">
+      <w:start w:val="1"/>
+      <w:numFmt w:val="decimal"/>
+      <w:lvlText w:val="%8."/>
+      <w:lvlJc w:val="left"/>
+      <w:pPr>
+        <w:tabs>
+          <w:tab w:val="num" w:pos="6120"/>
+        </w:tabs>
+        <w:ind w:left="6120" w:hanging="360"/>
+      </w:pPr>
+    </w:lvl>
+    <w:lvl w:ilvl="8" w:tentative="1">
+      <w:start w:val="1"/>
+      <w:numFmt w:val="decimal"/>
+      <w:lvlText w:val="%9."/>
+      <w:lvlJc w:val="left"/>
+      <w:pPr>
+        <w:tabs>
+          <w:tab w:val="num" w:pos="6840"/>
+        </w:tabs>
+        <w:ind w:left="6840" w:hanging="360"/>
+      </w:pPr>
+    </w:lvl>
+  </w:abstractNum>
+  <w:abstractNum w:abstractNumId="25" w15:restartNumberingAfterBreak="0">
     <w:nsid w:val="6A88388F"/>
     <w:multiLevelType w:val="hybridMultilevel"/>
     <w:tmpl w:val="D65633DA"/>
@@ -9766,7 +8242,7 @@
       </w:pPr>
     </w:lvl>
   </w:abstractNum>
-  <w:abstractNum w:abstractNumId="16" w15:restartNumberingAfterBreak="0">
+  <w:abstractNum w:abstractNumId="26" w15:restartNumberingAfterBreak="0">
     <w:nsid w:val="733219E3"/>
     <w:multiLevelType w:val="multilevel"/>
     <w:tmpl w:val="921489C0"/>
@@ -9915,7 +8391,7 @@
       </w:rPr>
     </w:lvl>
   </w:abstractNum>
-  <w:abstractNum w:abstractNumId="17" w15:restartNumberingAfterBreak="0">
+  <w:abstractNum w:abstractNumId="27" w15:restartNumberingAfterBreak="0">
     <w:nsid w:val="77FB1F02"/>
     <w:multiLevelType w:val="hybridMultilevel"/>
     <w:tmpl w:val="AE84B284"/>
@@ -10001,7 +8477,7 @@
       </w:pPr>
     </w:lvl>
   </w:abstractNum>
-  <w:abstractNum w:abstractNumId="18" w15:restartNumberingAfterBreak="0">
+  <w:abstractNum w:abstractNumId="28" w15:restartNumberingAfterBreak="0">
     <w:nsid w:val="7B345467"/>
     <w:multiLevelType w:val="multilevel"/>
     <w:tmpl w:val="CA4EBB1A"/>
@@ -10124,94 +8600,124 @@
     </w:lvl>
   </w:abstractNum>
   <w:num w:numId="1" w16cid:durableId="1303345677">
+    <w:abstractNumId w:val="3"/>
+  </w:num>
+  <w:num w:numId="2" w16cid:durableId="321474847">
+    <w:abstractNumId w:val="18"/>
+  </w:num>
+  <w:num w:numId="3" w16cid:durableId="667636229">
+    <w:abstractNumId w:val="6"/>
+  </w:num>
+  <w:num w:numId="4" w16cid:durableId="654799379">
+    <w:abstractNumId w:val="25"/>
+  </w:num>
+  <w:num w:numId="5" w16cid:durableId="2049601636">
+    <w:abstractNumId w:val="19"/>
+  </w:num>
+  <w:num w:numId="6" w16cid:durableId="39478497">
+    <w:abstractNumId w:val="22"/>
+  </w:num>
+  <w:num w:numId="7" w16cid:durableId="1657687922">
+    <w:abstractNumId w:val="28"/>
+  </w:num>
+  <w:num w:numId="8" w16cid:durableId="446897144">
+    <w:abstractNumId w:val="28"/>
+  </w:num>
+  <w:num w:numId="9" w16cid:durableId="48581784">
+    <w:abstractNumId w:val="28"/>
+  </w:num>
+  <w:num w:numId="10" w16cid:durableId="388573545">
+    <w:abstractNumId w:val="28"/>
+  </w:num>
+  <w:num w:numId="11" w16cid:durableId="994453872">
+    <w:abstractNumId w:val="28"/>
+  </w:num>
+  <w:num w:numId="12" w16cid:durableId="1730104906">
+    <w:abstractNumId w:val="28"/>
+  </w:num>
+  <w:num w:numId="13" w16cid:durableId="586960828">
+    <w:abstractNumId w:val="28"/>
+  </w:num>
+  <w:num w:numId="14" w16cid:durableId="1343437196">
+    <w:abstractNumId w:val="28"/>
+  </w:num>
+  <w:num w:numId="15" w16cid:durableId="1442840730">
+    <w:abstractNumId w:val="28"/>
+  </w:num>
+  <w:num w:numId="16" w16cid:durableId="1242640860">
+    <w:abstractNumId w:val="28"/>
+  </w:num>
+  <w:num w:numId="17" w16cid:durableId="766081342">
+    <w:abstractNumId w:val="11"/>
+  </w:num>
+  <w:num w:numId="18" w16cid:durableId="961813546">
+    <w:abstractNumId w:val="7"/>
+  </w:num>
+  <w:num w:numId="19" w16cid:durableId="382144792">
+    <w:abstractNumId w:val="4"/>
+  </w:num>
+  <w:num w:numId="20" w16cid:durableId="810177191">
+    <w:abstractNumId w:val="16"/>
+  </w:num>
+  <w:num w:numId="21" w16cid:durableId="1583173244">
+    <w:abstractNumId w:val="17"/>
+  </w:num>
+  <w:num w:numId="22" w16cid:durableId="736056319">
+    <w:abstractNumId w:val="8"/>
+  </w:num>
+  <w:num w:numId="23" w16cid:durableId="1053970590">
+    <w:abstractNumId w:val="28"/>
+  </w:num>
+  <w:num w:numId="24" w16cid:durableId="828252289">
+    <w:abstractNumId w:val="28"/>
+  </w:num>
+  <w:num w:numId="25" w16cid:durableId="1075862257">
+    <w:abstractNumId w:val="27"/>
+  </w:num>
+  <w:num w:numId="26" w16cid:durableId="258372637">
+    <w:abstractNumId w:val="12"/>
+  </w:num>
+  <w:num w:numId="27" w16cid:durableId="1978216379">
+    <w:abstractNumId w:val="26"/>
+  </w:num>
+  <w:num w:numId="28" w16cid:durableId="1538006907">
+    <w:abstractNumId w:val="21"/>
+  </w:num>
+  <w:num w:numId="29" w16cid:durableId="517474939">
+    <w:abstractNumId w:val="23"/>
+  </w:num>
+  <w:num w:numId="30" w16cid:durableId="752048031">
+    <w:abstractNumId w:val="14"/>
+  </w:num>
+  <w:num w:numId="31" w16cid:durableId="1515413029">
     <w:abstractNumId w:val="0"/>
   </w:num>
-  <w:num w:numId="2" w16cid:durableId="321474847">
-    <w:abstractNumId w:val="10"/>
+  <w:num w:numId="32" w16cid:durableId="1353457477">
+    <w:abstractNumId w:val="1"/>
   </w:num>
-  <w:num w:numId="3" w16cid:durableId="667636229">
+  <w:num w:numId="33" w16cid:durableId="33118556">
+    <w:abstractNumId w:val="20"/>
+  </w:num>
+  <w:num w:numId="34" w16cid:durableId="1469005645">
     <w:abstractNumId w:val="2"/>
   </w:num>
-  <w:num w:numId="4" w16cid:durableId="654799379">
+  <w:num w:numId="35" w16cid:durableId="1442605466">
+    <w:abstractNumId w:val="13"/>
+  </w:num>
+  <w:num w:numId="36" w16cid:durableId="158928107">
+    <w:abstractNumId w:val="5"/>
+  </w:num>
+  <w:num w:numId="37" w16cid:durableId="483669458">
     <w:abstractNumId w:val="15"/>
   </w:num>
-  <w:num w:numId="5" w16cid:durableId="2049601636">
-    <w:abstractNumId w:val="11"/>
+  <w:num w:numId="38" w16cid:durableId="231044164">
+    <w:abstractNumId w:val="24"/>
   </w:num>
-  <w:num w:numId="6" w16cid:durableId="39478497">
-    <w:abstractNumId w:val="13"/>
-  </w:num>
-  <w:num w:numId="7" w16cid:durableId="1657687922">
-    <w:abstractNumId w:val="18"/>
-  </w:num>
-  <w:num w:numId="8" w16cid:durableId="446897144">
-    <w:abstractNumId w:val="18"/>
-  </w:num>
-  <w:num w:numId="9" w16cid:durableId="48581784">
-    <w:abstractNumId w:val="18"/>
-  </w:num>
-  <w:num w:numId="10" w16cid:durableId="388573545">
-    <w:abstractNumId w:val="18"/>
-  </w:num>
-  <w:num w:numId="11" w16cid:durableId="994453872">
-    <w:abstractNumId w:val="18"/>
-  </w:num>
-  <w:num w:numId="12" w16cid:durableId="1730104906">
-    <w:abstractNumId w:val="18"/>
-  </w:num>
-  <w:num w:numId="13" w16cid:durableId="586960828">
-    <w:abstractNumId w:val="18"/>
-  </w:num>
-  <w:num w:numId="14" w16cid:durableId="1343437196">
-    <w:abstractNumId w:val="18"/>
-  </w:num>
-  <w:num w:numId="15" w16cid:durableId="1442840730">
-    <w:abstractNumId w:val="18"/>
-  </w:num>
-  <w:num w:numId="16" w16cid:durableId="1242640860">
-    <w:abstractNumId w:val="18"/>
-  </w:num>
-  <w:num w:numId="17" w16cid:durableId="766081342">
-    <w:abstractNumId w:val="5"/>
-  </w:num>
-  <w:num w:numId="18" w16cid:durableId="961813546">
-    <w:abstractNumId w:val="3"/>
-  </w:num>
-  <w:num w:numId="19" w16cid:durableId="382144792">
-    <w:abstractNumId w:val="1"/>
-  </w:num>
-  <w:num w:numId="20" w16cid:durableId="810177191">
-    <w:abstractNumId w:val="8"/>
-  </w:num>
-  <w:num w:numId="21" w16cid:durableId="1583173244">
+  <w:num w:numId="39" w16cid:durableId="1959948016">
     <w:abstractNumId w:val="9"/>
   </w:num>
-  <w:num w:numId="22" w16cid:durableId="736056319">
-    <w:abstractNumId w:val="4"/>
-  </w:num>
-  <w:num w:numId="23" w16cid:durableId="1053970590">
-    <w:abstractNumId w:val="18"/>
-  </w:num>
-  <w:num w:numId="24" w16cid:durableId="828252289">
-    <w:abstractNumId w:val="18"/>
-  </w:num>
-  <w:num w:numId="25" w16cid:durableId="1075862257">
-    <w:abstractNumId w:val="17"/>
-  </w:num>
-  <w:num w:numId="26" w16cid:durableId="258372637">
-    <w:abstractNumId w:val="6"/>
-  </w:num>
-  <w:num w:numId="27" w16cid:durableId="1978216379">
-    <w:abstractNumId w:val="16"/>
-  </w:num>
-  <w:num w:numId="28" w16cid:durableId="1538006907">
-    <w:abstractNumId w:val="12"/>
-  </w:num>
-  <w:num w:numId="29" w16cid:durableId="517474939">
-    <w:abstractNumId w:val="14"/>
-  </w:num>
-  <w:num w:numId="30" w16cid:durableId="752048031">
-    <w:abstractNumId w:val="7"/>
+  <w:num w:numId="40" w16cid:durableId="106658934">
+    <w:abstractNumId w:val="10"/>
   </w:num>
 </w:numbering>
 </file>
@@ -10845,7 +9351,6 @@
   <w:style w:type="character" w:default="1" w:styleId="DefaultParagraphFont">
     <w:name w:val="Default Paragraph Font"/>
     <w:uiPriority w:val="1"/>
-    <w:semiHidden/>
     <w:unhideWhenUsed/>
   </w:style>
   <w:style w:type="table" w:default="1" w:styleId="TableNormal">
